--- a/journey/journal/week1/command_logs_week1.docx
+++ b/journey/journal/week1/command_logs_week1.docx
@@ -3314,6 +3314,3780 @@
         <w:rPr>
           <w:rFonts w:eastAsiaTheme="minorEastAsia"/>
         </w:rPr>
+        <w:t>Basic commands</w:t>
+      </w:r>
+    </w:p>
+    <w:p>
+      <w:pPr>
+        <w:pStyle w:val="Heading2"/>
+      </w:pPr>
+      <w:r>
+        <w:t>File Operations Commands</w:t>
+      </w:r>
+    </w:p>
+    <w:tbl>
+      <w:tblPr>
+        <w:tblW w:w="0" w:type="auto"/>
+        <w:tblCellSpacing w:w="15" w:type="dxa"/>
+        <w:tblCellMar>
+          <w:top w:w="15" w:type="dxa"/>
+          <w:left w:w="15" w:type="dxa"/>
+          <w:bottom w:w="15" w:type="dxa"/>
+          <w:right w:w="15" w:type="dxa"/>
+        </w:tblCellMar>
+        <w:tblLook w:val="04A0" w:firstRow="1" w:lastRow="0" w:firstColumn="1" w:lastColumn="0" w:noHBand="0" w:noVBand="1"/>
+      </w:tblPr>
+      <w:tblGrid>
+        <w:gridCol w:w="1013"/>
+        <w:gridCol w:w="3817"/>
+        <w:gridCol w:w="3436"/>
+      </w:tblGrid>
+      <w:tr>
+        <w:trPr>
+          <w:tblHeader/>
+          <w:tblCellSpacing w:w="15" w:type="dxa"/>
+        </w:trPr>
+        <w:tc>
+          <w:tcPr>
+            <w:tcW w:w="0" w:type="auto"/>
+            <w:vAlign w:val="center"/>
+            <w:hideMark/>
+          </w:tcPr>
+          <w:p>
+            <w:pPr>
+              <w:jc w:val="center"/>
+              <w:rPr>
+                <w:b/>
+                <w:bCs/>
+              </w:rPr>
+            </w:pPr>
+            <w:r>
+              <w:rPr>
+                <w:b/>
+                <w:bCs/>
+              </w:rPr>
+              <w:t>Command</w:t>
+            </w:r>
+          </w:p>
+        </w:tc>
+        <w:tc>
+          <w:tcPr>
+            <w:tcW w:w="0" w:type="auto"/>
+            <w:vAlign w:val="center"/>
+            <w:hideMark/>
+          </w:tcPr>
+          <w:p>
+            <w:pPr>
+              <w:jc w:val="center"/>
+              <w:rPr>
+                <w:b/>
+                <w:bCs/>
+              </w:rPr>
+            </w:pPr>
+            <w:r>
+              <w:rPr>
+                <w:b/>
+                <w:bCs/>
+              </w:rPr>
+              <w:t>Use</w:t>
+            </w:r>
+          </w:p>
+        </w:tc>
+        <w:tc>
+          <w:tcPr>
+            <w:tcW w:w="0" w:type="auto"/>
+            <w:vAlign w:val="center"/>
+            <w:hideMark/>
+          </w:tcPr>
+          <w:p>
+            <w:pPr>
+              <w:jc w:val="center"/>
+              <w:rPr>
+                <w:b/>
+                <w:bCs/>
+              </w:rPr>
+            </w:pPr>
+            <w:r>
+              <w:rPr>
+                <w:b/>
+                <w:bCs/>
+              </w:rPr>
+              <w:t>Example</w:t>
+            </w:r>
+          </w:p>
+        </w:tc>
+      </w:tr>
+      <w:tr>
+        <w:trPr>
+          <w:tblCellSpacing w:w="15" w:type="dxa"/>
+        </w:trPr>
+        <w:tc>
+          <w:tcPr>
+            <w:tcW w:w="0" w:type="auto"/>
+            <w:vAlign w:val="center"/>
+            <w:hideMark/>
+          </w:tcPr>
+          <w:p>
+            <w:r>
+              <w:rPr>
+                <w:rStyle w:val="HTMLCode"/>
+                <w:rFonts w:eastAsiaTheme="minorEastAsia"/>
+              </w:rPr>
+              <w:t>mv</w:t>
+            </w:r>
+          </w:p>
+        </w:tc>
+        <w:tc>
+          <w:tcPr>
+            <w:tcW w:w="0" w:type="auto"/>
+            <w:vAlign w:val="center"/>
+            <w:hideMark/>
+          </w:tcPr>
+          <w:p>
+            <w:r>
+              <w:t>Move or rename a file</w:t>
+            </w:r>
+          </w:p>
+        </w:tc>
+        <w:tc>
+          <w:tcPr>
+            <w:tcW w:w="0" w:type="auto"/>
+            <w:vAlign w:val="center"/>
+            <w:hideMark/>
+          </w:tcPr>
+          <w:p>
+            <w:r>
+              <w:rPr>
+                <w:rStyle w:val="HTMLCode"/>
+                <w:rFonts w:eastAsiaTheme="minorEastAsia"/>
+              </w:rPr>
+              <w:t>mv old.txt new.txt</w:t>
+            </w:r>
+          </w:p>
+        </w:tc>
+      </w:tr>
+      <w:tr>
+        <w:trPr>
+          <w:tblCellSpacing w:w="15" w:type="dxa"/>
+        </w:trPr>
+        <w:tc>
+          <w:tcPr>
+            <w:tcW w:w="0" w:type="auto"/>
+            <w:vAlign w:val="center"/>
+            <w:hideMark/>
+          </w:tcPr>
+          <w:p>
+            <w:r>
+              <w:rPr>
+                <w:rStyle w:val="HTMLCode"/>
+                <w:rFonts w:eastAsiaTheme="minorEastAsia"/>
+              </w:rPr>
+              <w:t>cp</w:t>
+            </w:r>
+          </w:p>
+        </w:tc>
+        <w:tc>
+          <w:tcPr>
+            <w:tcW w:w="0" w:type="auto"/>
+            <w:vAlign w:val="center"/>
+            <w:hideMark/>
+          </w:tcPr>
+          <w:p>
+            <w:r>
+              <w:t>Copy a file</w:t>
+            </w:r>
+          </w:p>
+        </w:tc>
+        <w:tc>
+          <w:tcPr>
+            <w:tcW w:w="0" w:type="auto"/>
+            <w:vAlign w:val="center"/>
+            <w:hideMark/>
+          </w:tcPr>
+          <w:p>
+            <w:r>
+              <w:rPr>
+                <w:rStyle w:val="HTMLCode"/>
+                <w:rFonts w:eastAsiaTheme="minorEastAsia"/>
+              </w:rPr>
+              <w:t>cp file1.txt file2.txt</w:t>
+            </w:r>
+          </w:p>
+        </w:tc>
+      </w:tr>
+      <w:tr>
+        <w:trPr>
+          <w:tblCellSpacing w:w="15" w:type="dxa"/>
+        </w:trPr>
+        <w:tc>
+          <w:tcPr>
+            <w:tcW w:w="0" w:type="auto"/>
+            <w:vAlign w:val="center"/>
+            <w:hideMark/>
+          </w:tcPr>
+          <w:p>
+            <w:r>
+              <w:rPr>
+                <w:rStyle w:val="HTMLCode"/>
+                <w:rFonts w:eastAsiaTheme="minorEastAsia"/>
+              </w:rPr>
+              <w:t>cp -r</w:t>
+            </w:r>
+          </w:p>
+        </w:tc>
+        <w:tc>
+          <w:tcPr>
+            <w:tcW w:w="0" w:type="auto"/>
+            <w:vAlign w:val="center"/>
+            <w:hideMark/>
+          </w:tcPr>
+          <w:p>
+            <w:r>
+              <w:t>Copy a directory and everything inside it</w:t>
+            </w:r>
+          </w:p>
+        </w:tc>
+        <w:tc>
+          <w:tcPr>
+            <w:tcW w:w="0" w:type="auto"/>
+            <w:vAlign w:val="center"/>
+            <w:hideMark/>
+          </w:tcPr>
+          <w:p>
+            <w:r>
+              <w:rPr>
+                <w:rStyle w:val="HTMLCode"/>
+                <w:rFonts w:eastAsiaTheme="minorEastAsia"/>
+              </w:rPr>
+              <w:t>cp -r folder1 folder2</w:t>
+            </w:r>
+          </w:p>
+        </w:tc>
+      </w:tr>
+      <w:tr>
+        <w:trPr>
+          <w:tblCellSpacing w:w="15" w:type="dxa"/>
+        </w:trPr>
+        <w:tc>
+          <w:tcPr>
+            <w:tcW w:w="0" w:type="auto"/>
+            <w:vAlign w:val="center"/>
+            <w:hideMark/>
+          </w:tcPr>
+          <w:p>
+            <w:r>
+              <w:rPr>
+                <w:rStyle w:val="HTMLCode"/>
+                <w:rFonts w:eastAsiaTheme="minorEastAsia"/>
+              </w:rPr>
+              <w:t>rm</w:t>
+            </w:r>
+          </w:p>
+        </w:tc>
+        <w:tc>
+          <w:tcPr>
+            <w:tcW w:w="0" w:type="auto"/>
+            <w:vAlign w:val="center"/>
+            <w:hideMark/>
+          </w:tcPr>
+          <w:p>
+            <w:r>
+              <w:t>Delete a file</w:t>
+            </w:r>
+          </w:p>
+        </w:tc>
+        <w:tc>
+          <w:tcPr>
+            <w:tcW w:w="0" w:type="auto"/>
+            <w:vAlign w:val="center"/>
+            <w:hideMark/>
+          </w:tcPr>
+          <w:p>
+            <w:r>
+              <w:rPr>
+                <w:rStyle w:val="HTMLCode"/>
+                <w:rFonts w:eastAsiaTheme="minorEastAsia"/>
+              </w:rPr>
+              <w:t>rm file.txt</w:t>
+            </w:r>
+          </w:p>
+        </w:tc>
+      </w:tr>
+      <w:tr>
+        <w:trPr>
+          <w:tblCellSpacing w:w="15" w:type="dxa"/>
+        </w:trPr>
+        <w:tc>
+          <w:tcPr>
+            <w:tcW w:w="0" w:type="auto"/>
+            <w:vAlign w:val="center"/>
+            <w:hideMark/>
+          </w:tcPr>
+          <w:p>
+            <w:r>
+              <w:rPr>
+                <w:rStyle w:val="HTMLCode"/>
+                <w:rFonts w:eastAsiaTheme="minorEastAsia"/>
+              </w:rPr>
+              <w:t>rm -rf</w:t>
+            </w:r>
+          </w:p>
+        </w:tc>
+        <w:tc>
+          <w:tcPr>
+            <w:tcW w:w="0" w:type="auto"/>
+            <w:vAlign w:val="center"/>
+            <w:hideMark/>
+          </w:tcPr>
+          <w:p>
+            <w:r>
+              <w:t>Delete a directory and everything inside</w:t>
+            </w:r>
+          </w:p>
+        </w:tc>
+        <w:tc>
+          <w:tcPr>
+            <w:tcW w:w="0" w:type="auto"/>
+            <w:vAlign w:val="center"/>
+            <w:hideMark/>
+          </w:tcPr>
+          <w:p>
+            <w:r>
+              <w:rPr>
+                <w:rStyle w:val="HTMLCode"/>
+                <w:rFonts w:eastAsiaTheme="minorEastAsia"/>
+              </w:rPr>
+              <w:t>rm -rf folder</w:t>
+            </w:r>
+          </w:p>
+        </w:tc>
+      </w:tr>
+      <w:tr>
+        <w:trPr>
+          <w:tblCellSpacing w:w="15" w:type="dxa"/>
+        </w:trPr>
+        <w:tc>
+          <w:tcPr>
+            <w:tcW w:w="0" w:type="auto"/>
+            <w:vAlign w:val="center"/>
+            <w:hideMark/>
+          </w:tcPr>
+          <w:p>
+            <w:proofErr w:type="spellStart"/>
+            <w:r>
+              <w:rPr>
+                <w:rStyle w:val="HTMLCode"/>
+                <w:rFonts w:eastAsiaTheme="minorEastAsia"/>
+              </w:rPr>
+              <w:t>rmdir</w:t>
+            </w:r>
+            <w:proofErr w:type="spellEnd"/>
+          </w:p>
+        </w:tc>
+        <w:tc>
+          <w:tcPr>
+            <w:tcW w:w="0" w:type="auto"/>
+            <w:vAlign w:val="center"/>
+            <w:hideMark/>
+          </w:tcPr>
+          <w:p>
+            <w:r>
+              <w:t xml:space="preserve">Delete an </w:t>
+            </w:r>
+            <w:r>
+              <w:rPr>
+                <w:rStyle w:val="Strong"/>
+              </w:rPr>
+              <w:t>empty</w:t>
+            </w:r>
+            <w:r>
+              <w:t xml:space="preserve"> directory</w:t>
+            </w:r>
+          </w:p>
+        </w:tc>
+        <w:tc>
+          <w:tcPr>
+            <w:tcW w:w="0" w:type="auto"/>
+            <w:vAlign w:val="center"/>
+            <w:hideMark/>
+          </w:tcPr>
+          <w:p>
+            <w:proofErr w:type="spellStart"/>
+            <w:r>
+              <w:rPr>
+                <w:rStyle w:val="HTMLCode"/>
+                <w:rFonts w:eastAsiaTheme="minorEastAsia"/>
+              </w:rPr>
+              <w:t>rmdir</w:t>
+            </w:r>
+            <w:proofErr w:type="spellEnd"/>
+            <w:r>
+              <w:rPr>
+                <w:rStyle w:val="HTMLCode"/>
+                <w:rFonts w:eastAsiaTheme="minorEastAsia"/>
+              </w:rPr>
+              <w:t xml:space="preserve"> folder</w:t>
+            </w:r>
+          </w:p>
+        </w:tc>
+      </w:tr>
+      <w:tr>
+        <w:trPr>
+          <w:tblCellSpacing w:w="15" w:type="dxa"/>
+        </w:trPr>
+        <w:tc>
+          <w:tcPr>
+            <w:tcW w:w="0" w:type="auto"/>
+            <w:vAlign w:val="center"/>
+            <w:hideMark/>
+          </w:tcPr>
+          <w:p>
+            <w:proofErr w:type="spellStart"/>
+            <w:r>
+              <w:rPr>
+                <w:rStyle w:val="HTMLCode"/>
+                <w:rFonts w:eastAsiaTheme="minorEastAsia"/>
+              </w:rPr>
+              <w:t>mkdir</w:t>
+            </w:r>
+            <w:proofErr w:type="spellEnd"/>
+          </w:p>
+        </w:tc>
+        <w:tc>
+          <w:tcPr>
+            <w:tcW w:w="0" w:type="auto"/>
+            <w:vAlign w:val="center"/>
+            <w:hideMark/>
+          </w:tcPr>
+          <w:p>
+            <w:r>
+              <w:t>Create a new directory</w:t>
+            </w:r>
+          </w:p>
+        </w:tc>
+        <w:tc>
+          <w:tcPr>
+            <w:tcW w:w="0" w:type="auto"/>
+            <w:vAlign w:val="center"/>
+            <w:hideMark/>
+          </w:tcPr>
+          <w:p>
+            <w:proofErr w:type="spellStart"/>
+            <w:r>
+              <w:rPr>
+                <w:rStyle w:val="HTMLCode"/>
+                <w:rFonts w:eastAsiaTheme="minorEastAsia"/>
+              </w:rPr>
+              <w:t>mkdir</w:t>
+            </w:r>
+            <w:proofErr w:type="spellEnd"/>
+            <w:r>
+              <w:rPr>
+                <w:rStyle w:val="HTMLCode"/>
+                <w:rFonts w:eastAsiaTheme="minorEastAsia"/>
+              </w:rPr>
+              <w:t xml:space="preserve"> </w:t>
+            </w:r>
+            <w:proofErr w:type="spellStart"/>
+            <w:r>
+              <w:rPr>
+                <w:rStyle w:val="HTMLCode"/>
+                <w:rFonts w:eastAsiaTheme="minorEastAsia"/>
+              </w:rPr>
+              <w:t>newfolder</w:t>
+            </w:r>
+            <w:proofErr w:type="spellEnd"/>
+          </w:p>
+        </w:tc>
+      </w:tr>
+      <w:tr>
+        <w:trPr>
+          <w:tblCellSpacing w:w="15" w:type="dxa"/>
+        </w:trPr>
+        <w:tc>
+          <w:tcPr>
+            <w:tcW w:w="0" w:type="auto"/>
+            <w:vAlign w:val="center"/>
+            <w:hideMark/>
+          </w:tcPr>
+          <w:p>
+            <w:r>
+              <w:rPr>
+                <w:rStyle w:val="HTMLCode"/>
+                <w:rFonts w:eastAsiaTheme="minorEastAsia"/>
+              </w:rPr>
+              <w:t>touch</w:t>
+            </w:r>
+          </w:p>
+        </w:tc>
+        <w:tc>
+          <w:tcPr>
+            <w:tcW w:w="0" w:type="auto"/>
+            <w:vAlign w:val="center"/>
+            <w:hideMark/>
+          </w:tcPr>
+          <w:p>
+            <w:r>
+              <w:t>Create an empty file or update timestamp</w:t>
+            </w:r>
+          </w:p>
+        </w:tc>
+        <w:tc>
+          <w:tcPr>
+            <w:tcW w:w="0" w:type="auto"/>
+            <w:vAlign w:val="center"/>
+            <w:hideMark/>
+          </w:tcPr>
+          <w:p>
+            <w:r>
+              <w:rPr>
+                <w:rStyle w:val="HTMLCode"/>
+                <w:rFonts w:eastAsiaTheme="minorEastAsia"/>
+              </w:rPr>
+              <w:t>touch file.txt</w:t>
+            </w:r>
+          </w:p>
+        </w:tc>
+      </w:tr>
+      <w:tr>
+        <w:trPr>
+          <w:tblCellSpacing w:w="15" w:type="dxa"/>
+        </w:trPr>
+        <w:tc>
+          <w:tcPr>
+            <w:tcW w:w="0" w:type="auto"/>
+            <w:vAlign w:val="center"/>
+            <w:hideMark/>
+          </w:tcPr>
+          <w:p>
+            <w:r>
+              <w:rPr>
+                <w:rStyle w:val="HTMLCode"/>
+                <w:rFonts w:eastAsiaTheme="minorEastAsia"/>
+              </w:rPr>
+              <w:t>ln -s</w:t>
+            </w:r>
+          </w:p>
+        </w:tc>
+        <w:tc>
+          <w:tcPr>
+            <w:tcW w:w="0" w:type="auto"/>
+            <w:vAlign w:val="center"/>
+            <w:hideMark/>
+          </w:tcPr>
+          <w:p>
+            <w:r>
+              <w:t>Create a symbolic link (shortcut)</w:t>
+            </w:r>
+          </w:p>
+        </w:tc>
+        <w:tc>
+          <w:tcPr>
+            <w:tcW w:w="0" w:type="auto"/>
+            <w:vAlign w:val="center"/>
+            <w:hideMark/>
+          </w:tcPr>
+          <w:p>
+            <w:r>
+              <w:rPr>
+                <w:rStyle w:val="HTMLCode"/>
+                <w:rFonts w:eastAsiaTheme="minorEastAsia"/>
+              </w:rPr>
+              <w:t xml:space="preserve">ln -s /path/to/file </w:t>
+            </w:r>
+            <w:proofErr w:type="spellStart"/>
+            <w:r>
+              <w:rPr>
+                <w:rStyle w:val="HTMLCode"/>
+                <w:rFonts w:eastAsiaTheme="minorEastAsia"/>
+              </w:rPr>
+              <w:t>linkname</w:t>
+            </w:r>
+            <w:proofErr w:type="spellEnd"/>
+          </w:p>
+        </w:tc>
+      </w:tr>
+      <w:tr>
+        <w:trPr>
+          <w:tblCellSpacing w:w="15" w:type="dxa"/>
+        </w:trPr>
+        <w:tc>
+          <w:tcPr>
+            <w:tcW w:w="0" w:type="auto"/>
+            <w:vAlign w:val="center"/>
+            <w:hideMark/>
+          </w:tcPr>
+          <w:p>
+            <w:proofErr w:type="spellStart"/>
+            <w:r>
+              <w:rPr>
+                <w:rStyle w:val="HTMLCode"/>
+                <w:rFonts w:eastAsiaTheme="minorEastAsia"/>
+              </w:rPr>
+              <w:t>chmod</w:t>
+            </w:r>
+            <w:proofErr w:type="spellEnd"/>
+          </w:p>
+        </w:tc>
+        <w:tc>
+          <w:tcPr>
+            <w:tcW w:w="0" w:type="auto"/>
+            <w:vAlign w:val="center"/>
+            <w:hideMark/>
+          </w:tcPr>
+          <w:p>
+            <w:r>
+              <w:t>Change file permissions</w:t>
+            </w:r>
+          </w:p>
+        </w:tc>
+        <w:tc>
+          <w:tcPr>
+            <w:tcW w:w="0" w:type="auto"/>
+            <w:vAlign w:val="center"/>
+            <w:hideMark/>
+          </w:tcPr>
+          <w:p>
+            <w:proofErr w:type="spellStart"/>
+            <w:r>
+              <w:rPr>
+                <w:rStyle w:val="HTMLCode"/>
+                <w:rFonts w:eastAsiaTheme="minorEastAsia"/>
+              </w:rPr>
+              <w:t>chmod</w:t>
+            </w:r>
+            <w:proofErr w:type="spellEnd"/>
+            <w:r>
+              <w:rPr>
+                <w:rStyle w:val="HTMLCode"/>
+                <w:rFonts w:eastAsiaTheme="minorEastAsia"/>
+              </w:rPr>
+              <w:t xml:space="preserve"> +x script.sh</w:t>
+            </w:r>
+          </w:p>
+        </w:tc>
+      </w:tr>
+      <w:tr>
+        <w:trPr>
+          <w:tblCellSpacing w:w="15" w:type="dxa"/>
+        </w:trPr>
+        <w:tc>
+          <w:tcPr>
+            <w:tcW w:w="0" w:type="auto"/>
+            <w:vAlign w:val="center"/>
+            <w:hideMark/>
+          </w:tcPr>
+          <w:p>
+            <w:proofErr w:type="spellStart"/>
+            <w:r>
+              <w:rPr>
+                <w:rStyle w:val="HTMLCode"/>
+                <w:rFonts w:eastAsiaTheme="minorEastAsia"/>
+              </w:rPr>
+              <w:t>chown</w:t>
+            </w:r>
+            <w:proofErr w:type="spellEnd"/>
+          </w:p>
+        </w:tc>
+        <w:tc>
+          <w:tcPr>
+            <w:tcW w:w="0" w:type="auto"/>
+            <w:vAlign w:val="center"/>
+            <w:hideMark/>
+          </w:tcPr>
+          <w:p>
+            <w:r>
+              <w:t>Change file owner</w:t>
+            </w:r>
+          </w:p>
+        </w:tc>
+        <w:tc>
+          <w:tcPr>
+            <w:tcW w:w="0" w:type="auto"/>
+            <w:vAlign w:val="center"/>
+            <w:hideMark/>
+          </w:tcPr>
+          <w:p>
+            <w:proofErr w:type="spellStart"/>
+            <w:r>
+              <w:rPr>
+                <w:rStyle w:val="HTMLCode"/>
+                <w:rFonts w:eastAsiaTheme="minorEastAsia"/>
+              </w:rPr>
+              <w:t>chown</w:t>
+            </w:r>
+            <w:proofErr w:type="spellEnd"/>
+            <w:r>
+              <w:rPr>
+                <w:rStyle w:val="HTMLCode"/>
+                <w:rFonts w:eastAsiaTheme="minorEastAsia"/>
+              </w:rPr>
+              <w:t xml:space="preserve"> </w:t>
+            </w:r>
+            <w:proofErr w:type="spellStart"/>
+            <w:proofErr w:type="gramStart"/>
+            <w:r>
+              <w:rPr>
+                <w:rStyle w:val="HTMLCode"/>
+                <w:rFonts w:eastAsiaTheme="minorEastAsia"/>
+              </w:rPr>
+              <w:t>user:group</w:t>
+            </w:r>
+            <w:proofErr w:type="spellEnd"/>
+            <w:proofErr w:type="gramEnd"/>
+            <w:r>
+              <w:rPr>
+                <w:rStyle w:val="HTMLCode"/>
+                <w:rFonts w:eastAsiaTheme="minorEastAsia"/>
+              </w:rPr>
+              <w:t xml:space="preserve"> file.txt</w:t>
+            </w:r>
+          </w:p>
+        </w:tc>
+      </w:tr>
+    </w:tbl>
+    <w:p>
+      <w:r>
+        <w:pict w14:anchorId="2B963BCF">
+          <v:rect id="_x0000_i1031" style="width:0;height:1.5pt" o:hralign="center" o:hrstd="t" o:hr="t" fillcolor="#a0a0a0" stroked="f"/>
+        </w:pict>
+      </w:r>
+    </w:p>
+    <w:p>
+      <w:pPr>
+        <w:spacing w:line="259" w:lineRule="auto"/>
+        <w:rPr>
+          <w:rFonts w:ascii="Times New Roman" w:hAnsi="Times New Roman" w:cs="Times New Roman"/>
+          <w:b/>
+          <w:bCs/>
+          <w:sz w:val="24"/>
+          <w:szCs w:val="24"/>
+        </w:rPr>
+      </w:pPr>
+      <w:r>
+        <w:br w:type="page"/>
+      </w:r>
+    </w:p>
+    <w:p>
+      <w:pPr>
+        <w:pStyle w:val="Heading2"/>
+        <w:rPr>
+          <w:rFonts w:eastAsiaTheme="minorEastAsia"/>
+        </w:rPr>
+      </w:pPr>
+      <w:r>
+        <w:rPr>
+          <w:rFonts w:eastAsiaTheme="minorEastAsia"/>
+        </w:rPr>
+        <w:lastRenderedPageBreak/>
+        <w:t>Special Characters</w:t>
+      </w:r>
+    </w:p>
+    <w:p>
+      <w:pPr>
+        <w:pStyle w:val="Heading3"/>
+      </w:pPr>
+      <w:r>
+        <w:t>1. Path &amp; Navigation Characters</w:t>
+      </w:r>
+    </w:p>
+    <w:tbl>
+      <w:tblPr>
+        <w:tblW w:w="0" w:type="auto"/>
+        <w:tblCellSpacing w:w="15" w:type="dxa"/>
+        <w:tblCellMar>
+          <w:top w:w="15" w:type="dxa"/>
+          <w:left w:w="15" w:type="dxa"/>
+          <w:bottom w:w="15" w:type="dxa"/>
+          <w:right w:w="15" w:type="dxa"/>
+        </w:tblCellMar>
+        <w:tblLook w:val="04A0" w:firstRow="1" w:lastRow="0" w:firstColumn="1" w:lastColumn="0" w:noHBand="0" w:noVBand="1"/>
+      </w:tblPr>
+      <w:tblGrid>
+        <w:gridCol w:w="963"/>
+        <w:gridCol w:w="2964"/>
+        <w:gridCol w:w="3943"/>
+      </w:tblGrid>
+      <w:tr>
+        <w:trPr>
+          <w:tblHeader/>
+          <w:tblCellSpacing w:w="15" w:type="dxa"/>
+        </w:trPr>
+        <w:tc>
+          <w:tcPr>
+            <w:tcW w:w="0" w:type="auto"/>
+            <w:vAlign w:val="center"/>
+            <w:hideMark/>
+          </w:tcPr>
+          <w:p>
+            <w:pPr>
+              <w:jc w:val="center"/>
+              <w:rPr>
+                <w:b/>
+                <w:bCs/>
+              </w:rPr>
+            </w:pPr>
+            <w:r>
+              <w:rPr>
+                <w:b/>
+                <w:bCs/>
+              </w:rPr>
+              <w:t>Character</w:t>
+            </w:r>
+          </w:p>
+        </w:tc>
+        <w:tc>
+          <w:tcPr>
+            <w:tcW w:w="0" w:type="auto"/>
+            <w:vAlign w:val="center"/>
+            <w:hideMark/>
+          </w:tcPr>
+          <w:p>
+            <w:pPr>
+              <w:jc w:val="center"/>
+              <w:rPr>
+                <w:b/>
+                <w:bCs/>
+              </w:rPr>
+            </w:pPr>
+            <w:r>
+              <w:rPr>
+                <w:b/>
+                <w:bCs/>
+              </w:rPr>
+              <w:t>Meaning</w:t>
+            </w:r>
+          </w:p>
+        </w:tc>
+        <w:tc>
+          <w:tcPr>
+            <w:tcW w:w="0" w:type="auto"/>
+            <w:vAlign w:val="center"/>
+            <w:hideMark/>
+          </w:tcPr>
+          <w:p>
+            <w:pPr>
+              <w:jc w:val="center"/>
+              <w:rPr>
+                <w:b/>
+                <w:bCs/>
+              </w:rPr>
+            </w:pPr>
+            <w:r>
+              <w:rPr>
+                <w:b/>
+                <w:bCs/>
+              </w:rPr>
+              <w:t>Example</w:t>
+            </w:r>
+          </w:p>
+        </w:tc>
+      </w:tr>
+      <w:tr>
+        <w:trPr>
+          <w:tblCellSpacing w:w="15" w:type="dxa"/>
+        </w:trPr>
+        <w:tc>
+          <w:tcPr>
+            <w:tcW w:w="0" w:type="auto"/>
+            <w:vAlign w:val="center"/>
+            <w:hideMark/>
+          </w:tcPr>
+          <w:p>
+            <w:r>
+              <w:rPr>
+                <w:rStyle w:val="HTMLCode"/>
+                <w:rFonts w:eastAsiaTheme="minorEastAsia"/>
+              </w:rPr>
+              <w:t>.</w:t>
+            </w:r>
+          </w:p>
+        </w:tc>
+        <w:tc>
+          <w:tcPr>
+            <w:tcW w:w="0" w:type="auto"/>
+            <w:vAlign w:val="center"/>
+            <w:hideMark/>
+          </w:tcPr>
+          <w:p>
+            <w:r>
+              <w:t>Current directory</w:t>
+            </w:r>
+          </w:p>
+        </w:tc>
+        <w:tc>
+          <w:tcPr>
+            <w:tcW w:w="0" w:type="auto"/>
+            <w:vAlign w:val="center"/>
+            <w:hideMark/>
+          </w:tcPr>
+          <w:p>
+            <w:r>
+              <w:rPr>
+                <w:rStyle w:val="HTMLCode"/>
+                <w:rFonts w:eastAsiaTheme="minorEastAsia"/>
+              </w:rPr>
+              <w:t>./script.sh</w:t>
+            </w:r>
+            <w:r>
+              <w:t xml:space="preserve"> (run script in current folder)</w:t>
+            </w:r>
+          </w:p>
+        </w:tc>
+      </w:tr>
+      <w:tr>
+        <w:trPr>
+          <w:tblCellSpacing w:w="15" w:type="dxa"/>
+        </w:trPr>
+        <w:tc>
+          <w:tcPr>
+            <w:tcW w:w="0" w:type="auto"/>
+            <w:vAlign w:val="center"/>
+            <w:hideMark/>
+          </w:tcPr>
+          <w:p>
+            <w:r>
+              <w:rPr>
+                <w:rStyle w:val="HTMLCode"/>
+                <w:rFonts w:eastAsiaTheme="minorEastAsia"/>
+              </w:rPr>
+              <w:t>..</w:t>
+            </w:r>
+          </w:p>
+        </w:tc>
+        <w:tc>
+          <w:tcPr>
+            <w:tcW w:w="0" w:type="auto"/>
+            <w:vAlign w:val="center"/>
+            <w:hideMark/>
+          </w:tcPr>
+          <w:p>
+            <w:r>
+              <w:t>Parent directory</w:t>
+            </w:r>
+          </w:p>
+        </w:tc>
+        <w:tc>
+          <w:tcPr>
+            <w:tcW w:w="0" w:type="auto"/>
+            <w:vAlign w:val="center"/>
+            <w:hideMark/>
+          </w:tcPr>
+          <w:p>
+            <w:r>
+              <w:rPr>
+                <w:rStyle w:val="HTMLCode"/>
+                <w:rFonts w:eastAsiaTheme="minorEastAsia"/>
+              </w:rPr>
+              <w:t>cd</w:t>
+            </w:r>
+            <w:proofErr w:type="gramStart"/>
+            <w:r>
+              <w:rPr>
+                <w:rStyle w:val="HTMLCode"/>
+                <w:rFonts w:eastAsiaTheme="minorEastAsia"/>
+              </w:rPr>
+              <w:t xml:space="preserve"> ..</w:t>
+            </w:r>
+            <w:proofErr w:type="gramEnd"/>
+            <w:r>
+              <w:t xml:space="preserve"> (go up one folder)</w:t>
+            </w:r>
+          </w:p>
+        </w:tc>
+      </w:tr>
+      <w:tr>
+        <w:trPr>
+          <w:tblCellSpacing w:w="15" w:type="dxa"/>
+        </w:trPr>
+        <w:tc>
+          <w:tcPr>
+            <w:tcW w:w="0" w:type="auto"/>
+            <w:vAlign w:val="center"/>
+            <w:hideMark/>
+          </w:tcPr>
+          <w:p>
+            <w:r>
+              <w:rPr>
+                <w:rStyle w:val="HTMLCode"/>
+                <w:rFonts w:eastAsiaTheme="minorEastAsia"/>
+              </w:rPr>
+              <w:t>~</w:t>
+            </w:r>
+          </w:p>
+        </w:tc>
+        <w:tc>
+          <w:tcPr>
+            <w:tcW w:w="0" w:type="auto"/>
+            <w:vAlign w:val="center"/>
+            <w:hideMark/>
+          </w:tcPr>
+          <w:p>
+            <w:r>
+              <w:t>Home directory</w:t>
+            </w:r>
+          </w:p>
+        </w:tc>
+        <w:tc>
+          <w:tcPr>
+            <w:tcW w:w="0" w:type="auto"/>
+            <w:vAlign w:val="center"/>
+            <w:hideMark/>
+          </w:tcPr>
+          <w:p>
+            <w:r>
+              <w:rPr>
+                <w:rStyle w:val="HTMLCode"/>
+                <w:rFonts w:eastAsiaTheme="minorEastAsia"/>
+              </w:rPr>
+              <w:t>cd ~</w:t>
+            </w:r>
+            <w:r>
+              <w:t xml:space="preserve"> (go to your home folder)</w:t>
+            </w:r>
+          </w:p>
+        </w:tc>
+      </w:tr>
+      <w:tr>
+        <w:trPr>
+          <w:tblCellSpacing w:w="15" w:type="dxa"/>
+        </w:trPr>
+        <w:tc>
+          <w:tcPr>
+            <w:tcW w:w="0" w:type="auto"/>
+            <w:vAlign w:val="center"/>
+            <w:hideMark/>
+          </w:tcPr>
+          <w:p>
+            <w:r>
+              <w:rPr>
+                <w:rStyle w:val="HTMLCode"/>
+                <w:rFonts w:eastAsiaTheme="minorEastAsia"/>
+              </w:rPr>
+              <w:t>/</w:t>
+            </w:r>
+          </w:p>
+        </w:tc>
+        <w:tc>
+          <w:tcPr>
+            <w:tcW w:w="0" w:type="auto"/>
+            <w:vAlign w:val="center"/>
+            <w:hideMark/>
+          </w:tcPr>
+          <w:p>
+            <w:r>
+              <w:t>Root directory or path separator</w:t>
+            </w:r>
+          </w:p>
+        </w:tc>
+        <w:tc>
+          <w:tcPr>
+            <w:tcW w:w="0" w:type="auto"/>
+            <w:vAlign w:val="center"/>
+            <w:hideMark/>
+          </w:tcPr>
+          <w:p>
+            <w:r>
+              <w:rPr>
+                <w:rStyle w:val="HTMLCode"/>
+                <w:rFonts w:eastAsiaTheme="minorEastAsia"/>
+              </w:rPr>
+              <w:t>/</w:t>
+            </w:r>
+            <w:proofErr w:type="spellStart"/>
+            <w:r>
+              <w:rPr>
+                <w:rStyle w:val="HTMLCode"/>
+                <w:rFonts w:eastAsiaTheme="minorEastAsia"/>
+              </w:rPr>
+              <w:t>etc</w:t>
+            </w:r>
+            <w:proofErr w:type="spellEnd"/>
+            <w:r>
+              <w:rPr>
+                <w:rStyle w:val="HTMLCode"/>
+                <w:rFonts w:eastAsiaTheme="minorEastAsia"/>
+              </w:rPr>
+              <w:t>/passwd</w:t>
+            </w:r>
+            <w:r>
+              <w:t xml:space="preserve">, </w:t>
+            </w:r>
+            <w:r>
+              <w:rPr>
+                <w:rStyle w:val="HTMLCode"/>
+                <w:rFonts w:eastAsiaTheme="minorEastAsia"/>
+              </w:rPr>
+              <w:t>cd /</w:t>
+            </w:r>
+          </w:p>
+        </w:tc>
+      </w:tr>
+      <w:tr>
+        <w:trPr>
+          <w:tblCellSpacing w:w="15" w:type="dxa"/>
+        </w:trPr>
+        <w:tc>
+          <w:tcPr>
+            <w:tcW w:w="0" w:type="auto"/>
+            <w:vAlign w:val="center"/>
+            <w:hideMark/>
+          </w:tcPr>
+          <w:p>
+            <w:r>
+              <w:rPr>
+                <w:rStyle w:val="HTMLCode"/>
+                <w:rFonts w:eastAsiaTheme="minorEastAsia"/>
+              </w:rPr>
+              <w:t>-</w:t>
+            </w:r>
+          </w:p>
+        </w:tc>
+        <w:tc>
+          <w:tcPr>
+            <w:tcW w:w="0" w:type="auto"/>
+            <w:vAlign w:val="center"/>
+            <w:hideMark/>
+          </w:tcPr>
+          <w:p>
+            <w:r>
+              <w:t xml:space="preserve">Previous directory (with </w:t>
+            </w:r>
+            <w:r>
+              <w:rPr>
+                <w:rStyle w:val="HTMLCode"/>
+                <w:rFonts w:eastAsiaTheme="minorEastAsia"/>
+              </w:rPr>
+              <w:t>cd</w:t>
+            </w:r>
+            <w:r>
+              <w:t>)</w:t>
+            </w:r>
+          </w:p>
+        </w:tc>
+        <w:tc>
+          <w:tcPr>
+            <w:tcW w:w="0" w:type="auto"/>
+            <w:vAlign w:val="center"/>
+            <w:hideMark/>
+          </w:tcPr>
+          <w:p>
+            <w:r>
+              <w:rPr>
+                <w:rStyle w:val="HTMLCode"/>
+                <w:rFonts w:eastAsiaTheme="minorEastAsia"/>
+              </w:rPr>
+              <w:t>cd -</w:t>
+            </w:r>
+            <w:r>
+              <w:t xml:space="preserve"> (go back to last directory)</w:t>
+            </w:r>
+          </w:p>
+        </w:tc>
+      </w:tr>
+    </w:tbl>
+    <w:p>
+      <w:r>
+        <w:pict w14:anchorId="28D8D6B2">
+          <v:rect id="_x0000_i1032" style="width:0;height:1.5pt" o:hralign="center" o:hrstd="t" o:hr="t" fillcolor="#a0a0a0" stroked="f"/>
+        </w:pict>
+      </w:r>
+    </w:p>
+    <w:p>
+      <w:pPr>
+        <w:pStyle w:val="Heading3"/>
+      </w:pPr>
+      <w:r>
+        <w:t>2. Redirection Characters</w:t>
+      </w:r>
+    </w:p>
+    <w:tbl>
+      <w:tblPr>
+        <w:tblW w:w="0" w:type="auto"/>
+        <w:tblCellSpacing w:w="15" w:type="dxa"/>
+        <w:tblCellMar>
+          <w:top w:w="15" w:type="dxa"/>
+          <w:left w:w="15" w:type="dxa"/>
+          <w:bottom w:w="15" w:type="dxa"/>
+          <w:right w:w="15" w:type="dxa"/>
+        </w:tblCellMar>
+        <w:tblLook w:val="04A0" w:firstRow="1" w:lastRow="0" w:firstColumn="1" w:lastColumn="0" w:noHBand="0" w:noVBand="1"/>
+      </w:tblPr>
+      <w:tblGrid>
+        <w:gridCol w:w="963"/>
+        <w:gridCol w:w="3284"/>
+        <w:gridCol w:w="2956"/>
+      </w:tblGrid>
+      <w:tr>
+        <w:trPr>
+          <w:tblHeader/>
+          <w:tblCellSpacing w:w="15" w:type="dxa"/>
+        </w:trPr>
+        <w:tc>
+          <w:tcPr>
+            <w:tcW w:w="0" w:type="auto"/>
+            <w:vAlign w:val="center"/>
+            <w:hideMark/>
+          </w:tcPr>
+          <w:p>
+            <w:pPr>
+              <w:jc w:val="center"/>
+              <w:rPr>
+                <w:b/>
+                <w:bCs/>
+              </w:rPr>
+            </w:pPr>
+            <w:r>
+              <w:rPr>
+                <w:b/>
+                <w:bCs/>
+              </w:rPr>
+              <w:t>Character</w:t>
+            </w:r>
+          </w:p>
+        </w:tc>
+        <w:tc>
+          <w:tcPr>
+            <w:tcW w:w="0" w:type="auto"/>
+            <w:vAlign w:val="center"/>
+            <w:hideMark/>
+          </w:tcPr>
+          <w:p>
+            <w:pPr>
+              <w:jc w:val="center"/>
+              <w:rPr>
+                <w:b/>
+                <w:bCs/>
+              </w:rPr>
+            </w:pPr>
+            <w:r>
+              <w:rPr>
+                <w:b/>
+                <w:bCs/>
+              </w:rPr>
+              <w:t>Meaning</w:t>
+            </w:r>
+          </w:p>
+        </w:tc>
+        <w:tc>
+          <w:tcPr>
+            <w:tcW w:w="0" w:type="auto"/>
+            <w:vAlign w:val="center"/>
+            <w:hideMark/>
+          </w:tcPr>
+          <w:p>
+            <w:pPr>
+              <w:jc w:val="center"/>
+              <w:rPr>
+                <w:b/>
+                <w:bCs/>
+              </w:rPr>
+            </w:pPr>
+            <w:r>
+              <w:rPr>
+                <w:b/>
+                <w:bCs/>
+              </w:rPr>
+              <w:t>Example</w:t>
+            </w:r>
+          </w:p>
+        </w:tc>
+      </w:tr>
+      <w:tr>
+        <w:trPr>
+          <w:tblCellSpacing w:w="15" w:type="dxa"/>
+        </w:trPr>
+        <w:tc>
+          <w:tcPr>
+            <w:tcW w:w="0" w:type="auto"/>
+            <w:vAlign w:val="center"/>
+            <w:hideMark/>
+          </w:tcPr>
+          <w:p>
+            <w:r>
+              <w:rPr>
+                <w:rStyle w:val="HTMLCode"/>
+                <w:rFonts w:eastAsiaTheme="minorEastAsia"/>
+              </w:rPr>
+              <w:t>&gt;</w:t>
+            </w:r>
+          </w:p>
+        </w:tc>
+        <w:tc>
+          <w:tcPr>
+            <w:tcW w:w="0" w:type="auto"/>
+            <w:vAlign w:val="center"/>
+            <w:hideMark/>
+          </w:tcPr>
+          <w:p>
+            <w:r>
+              <w:t>Redirect output (overwrite)</w:t>
+            </w:r>
+          </w:p>
+        </w:tc>
+        <w:tc>
+          <w:tcPr>
+            <w:tcW w:w="0" w:type="auto"/>
+            <w:vAlign w:val="center"/>
+            <w:hideMark/>
+          </w:tcPr>
+          <w:p>
+            <w:r>
+              <w:rPr>
+                <w:rStyle w:val="HTMLCode"/>
+                <w:rFonts w:eastAsiaTheme="minorEastAsia"/>
+              </w:rPr>
+              <w:t>echo "hello" &gt; file.txt</w:t>
+            </w:r>
+          </w:p>
+        </w:tc>
+      </w:tr>
+      <w:tr>
+        <w:trPr>
+          <w:tblCellSpacing w:w="15" w:type="dxa"/>
+        </w:trPr>
+        <w:tc>
+          <w:tcPr>
+            <w:tcW w:w="0" w:type="auto"/>
+            <w:vAlign w:val="center"/>
+            <w:hideMark/>
+          </w:tcPr>
+          <w:p>
+            <w:r>
+              <w:rPr>
+                <w:rStyle w:val="HTMLCode"/>
+                <w:rFonts w:eastAsiaTheme="minorEastAsia"/>
+              </w:rPr>
+              <w:t>&gt;&gt;</w:t>
+            </w:r>
+          </w:p>
+        </w:tc>
+        <w:tc>
+          <w:tcPr>
+            <w:tcW w:w="0" w:type="auto"/>
+            <w:vAlign w:val="center"/>
+            <w:hideMark/>
+          </w:tcPr>
+          <w:p>
+            <w:r>
+              <w:t>Redirect output (append)</w:t>
+            </w:r>
+          </w:p>
+        </w:tc>
+        <w:tc>
+          <w:tcPr>
+            <w:tcW w:w="0" w:type="auto"/>
+            <w:vAlign w:val="center"/>
+            <w:hideMark/>
+          </w:tcPr>
+          <w:p>
+            <w:r>
+              <w:rPr>
+                <w:rStyle w:val="HTMLCode"/>
+                <w:rFonts w:eastAsiaTheme="minorEastAsia"/>
+              </w:rPr>
+              <w:t>echo "world" &gt;&gt; file.txt</w:t>
+            </w:r>
+          </w:p>
+        </w:tc>
+      </w:tr>
+      <w:tr>
+        <w:trPr>
+          <w:tblCellSpacing w:w="15" w:type="dxa"/>
+        </w:trPr>
+        <w:tc>
+          <w:tcPr>
+            <w:tcW w:w="0" w:type="auto"/>
+            <w:vAlign w:val="center"/>
+            <w:hideMark/>
+          </w:tcPr>
+          <w:p>
+            <w:r>
+              <w:rPr>
+                <w:rStyle w:val="HTMLCode"/>
+                <w:rFonts w:eastAsiaTheme="minorEastAsia"/>
+              </w:rPr>
+              <w:t>&lt;</w:t>
+            </w:r>
+          </w:p>
+        </w:tc>
+        <w:tc>
+          <w:tcPr>
+            <w:tcW w:w="0" w:type="auto"/>
+            <w:vAlign w:val="center"/>
+            <w:hideMark/>
+          </w:tcPr>
+          <w:p>
+            <w:r>
+              <w:t>Redirect input</w:t>
+            </w:r>
+          </w:p>
+        </w:tc>
+        <w:tc>
+          <w:tcPr>
+            <w:tcW w:w="0" w:type="auto"/>
+            <w:vAlign w:val="center"/>
+            <w:hideMark/>
+          </w:tcPr>
+          <w:p>
+            <w:r>
+              <w:rPr>
+                <w:rStyle w:val="HTMLCode"/>
+                <w:rFonts w:eastAsiaTheme="minorEastAsia"/>
+              </w:rPr>
+              <w:t>cat &lt; file.txt</w:t>
+            </w:r>
+          </w:p>
+        </w:tc>
+      </w:tr>
+      <w:tr>
+        <w:trPr>
+          <w:tblCellSpacing w:w="15" w:type="dxa"/>
+        </w:trPr>
+        <w:tc>
+          <w:tcPr>
+            <w:tcW w:w="0" w:type="auto"/>
+            <w:vAlign w:val="center"/>
+            <w:hideMark/>
+          </w:tcPr>
+          <w:p>
+            <w:r>
+              <w:rPr>
+                <w:rStyle w:val="HTMLCode"/>
+                <w:rFonts w:eastAsiaTheme="minorEastAsia"/>
+              </w:rPr>
+              <w:t>2&gt;</w:t>
+            </w:r>
+          </w:p>
+        </w:tc>
+        <w:tc>
+          <w:tcPr>
+            <w:tcW w:w="0" w:type="auto"/>
+            <w:vAlign w:val="center"/>
+            <w:hideMark/>
+          </w:tcPr>
+          <w:p>
+            <w:r>
+              <w:t>Redirect errors</w:t>
+            </w:r>
+          </w:p>
+        </w:tc>
+        <w:tc>
+          <w:tcPr>
+            <w:tcW w:w="0" w:type="auto"/>
+            <w:vAlign w:val="center"/>
+            <w:hideMark/>
+          </w:tcPr>
+          <w:p>
+            <w:r>
+              <w:rPr>
+                <w:rStyle w:val="HTMLCode"/>
+                <w:rFonts w:eastAsiaTheme="minorEastAsia"/>
+              </w:rPr>
+              <w:t>ls /fake 2&gt; error.log</w:t>
+            </w:r>
+          </w:p>
+        </w:tc>
+      </w:tr>
+      <w:tr>
+        <w:trPr>
+          <w:tblCellSpacing w:w="15" w:type="dxa"/>
+        </w:trPr>
+        <w:tc>
+          <w:tcPr>
+            <w:tcW w:w="0" w:type="auto"/>
+            <w:vAlign w:val="center"/>
+            <w:hideMark/>
+          </w:tcPr>
+          <w:p>
+            <w:r>
+              <w:rPr>
+                <w:rStyle w:val="HTMLCode"/>
+                <w:rFonts w:eastAsiaTheme="minorEastAsia"/>
+              </w:rPr>
+              <w:t>2&gt;&amp;1</w:t>
+            </w:r>
+          </w:p>
+        </w:tc>
+        <w:tc>
+          <w:tcPr>
+            <w:tcW w:w="0" w:type="auto"/>
+            <w:vAlign w:val="center"/>
+            <w:hideMark/>
+          </w:tcPr>
+          <w:p>
+            <w:r>
+              <w:t>Send errors to same place as output</w:t>
+            </w:r>
+          </w:p>
+        </w:tc>
+        <w:tc>
+          <w:tcPr>
+            <w:tcW w:w="0" w:type="auto"/>
+            <w:vAlign w:val="center"/>
+            <w:hideMark/>
+          </w:tcPr>
+          <w:p>
+            <w:r>
+              <w:rPr>
+                <w:rStyle w:val="HTMLCode"/>
+                <w:rFonts w:eastAsiaTheme="minorEastAsia"/>
+              </w:rPr>
+              <w:t>ls /fake 2&gt;&amp;1</w:t>
+            </w:r>
+          </w:p>
+        </w:tc>
+      </w:tr>
+    </w:tbl>
+    <w:p>
+      <w:r>
+        <w:pict w14:anchorId="21B133B9">
+          <v:rect id="_x0000_i1033" style="width:0;height:1.5pt" o:hralign="center" o:hrstd="t" o:hr="t" fillcolor="#a0a0a0" stroked="f"/>
+        </w:pict>
+      </w:r>
+    </w:p>
+    <w:p>
+      <w:pPr>
+        <w:pStyle w:val="Heading3"/>
+      </w:pPr>
+      <w:r>
+        <w:t>3. Pipes and Command Chaining</w:t>
+      </w:r>
+    </w:p>
+    <w:tbl>
+      <w:tblPr>
+        <w:tblW w:w="0" w:type="auto"/>
+        <w:tblCellSpacing w:w="15" w:type="dxa"/>
+        <w:tblCellMar>
+          <w:top w:w="15" w:type="dxa"/>
+          <w:left w:w="15" w:type="dxa"/>
+          <w:bottom w:w="15" w:type="dxa"/>
+          <w:right w:w="15" w:type="dxa"/>
+        </w:tblCellMar>
+        <w:tblLook w:val="04A0" w:firstRow="1" w:lastRow="0" w:firstColumn="1" w:lastColumn="0" w:noHBand="0" w:noVBand="1"/>
+      </w:tblPr>
+      <w:tblGrid>
+        <w:gridCol w:w="963"/>
+        <w:gridCol w:w="4536"/>
+        <w:gridCol w:w="3076"/>
+      </w:tblGrid>
+      <w:tr>
+        <w:trPr>
+          <w:tblHeader/>
+          <w:tblCellSpacing w:w="15" w:type="dxa"/>
+        </w:trPr>
+        <w:tc>
+          <w:tcPr>
+            <w:tcW w:w="0" w:type="auto"/>
+            <w:vAlign w:val="center"/>
+            <w:hideMark/>
+          </w:tcPr>
+          <w:p>
+            <w:pPr>
+              <w:jc w:val="center"/>
+              <w:rPr>
+                <w:b/>
+                <w:bCs/>
+              </w:rPr>
+            </w:pPr>
+            <w:r>
+              <w:rPr>
+                <w:b/>
+                <w:bCs/>
+              </w:rPr>
+              <w:t>Character</w:t>
+            </w:r>
+          </w:p>
+        </w:tc>
+        <w:tc>
+          <w:tcPr>
+            <w:tcW w:w="0" w:type="auto"/>
+            <w:vAlign w:val="center"/>
+            <w:hideMark/>
+          </w:tcPr>
+          <w:p>
+            <w:pPr>
+              <w:jc w:val="center"/>
+              <w:rPr>
+                <w:b/>
+                <w:bCs/>
+              </w:rPr>
+            </w:pPr>
+            <w:r>
+              <w:rPr>
+                <w:b/>
+                <w:bCs/>
+              </w:rPr>
+              <w:t>Meaning</w:t>
+            </w:r>
+          </w:p>
+        </w:tc>
+        <w:tc>
+          <w:tcPr>
+            <w:tcW w:w="0" w:type="auto"/>
+            <w:vAlign w:val="center"/>
+            <w:hideMark/>
+          </w:tcPr>
+          <w:p>
+            <w:pPr>
+              <w:jc w:val="center"/>
+              <w:rPr>
+                <w:b/>
+                <w:bCs/>
+              </w:rPr>
+            </w:pPr>
+            <w:r>
+              <w:rPr>
+                <w:b/>
+                <w:bCs/>
+              </w:rPr>
+              <w:t>Example</w:t>
+            </w:r>
+          </w:p>
+        </w:tc>
+      </w:tr>
+      <w:tr>
+        <w:trPr>
+          <w:tblCellSpacing w:w="15" w:type="dxa"/>
+        </w:trPr>
+        <w:tc>
+          <w:tcPr>
+            <w:tcW w:w="0" w:type="auto"/>
+            <w:vAlign w:val="center"/>
+            <w:hideMark/>
+          </w:tcPr>
+          <w:p>
+            <w:r>
+              <w:rPr>
+                <w:rStyle w:val="HTMLCode"/>
+                <w:rFonts w:eastAsiaTheme="minorEastAsia"/>
+              </w:rPr>
+              <w:t>|</w:t>
+            </w:r>
+          </w:p>
+        </w:tc>
+        <w:tc>
+          <w:tcPr>
+            <w:tcW w:w="0" w:type="auto"/>
+            <w:vAlign w:val="center"/>
+            <w:hideMark/>
+          </w:tcPr>
+          <w:p>
+            <w:r>
+              <w:t>Pipe – send output to next command</w:t>
+            </w:r>
+          </w:p>
+        </w:tc>
+        <w:tc>
+          <w:tcPr>
+            <w:tcW w:w="0" w:type="auto"/>
+            <w:vAlign w:val="center"/>
+            <w:hideMark/>
+          </w:tcPr>
+          <w:p>
+            <w:r>
+              <w:rPr>
+                <w:rStyle w:val="HTMLCode"/>
+                <w:rFonts w:eastAsiaTheme="minorEastAsia"/>
+              </w:rPr>
+              <w:t>ls | grep ".txt"</w:t>
+            </w:r>
+          </w:p>
+        </w:tc>
+      </w:tr>
+      <w:tr>
+        <w:trPr>
+          <w:tblCellSpacing w:w="15" w:type="dxa"/>
+        </w:trPr>
+        <w:tc>
+          <w:tcPr>
+            <w:tcW w:w="0" w:type="auto"/>
+            <w:vAlign w:val="center"/>
+            <w:hideMark/>
+          </w:tcPr>
+          <w:p>
+            <w:r>
+              <w:rPr>
+                <w:rStyle w:val="HTMLCode"/>
+                <w:rFonts w:eastAsiaTheme="minorEastAsia"/>
+              </w:rPr>
+              <w:t>;</w:t>
+            </w:r>
+          </w:p>
+        </w:tc>
+        <w:tc>
+          <w:tcPr>
+            <w:tcW w:w="0" w:type="auto"/>
+            <w:vAlign w:val="center"/>
+            <w:hideMark/>
+          </w:tcPr>
+          <w:p>
+            <w:r>
+              <w:t>Run commands sequentially (regardless of failure)</w:t>
+            </w:r>
+          </w:p>
+        </w:tc>
+        <w:tc>
+          <w:tcPr>
+            <w:tcW w:w="0" w:type="auto"/>
+            <w:vAlign w:val="center"/>
+            <w:hideMark/>
+          </w:tcPr>
+          <w:p>
+            <w:proofErr w:type="gramStart"/>
+            <w:r>
+              <w:rPr>
+                <w:rStyle w:val="HTMLCode"/>
+                <w:rFonts w:eastAsiaTheme="minorEastAsia"/>
+              </w:rPr>
+              <w:t>ls ;</w:t>
+            </w:r>
+            <w:proofErr w:type="gramEnd"/>
+            <w:r>
+              <w:rPr>
+                <w:rStyle w:val="HTMLCode"/>
+                <w:rFonts w:eastAsiaTheme="minorEastAsia"/>
+              </w:rPr>
+              <w:t xml:space="preserve"> </w:t>
+            </w:r>
+            <w:proofErr w:type="spellStart"/>
+            <w:r>
+              <w:rPr>
+                <w:rStyle w:val="HTMLCode"/>
+                <w:rFonts w:eastAsiaTheme="minorEastAsia"/>
+              </w:rPr>
+              <w:t>pwd</w:t>
+            </w:r>
+            <w:proofErr w:type="spellEnd"/>
+          </w:p>
+        </w:tc>
+      </w:tr>
+      <w:tr>
+        <w:trPr>
+          <w:tblCellSpacing w:w="15" w:type="dxa"/>
+        </w:trPr>
+        <w:tc>
+          <w:tcPr>
+            <w:tcW w:w="0" w:type="auto"/>
+            <w:vAlign w:val="center"/>
+            <w:hideMark/>
+          </w:tcPr>
+          <w:p>
+            <w:r>
+              <w:rPr>
+                <w:rStyle w:val="HTMLCode"/>
+                <w:rFonts w:eastAsiaTheme="minorEastAsia"/>
+              </w:rPr>
+              <w:t>&amp;&amp;</w:t>
+            </w:r>
+          </w:p>
+        </w:tc>
+        <w:tc>
+          <w:tcPr>
+            <w:tcW w:w="0" w:type="auto"/>
+            <w:vAlign w:val="center"/>
+            <w:hideMark/>
+          </w:tcPr>
+          <w:p>
+            <w:r>
+              <w:t>Run next command only if previous succeeded</w:t>
+            </w:r>
+          </w:p>
+        </w:tc>
+        <w:tc>
+          <w:tcPr>
+            <w:tcW w:w="0" w:type="auto"/>
+            <w:vAlign w:val="center"/>
+            <w:hideMark/>
+          </w:tcPr>
+          <w:p>
+            <w:proofErr w:type="spellStart"/>
+            <w:r>
+              <w:rPr>
+                <w:rStyle w:val="HTMLCode"/>
+                <w:rFonts w:eastAsiaTheme="minorEastAsia"/>
+              </w:rPr>
+              <w:t>mkdir</w:t>
+            </w:r>
+            <w:proofErr w:type="spellEnd"/>
+            <w:r>
+              <w:rPr>
+                <w:rStyle w:val="HTMLCode"/>
+                <w:rFonts w:eastAsiaTheme="minorEastAsia"/>
+              </w:rPr>
+              <w:t xml:space="preserve"> test &amp;&amp; cd test</w:t>
+            </w:r>
+          </w:p>
+        </w:tc>
+      </w:tr>
+      <w:tr>
+        <w:trPr>
+          <w:tblCellSpacing w:w="15" w:type="dxa"/>
+        </w:trPr>
+        <w:tc>
+          <w:tcPr>
+            <w:tcW w:w="0" w:type="auto"/>
+            <w:vAlign w:val="center"/>
+            <w:hideMark/>
+          </w:tcPr>
+          <w:p>
+            <w:r>
+              <w:rPr>
+                <w:rStyle w:val="HTMLCode"/>
+                <w:rFonts w:eastAsiaTheme="minorEastAsia"/>
+              </w:rPr>
+              <w:t>||</w:t>
+            </w:r>
+          </w:p>
+        </w:tc>
+        <w:tc>
+          <w:tcPr>
+            <w:tcW w:w="0" w:type="auto"/>
+            <w:vAlign w:val="center"/>
+            <w:hideMark/>
+          </w:tcPr>
+          <w:p>
+            <w:r>
+              <w:t>Run next command only if previous failed</w:t>
+            </w:r>
+          </w:p>
+        </w:tc>
+        <w:tc>
+          <w:tcPr>
+            <w:tcW w:w="0" w:type="auto"/>
+            <w:vAlign w:val="center"/>
+            <w:hideMark/>
+          </w:tcPr>
+          <w:p>
+            <w:r>
+              <w:rPr>
+                <w:rStyle w:val="HTMLCode"/>
+                <w:rFonts w:eastAsiaTheme="minorEastAsia"/>
+              </w:rPr>
+              <w:t>cd /fake || echo "failed"</w:t>
+            </w:r>
+          </w:p>
+        </w:tc>
+      </w:tr>
+      <w:tr>
+        <w:trPr>
+          <w:tblCellSpacing w:w="15" w:type="dxa"/>
+        </w:trPr>
+        <w:tc>
+          <w:tcPr>
+            <w:tcW w:w="0" w:type="auto"/>
+            <w:vAlign w:val="center"/>
+            <w:hideMark/>
+          </w:tcPr>
+          <w:p>
+            <w:r>
+              <w:rPr>
+                <w:rStyle w:val="HTMLCode"/>
+                <w:rFonts w:eastAsiaTheme="minorEastAsia"/>
+              </w:rPr>
+              <w:t>&amp;</w:t>
+            </w:r>
+          </w:p>
+        </w:tc>
+        <w:tc>
+          <w:tcPr>
+            <w:tcW w:w="0" w:type="auto"/>
+            <w:vAlign w:val="center"/>
+            <w:hideMark/>
+          </w:tcPr>
+          <w:p>
+            <w:r>
+              <w:t>Run command in background</w:t>
+            </w:r>
+          </w:p>
+        </w:tc>
+        <w:tc>
+          <w:tcPr>
+            <w:tcW w:w="0" w:type="auto"/>
+            <w:vAlign w:val="center"/>
+            <w:hideMark/>
+          </w:tcPr>
+          <w:p>
+            <w:r>
+              <w:rPr>
+                <w:rStyle w:val="HTMLCode"/>
+                <w:rFonts w:eastAsiaTheme="minorEastAsia"/>
+              </w:rPr>
+              <w:t>sleep 10 &amp;</w:t>
+            </w:r>
+          </w:p>
+        </w:tc>
+      </w:tr>
+    </w:tbl>
+    <w:p>
+      <w:r>
+        <w:pict w14:anchorId="2619F782">
+          <v:rect id="_x0000_i1034" style="width:0;height:1.5pt" o:hralign="center" o:hrstd="t" o:hr="t" fillcolor="#a0a0a0" stroked="f"/>
+        </w:pict>
+      </w:r>
+    </w:p>
+    <w:p>
+      <w:pPr>
+        <w:spacing w:line="259" w:lineRule="auto"/>
+        <w:rPr>
+          <w:rFonts w:ascii="Times New Roman" w:eastAsia="Times New Roman" w:hAnsi="Times New Roman" w:cs="Times New Roman"/>
+        </w:rPr>
+      </w:pPr>
+      <w:r>
+        <w:br w:type="page"/>
+      </w:r>
+    </w:p>
+    <w:p>
+      <w:pPr>
+        <w:pStyle w:val="Heading3"/>
+      </w:pPr>
+      <w:r>
+        <w:lastRenderedPageBreak/>
+        <w:t>4. Wildcards (</w:t>
+      </w:r>
+      <w:proofErr w:type="spellStart"/>
+      <w:r>
+        <w:t>Globbing</w:t>
+      </w:r>
+      <w:proofErr w:type="spellEnd"/>
+      <w:r>
+        <w:t>)</w:t>
+      </w:r>
+    </w:p>
+    <w:tbl>
+      <w:tblPr>
+        <w:tblW w:w="0" w:type="auto"/>
+        <w:tblCellSpacing w:w="15" w:type="dxa"/>
+        <w:tblCellMar>
+          <w:top w:w="15" w:type="dxa"/>
+          <w:left w:w="15" w:type="dxa"/>
+          <w:bottom w:w="15" w:type="dxa"/>
+          <w:right w:w="15" w:type="dxa"/>
+        </w:tblCellMar>
+        <w:tblLook w:val="04A0" w:firstRow="1" w:lastRow="0" w:firstColumn="1" w:lastColumn="0" w:noHBand="0" w:noVBand="1"/>
+      </w:tblPr>
+      <w:tblGrid>
+        <w:gridCol w:w="963"/>
+        <w:gridCol w:w="3375"/>
+        <w:gridCol w:w="3555"/>
+      </w:tblGrid>
+      <w:tr>
+        <w:trPr>
+          <w:tblHeader/>
+          <w:tblCellSpacing w:w="15" w:type="dxa"/>
+        </w:trPr>
+        <w:tc>
+          <w:tcPr>
+            <w:tcW w:w="0" w:type="auto"/>
+            <w:vAlign w:val="center"/>
+            <w:hideMark/>
+          </w:tcPr>
+          <w:p>
+            <w:pPr>
+              <w:jc w:val="center"/>
+              <w:rPr>
+                <w:b/>
+                <w:bCs/>
+              </w:rPr>
+            </w:pPr>
+            <w:r>
+              <w:rPr>
+                <w:b/>
+                <w:bCs/>
+              </w:rPr>
+              <w:t>Character</w:t>
+            </w:r>
+          </w:p>
+        </w:tc>
+        <w:tc>
+          <w:tcPr>
+            <w:tcW w:w="0" w:type="auto"/>
+            <w:vAlign w:val="center"/>
+            <w:hideMark/>
+          </w:tcPr>
+          <w:p>
+            <w:pPr>
+              <w:jc w:val="center"/>
+              <w:rPr>
+                <w:b/>
+                <w:bCs/>
+              </w:rPr>
+            </w:pPr>
+            <w:r>
+              <w:rPr>
+                <w:b/>
+                <w:bCs/>
+              </w:rPr>
+              <w:t>Meaning</w:t>
+            </w:r>
+          </w:p>
+        </w:tc>
+        <w:tc>
+          <w:tcPr>
+            <w:tcW w:w="0" w:type="auto"/>
+            <w:vAlign w:val="center"/>
+            <w:hideMark/>
+          </w:tcPr>
+          <w:p>
+            <w:pPr>
+              <w:jc w:val="center"/>
+              <w:rPr>
+                <w:b/>
+                <w:bCs/>
+              </w:rPr>
+            </w:pPr>
+            <w:r>
+              <w:rPr>
+                <w:b/>
+                <w:bCs/>
+              </w:rPr>
+              <w:t>Example</w:t>
+            </w:r>
+          </w:p>
+        </w:tc>
+      </w:tr>
+      <w:tr>
+        <w:trPr>
+          <w:tblCellSpacing w:w="15" w:type="dxa"/>
+        </w:trPr>
+        <w:tc>
+          <w:tcPr>
+            <w:tcW w:w="0" w:type="auto"/>
+            <w:vAlign w:val="center"/>
+            <w:hideMark/>
+          </w:tcPr>
+          <w:p>
+            <w:r>
+              <w:rPr>
+                <w:rStyle w:val="HTMLCode"/>
+                <w:rFonts w:eastAsiaTheme="minorEastAsia"/>
+              </w:rPr>
+              <w:t>*</w:t>
+            </w:r>
+          </w:p>
+        </w:tc>
+        <w:tc>
+          <w:tcPr>
+            <w:tcW w:w="0" w:type="auto"/>
+            <w:vAlign w:val="center"/>
+            <w:hideMark/>
+          </w:tcPr>
+          <w:p>
+            <w:r>
+              <w:t>Match anything (any characters)</w:t>
+            </w:r>
+          </w:p>
+        </w:tc>
+        <w:tc>
+          <w:tcPr>
+            <w:tcW w:w="0" w:type="auto"/>
+            <w:vAlign w:val="center"/>
+            <w:hideMark/>
+          </w:tcPr>
+          <w:p>
+            <w:r>
+              <w:rPr>
+                <w:rStyle w:val="HTMLCode"/>
+                <w:rFonts w:eastAsiaTheme="minorEastAsia"/>
+              </w:rPr>
+              <w:t>ls *.txt</w:t>
+            </w:r>
+            <w:r>
+              <w:t xml:space="preserve"> (all .txt files)</w:t>
+            </w:r>
+          </w:p>
+        </w:tc>
+      </w:tr>
+      <w:tr>
+        <w:trPr>
+          <w:tblCellSpacing w:w="15" w:type="dxa"/>
+        </w:trPr>
+        <w:tc>
+          <w:tcPr>
+            <w:tcW w:w="0" w:type="auto"/>
+            <w:vAlign w:val="center"/>
+            <w:hideMark/>
+          </w:tcPr>
+          <w:p>
+            <w:r>
+              <w:rPr>
+                <w:rStyle w:val="HTMLCode"/>
+                <w:rFonts w:eastAsiaTheme="minorEastAsia"/>
+              </w:rPr>
+              <w:t>?</w:t>
+            </w:r>
+          </w:p>
+        </w:tc>
+        <w:tc>
+          <w:tcPr>
+            <w:tcW w:w="0" w:type="auto"/>
+            <w:vAlign w:val="center"/>
+            <w:hideMark/>
+          </w:tcPr>
+          <w:p>
+            <w:r>
+              <w:t>Match exactly one character</w:t>
+            </w:r>
+          </w:p>
+        </w:tc>
+        <w:tc>
+          <w:tcPr>
+            <w:tcW w:w="0" w:type="auto"/>
+            <w:vAlign w:val="center"/>
+            <w:hideMark/>
+          </w:tcPr>
+          <w:p>
+            <w:r>
+              <w:rPr>
+                <w:rStyle w:val="HTMLCode"/>
+                <w:rFonts w:eastAsiaTheme="minorEastAsia"/>
+              </w:rPr>
+              <w:t>ls file?.txt</w:t>
+            </w:r>
+            <w:r>
+              <w:t xml:space="preserve"> (file1.txt, fileA.txt)</w:t>
+            </w:r>
+          </w:p>
+        </w:tc>
+      </w:tr>
+      <w:tr>
+        <w:trPr>
+          <w:tblCellSpacing w:w="15" w:type="dxa"/>
+        </w:trPr>
+        <w:tc>
+          <w:tcPr>
+            <w:tcW w:w="0" w:type="auto"/>
+            <w:vAlign w:val="center"/>
+            <w:hideMark/>
+          </w:tcPr>
+          <w:p>
+            <w:r>
+              <w:rPr>
+                <w:rStyle w:val="HTMLCode"/>
+                <w:rFonts w:eastAsiaTheme="minorEastAsia"/>
+              </w:rPr>
+              <w:t>[ ]</w:t>
+            </w:r>
+          </w:p>
+        </w:tc>
+        <w:tc>
+          <w:tcPr>
+            <w:tcW w:w="0" w:type="auto"/>
+            <w:vAlign w:val="center"/>
+            <w:hideMark/>
+          </w:tcPr>
+          <w:p>
+            <w:r>
+              <w:t>Match any character in brackets</w:t>
+            </w:r>
+          </w:p>
+        </w:tc>
+        <w:tc>
+          <w:tcPr>
+            <w:tcW w:w="0" w:type="auto"/>
+            <w:vAlign w:val="center"/>
+            <w:hideMark/>
+          </w:tcPr>
+          <w:p>
+            <w:r>
+              <w:rPr>
+                <w:rStyle w:val="HTMLCode"/>
+                <w:rFonts w:eastAsiaTheme="minorEastAsia"/>
+              </w:rPr>
+              <w:t xml:space="preserve">ls </w:t>
+            </w:r>
+            <w:proofErr w:type="gramStart"/>
+            <w:r>
+              <w:rPr>
+                <w:rStyle w:val="HTMLCode"/>
+                <w:rFonts w:eastAsiaTheme="minorEastAsia"/>
+              </w:rPr>
+              <w:t>file[</w:t>
+            </w:r>
+            <w:proofErr w:type="gramEnd"/>
+            <w:r>
+              <w:rPr>
+                <w:rStyle w:val="HTMLCode"/>
+                <w:rFonts w:eastAsiaTheme="minorEastAsia"/>
+              </w:rPr>
+              <w:t>1-3].txt</w:t>
+            </w:r>
+            <w:r>
+              <w:t xml:space="preserve"> (file1, file2, file3)</w:t>
+            </w:r>
+          </w:p>
+        </w:tc>
+      </w:tr>
+      <w:tr>
+        <w:trPr>
+          <w:tblCellSpacing w:w="15" w:type="dxa"/>
+        </w:trPr>
+        <w:tc>
+          <w:tcPr>
+            <w:tcW w:w="0" w:type="auto"/>
+            <w:vAlign w:val="center"/>
+            <w:hideMark/>
+          </w:tcPr>
+          <w:p>
+            <w:r>
+              <w:rPr>
+                <w:rStyle w:val="HTMLCode"/>
+                <w:rFonts w:eastAsiaTheme="minorEastAsia"/>
+              </w:rPr>
+              <w:t>[^ ]</w:t>
+            </w:r>
+          </w:p>
+        </w:tc>
+        <w:tc>
+          <w:tcPr>
+            <w:tcW w:w="0" w:type="auto"/>
+            <w:vAlign w:val="center"/>
+            <w:hideMark/>
+          </w:tcPr>
+          <w:p>
+            <w:r>
+              <w:t>Match any character NOT in brackets</w:t>
+            </w:r>
+          </w:p>
+        </w:tc>
+        <w:tc>
+          <w:tcPr>
+            <w:tcW w:w="0" w:type="auto"/>
+            <w:vAlign w:val="center"/>
+            <w:hideMark/>
+          </w:tcPr>
+          <w:p>
+            <w:r>
+              <w:rPr>
+                <w:rStyle w:val="HTMLCode"/>
+                <w:rFonts w:eastAsiaTheme="minorEastAsia"/>
+              </w:rPr>
+              <w:t xml:space="preserve">ls </w:t>
+            </w:r>
+            <w:proofErr w:type="gramStart"/>
+            <w:r>
+              <w:rPr>
+                <w:rStyle w:val="HTMLCode"/>
+                <w:rFonts w:eastAsiaTheme="minorEastAsia"/>
+              </w:rPr>
+              <w:t>file[</w:t>
+            </w:r>
+            <w:proofErr w:type="gramEnd"/>
+            <w:r>
+              <w:rPr>
+                <w:rStyle w:val="HTMLCode"/>
+                <w:rFonts w:eastAsiaTheme="minorEastAsia"/>
+              </w:rPr>
+              <w:t>^0-9].txt</w:t>
+            </w:r>
+            <w:r>
+              <w:t xml:space="preserve"> (not file1, file2)</w:t>
+            </w:r>
+          </w:p>
+        </w:tc>
+      </w:tr>
+      <w:tr>
+        <w:trPr>
+          <w:tblCellSpacing w:w="15" w:type="dxa"/>
+        </w:trPr>
+        <w:tc>
+          <w:tcPr>
+            <w:tcW w:w="0" w:type="auto"/>
+            <w:vAlign w:val="center"/>
+            <w:hideMark/>
+          </w:tcPr>
+          <w:p>
+            <w:r>
+              <w:rPr>
+                <w:rStyle w:val="HTMLCode"/>
+                <w:rFonts w:eastAsiaTheme="minorEastAsia"/>
+              </w:rPr>
+              <w:t>{ }</w:t>
+            </w:r>
+          </w:p>
+        </w:tc>
+        <w:tc>
+          <w:tcPr>
+            <w:tcW w:w="0" w:type="auto"/>
+            <w:vAlign w:val="center"/>
+            <w:hideMark/>
+          </w:tcPr>
+          <w:p>
+            <w:r>
+              <w:t>Brace expansion</w:t>
+            </w:r>
+          </w:p>
+        </w:tc>
+        <w:tc>
+          <w:tcPr>
+            <w:tcW w:w="0" w:type="auto"/>
+            <w:vAlign w:val="center"/>
+            <w:hideMark/>
+          </w:tcPr>
+          <w:p>
+            <w:r>
+              <w:rPr>
+                <w:rStyle w:val="HTMLCode"/>
+                <w:rFonts w:eastAsiaTheme="minorEastAsia"/>
+              </w:rPr>
+              <w:t>echo {</w:t>
+            </w:r>
+            <w:proofErr w:type="gramStart"/>
+            <w:r>
+              <w:rPr>
+                <w:rStyle w:val="HTMLCode"/>
+                <w:rFonts w:eastAsiaTheme="minorEastAsia"/>
+              </w:rPr>
+              <w:t>1..</w:t>
+            </w:r>
+            <w:proofErr w:type="gramEnd"/>
+            <w:r>
+              <w:rPr>
+                <w:rStyle w:val="HTMLCode"/>
+                <w:rFonts w:eastAsiaTheme="minorEastAsia"/>
+              </w:rPr>
+              <w:t>5}</w:t>
+            </w:r>
+            <w:r>
+              <w:t xml:space="preserve"> (1 2 3 4 5)</w:t>
+            </w:r>
+          </w:p>
+        </w:tc>
+      </w:tr>
+    </w:tbl>
+    <w:p>
+      <w:r>
+        <w:pict w14:anchorId="4D38EBA6">
+          <v:rect id="_x0000_i1035" style="width:0;height:1.5pt" o:hralign="center" o:hrstd="t" o:hr="t" fillcolor="#a0a0a0" stroked="f"/>
+        </w:pict>
+      </w:r>
+    </w:p>
+    <w:p>
+      <w:pPr>
+        <w:pStyle w:val="Heading3"/>
+      </w:pPr>
+      <w:r>
+        <w:t>5. Quoting Characters</w:t>
+      </w:r>
+    </w:p>
+    <w:tbl>
+      <w:tblPr>
+        <w:tblW w:w="0" w:type="auto"/>
+        <w:tblCellSpacing w:w="15" w:type="dxa"/>
+        <w:tblCellMar>
+          <w:top w:w="15" w:type="dxa"/>
+          <w:left w:w="15" w:type="dxa"/>
+          <w:bottom w:w="15" w:type="dxa"/>
+          <w:right w:w="15" w:type="dxa"/>
+        </w:tblCellMar>
+        <w:tblLook w:val="04A0" w:firstRow="1" w:lastRow="0" w:firstColumn="1" w:lastColumn="0" w:noHBand="0" w:noVBand="1"/>
+      </w:tblPr>
+      <w:tblGrid>
+        <w:gridCol w:w="963"/>
+        <w:gridCol w:w="4373"/>
+        <w:gridCol w:w="4935"/>
+      </w:tblGrid>
+      <w:tr>
+        <w:trPr>
+          <w:tblHeader/>
+          <w:tblCellSpacing w:w="15" w:type="dxa"/>
+        </w:trPr>
+        <w:tc>
+          <w:tcPr>
+            <w:tcW w:w="0" w:type="auto"/>
+            <w:vAlign w:val="center"/>
+            <w:hideMark/>
+          </w:tcPr>
+          <w:p>
+            <w:pPr>
+              <w:jc w:val="center"/>
+              <w:rPr>
+                <w:b/>
+                <w:bCs/>
+              </w:rPr>
+            </w:pPr>
+            <w:r>
+              <w:rPr>
+                <w:b/>
+                <w:bCs/>
+              </w:rPr>
+              <w:t>Character</w:t>
+            </w:r>
+          </w:p>
+        </w:tc>
+        <w:tc>
+          <w:tcPr>
+            <w:tcW w:w="0" w:type="auto"/>
+            <w:vAlign w:val="center"/>
+            <w:hideMark/>
+          </w:tcPr>
+          <w:p>
+            <w:pPr>
+              <w:jc w:val="center"/>
+              <w:rPr>
+                <w:b/>
+                <w:bCs/>
+              </w:rPr>
+            </w:pPr>
+            <w:r>
+              <w:rPr>
+                <w:b/>
+                <w:bCs/>
+              </w:rPr>
+              <w:t>Meaning</w:t>
+            </w:r>
+          </w:p>
+        </w:tc>
+        <w:tc>
+          <w:tcPr>
+            <w:tcW w:w="0" w:type="auto"/>
+            <w:vAlign w:val="center"/>
+            <w:hideMark/>
+          </w:tcPr>
+          <w:p>
+            <w:pPr>
+              <w:jc w:val="center"/>
+              <w:rPr>
+                <w:b/>
+                <w:bCs/>
+              </w:rPr>
+            </w:pPr>
+            <w:r>
+              <w:rPr>
+                <w:b/>
+                <w:bCs/>
+              </w:rPr>
+              <w:t>Example</w:t>
+            </w:r>
+          </w:p>
+        </w:tc>
+      </w:tr>
+      <w:tr>
+        <w:trPr>
+          <w:tblCellSpacing w:w="15" w:type="dxa"/>
+        </w:trPr>
+        <w:tc>
+          <w:tcPr>
+            <w:tcW w:w="0" w:type="auto"/>
+            <w:vAlign w:val="center"/>
+            <w:hideMark/>
+          </w:tcPr>
+          <w:p>
+            <w:r>
+              <w:rPr>
+                <w:rStyle w:val="HTMLCode"/>
+                <w:rFonts w:eastAsiaTheme="minorEastAsia"/>
+              </w:rPr>
+              <w:t>' '</w:t>
+            </w:r>
+          </w:p>
+        </w:tc>
+        <w:tc>
+          <w:tcPr>
+            <w:tcW w:w="0" w:type="auto"/>
+            <w:vAlign w:val="center"/>
+            <w:hideMark/>
+          </w:tcPr>
+          <w:p>
+            <w:r>
+              <w:t>Single quotes — everything inside is literal</w:t>
+            </w:r>
+          </w:p>
+        </w:tc>
+        <w:tc>
+          <w:tcPr>
+            <w:tcW w:w="0" w:type="auto"/>
+            <w:vAlign w:val="center"/>
+            <w:hideMark/>
+          </w:tcPr>
+          <w:p>
+            <w:r>
+              <w:rPr>
+                <w:rStyle w:val="HTMLCode"/>
+                <w:rFonts w:eastAsiaTheme="minorEastAsia"/>
+              </w:rPr>
+              <w:t>echo '$HOME'</w:t>
+            </w:r>
+            <w:r>
+              <w:t xml:space="preserve"> → </w:t>
+            </w:r>
+            <w:r>
+              <w:rPr>
+                <w:rStyle w:val="HTMLCode"/>
+                <w:rFonts w:eastAsiaTheme="minorEastAsia"/>
+              </w:rPr>
+              <w:t>$HOME</w:t>
+            </w:r>
+          </w:p>
+        </w:tc>
+      </w:tr>
+      <w:tr>
+        <w:trPr>
+          <w:tblCellSpacing w:w="15" w:type="dxa"/>
+        </w:trPr>
+        <w:tc>
+          <w:tcPr>
+            <w:tcW w:w="0" w:type="auto"/>
+            <w:vAlign w:val="center"/>
+            <w:hideMark/>
+          </w:tcPr>
+          <w:p>
+            <w:r>
+              <w:rPr>
+                <w:rStyle w:val="HTMLCode"/>
+                <w:rFonts w:eastAsiaTheme="minorEastAsia"/>
+              </w:rPr>
+              <w:t>" "</w:t>
+            </w:r>
+          </w:p>
+        </w:tc>
+        <w:tc>
+          <w:tcPr>
+            <w:tcW w:w="0" w:type="auto"/>
+            <w:vAlign w:val="center"/>
+            <w:hideMark/>
+          </w:tcPr>
+          <w:p>
+            <w:r>
+              <w:t>Double quotes — expands variables</w:t>
+            </w:r>
+          </w:p>
+        </w:tc>
+        <w:tc>
+          <w:tcPr>
+            <w:tcW w:w="0" w:type="auto"/>
+            <w:vAlign w:val="center"/>
+            <w:hideMark/>
+          </w:tcPr>
+          <w:p>
+            <w:r>
+              <w:rPr>
+                <w:rStyle w:val="HTMLCode"/>
+                <w:rFonts w:eastAsiaTheme="minorEastAsia"/>
+              </w:rPr>
+              <w:t>echo "$HOME"</w:t>
+            </w:r>
+            <w:r>
+              <w:t xml:space="preserve"> → </w:t>
+            </w:r>
+            <w:r>
+              <w:rPr>
+                <w:rStyle w:val="HTMLCode"/>
+                <w:rFonts w:eastAsiaTheme="minorEastAsia"/>
+              </w:rPr>
+              <w:t>/home/kali</w:t>
+            </w:r>
+          </w:p>
+        </w:tc>
+      </w:tr>
+      <w:tr>
+        <w:trPr>
+          <w:tblCellSpacing w:w="15" w:type="dxa"/>
+        </w:trPr>
+        <w:tc>
+          <w:tcPr>
+            <w:tcW w:w="0" w:type="auto"/>
+            <w:vAlign w:val="center"/>
+            <w:hideMark/>
+          </w:tcPr>
+          <w:p>
+            <w:r>
+              <w:rPr>
+                <w:rStyle w:val="HTMLCode"/>
+                <w:rFonts w:eastAsiaTheme="minorEastAsia"/>
+              </w:rPr>
+              <w:t>\</w:t>
+            </w:r>
+          </w:p>
+        </w:tc>
+        <w:tc>
+          <w:tcPr>
+            <w:tcW w:w="0" w:type="auto"/>
+            <w:vAlign w:val="center"/>
+            <w:hideMark/>
+          </w:tcPr>
+          <w:p>
+            <w:r>
+              <w:t>Escape character — treat next character literally</w:t>
+            </w:r>
+          </w:p>
+        </w:tc>
+        <w:tc>
+          <w:tcPr>
+            <w:tcW w:w="0" w:type="auto"/>
+            <w:vAlign w:val="center"/>
+            <w:hideMark/>
+          </w:tcPr>
+          <w:p>
+            <w:r>
+              <w:rPr>
+                <w:rStyle w:val="HTMLCode"/>
+                <w:rFonts w:eastAsiaTheme="minorEastAsia"/>
+              </w:rPr>
+              <w:t>echo "This is a file\?"</w:t>
+            </w:r>
+            <w:r>
+              <w:t xml:space="preserve"> → </w:t>
+            </w:r>
+            <w:r>
+              <w:rPr>
+                <w:rStyle w:val="HTMLCode"/>
+                <w:rFonts w:eastAsiaTheme="minorEastAsia"/>
+              </w:rPr>
+              <w:t>This is a file?</w:t>
+            </w:r>
+          </w:p>
+        </w:tc>
+      </w:tr>
+    </w:tbl>
+    <w:p>
+      <w:r>
+        <w:pict w14:anchorId="1BB52CB4">
+          <v:rect id="_x0000_i1036" style="width:0;height:1.5pt" o:hralign="center" o:hrstd="t" o:hr="t" fillcolor="#a0a0a0" stroked="f"/>
+        </w:pict>
+      </w:r>
+    </w:p>
+    <w:p>
+      <w:pPr>
+        <w:pStyle w:val="Heading3"/>
+      </w:pPr>
+      <w:r>
+        <w:t>6. Control Characters (Terminal)</w:t>
+      </w:r>
+    </w:p>
+    <w:tbl>
+      <w:tblPr>
+        <w:tblW w:w="0" w:type="auto"/>
+        <w:tblCellSpacing w:w="15" w:type="dxa"/>
+        <w:tblCellMar>
+          <w:top w:w="15" w:type="dxa"/>
+          <w:left w:w="15" w:type="dxa"/>
+          <w:bottom w:w="15" w:type="dxa"/>
+          <w:right w:w="15" w:type="dxa"/>
+        </w:tblCellMar>
+        <w:tblLook w:val="04A0" w:firstRow="1" w:lastRow="0" w:firstColumn="1" w:lastColumn="0" w:noHBand="0" w:noVBand="1"/>
+      </w:tblPr>
+      <w:tblGrid>
+        <w:gridCol w:w="1036"/>
+        <w:gridCol w:w="2833"/>
+        <w:gridCol w:w="2489"/>
+      </w:tblGrid>
+      <w:tr>
+        <w:trPr>
+          <w:tblHeader/>
+          <w:tblCellSpacing w:w="15" w:type="dxa"/>
+        </w:trPr>
+        <w:tc>
+          <w:tcPr>
+            <w:tcW w:w="0" w:type="auto"/>
+            <w:vAlign w:val="center"/>
+            <w:hideMark/>
+          </w:tcPr>
+          <w:p>
+            <w:pPr>
+              <w:jc w:val="center"/>
+              <w:rPr>
+                <w:b/>
+                <w:bCs/>
+              </w:rPr>
+            </w:pPr>
+            <w:r>
+              <w:rPr>
+                <w:b/>
+                <w:bCs/>
+              </w:rPr>
+              <w:t>Character</w:t>
+            </w:r>
+          </w:p>
+        </w:tc>
+        <w:tc>
+          <w:tcPr>
+            <w:tcW w:w="0" w:type="auto"/>
+            <w:vAlign w:val="center"/>
+            <w:hideMark/>
+          </w:tcPr>
+          <w:p>
+            <w:pPr>
+              <w:jc w:val="center"/>
+              <w:rPr>
+                <w:b/>
+                <w:bCs/>
+              </w:rPr>
+            </w:pPr>
+            <w:r>
+              <w:rPr>
+                <w:b/>
+                <w:bCs/>
+              </w:rPr>
+              <w:t>Meaning</w:t>
+            </w:r>
+          </w:p>
+        </w:tc>
+        <w:tc>
+          <w:tcPr>
+            <w:tcW w:w="0" w:type="auto"/>
+            <w:vAlign w:val="center"/>
+            <w:hideMark/>
+          </w:tcPr>
+          <w:p>
+            <w:pPr>
+              <w:jc w:val="center"/>
+              <w:rPr>
+                <w:b/>
+                <w:bCs/>
+              </w:rPr>
+            </w:pPr>
+            <w:r>
+              <w:rPr>
+                <w:b/>
+                <w:bCs/>
+              </w:rPr>
+              <w:t>Example</w:t>
+            </w:r>
+          </w:p>
+        </w:tc>
+      </w:tr>
+      <w:tr>
+        <w:trPr>
+          <w:tblCellSpacing w:w="15" w:type="dxa"/>
+        </w:trPr>
+        <w:tc>
+          <w:tcPr>
+            <w:tcW w:w="0" w:type="auto"/>
+            <w:vAlign w:val="center"/>
+            <w:hideMark/>
+          </w:tcPr>
+          <w:p>
+            <w:r>
+              <w:rPr>
+                <w:rStyle w:val="HTMLCode"/>
+                <w:rFonts w:eastAsiaTheme="minorEastAsia"/>
+              </w:rPr>
+              <w:t>Ctrl + C</w:t>
+            </w:r>
+          </w:p>
+        </w:tc>
+        <w:tc>
+          <w:tcPr>
+            <w:tcW w:w="0" w:type="auto"/>
+            <w:vAlign w:val="center"/>
+            <w:hideMark/>
+          </w:tcPr>
+          <w:p>
+            <w:r>
+              <w:t>Stop current process</w:t>
+            </w:r>
+          </w:p>
+        </w:tc>
+        <w:tc>
+          <w:tcPr>
+            <w:tcW w:w="0" w:type="auto"/>
+            <w:vAlign w:val="center"/>
+            <w:hideMark/>
+          </w:tcPr>
+          <w:p>
+            <w:r>
+              <w:t>Kill a running command</w:t>
+            </w:r>
+          </w:p>
+        </w:tc>
+      </w:tr>
+      <w:tr>
+        <w:trPr>
+          <w:tblCellSpacing w:w="15" w:type="dxa"/>
+        </w:trPr>
+        <w:tc>
+          <w:tcPr>
+            <w:tcW w:w="0" w:type="auto"/>
+            <w:vAlign w:val="center"/>
+            <w:hideMark/>
+          </w:tcPr>
+          <w:p>
+            <w:r>
+              <w:rPr>
+                <w:rStyle w:val="HTMLCode"/>
+                <w:rFonts w:eastAsiaTheme="minorEastAsia"/>
+              </w:rPr>
+              <w:t>Ctrl + D</w:t>
+            </w:r>
+          </w:p>
+        </w:tc>
+        <w:tc>
+          <w:tcPr>
+            <w:tcW w:w="0" w:type="auto"/>
+            <w:vAlign w:val="center"/>
+            <w:hideMark/>
+          </w:tcPr>
+          <w:p>
+            <w:r>
+              <w:t>EOF (End of File) / Exit shell</w:t>
+            </w:r>
+          </w:p>
+        </w:tc>
+        <w:tc>
+          <w:tcPr>
+            <w:tcW w:w="0" w:type="auto"/>
+            <w:vAlign w:val="center"/>
+            <w:hideMark/>
+          </w:tcPr>
+          <w:p>
+            <w:r>
+              <w:t xml:space="preserve">Exit </w:t>
+            </w:r>
+            <w:r>
+              <w:rPr>
+                <w:rStyle w:val="HTMLCode"/>
+                <w:rFonts w:eastAsiaTheme="minorEastAsia"/>
+              </w:rPr>
+              <w:t>cat</w:t>
+            </w:r>
+            <w:r>
+              <w:t xml:space="preserve"> or </w:t>
+            </w:r>
+            <w:r>
+              <w:rPr>
+                <w:rStyle w:val="HTMLCode"/>
+                <w:rFonts w:eastAsiaTheme="minorEastAsia"/>
+              </w:rPr>
+              <w:t>exit</w:t>
+            </w:r>
+            <w:r>
+              <w:t xml:space="preserve"> shell</w:t>
+            </w:r>
+          </w:p>
+        </w:tc>
+      </w:tr>
+      <w:tr>
+        <w:trPr>
+          <w:tblCellSpacing w:w="15" w:type="dxa"/>
+        </w:trPr>
+        <w:tc>
+          <w:tcPr>
+            <w:tcW w:w="0" w:type="auto"/>
+            <w:vAlign w:val="center"/>
+            <w:hideMark/>
+          </w:tcPr>
+          <w:p>
+            <w:r>
+              <w:rPr>
+                <w:rStyle w:val="HTMLCode"/>
+                <w:rFonts w:eastAsiaTheme="minorEastAsia"/>
+              </w:rPr>
+              <w:t>Ctrl + Z</w:t>
+            </w:r>
+          </w:p>
+        </w:tc>
+        <w:tc>
+          <w:tcPr>
+            <w:tcW w:w="0" w:type="auto"/>
+            <w:vAlign w:val="center"/>
+            <w:hideMark/>
+          </w:tcPr>
+          <w:p>
+            <w:r>
+              <w:t>Suspend current process</w:t>
+            </w:r>
+          </w:p>
+        </w:tc>
+        <w:tc>
+          <w:tcPr>
+            <w:tcW w:w="0" w:type="auto"/>
+            <w:vAlign w:val="center"/>
+            <w:hideMark/>
+          </w:tcPr>
+          <w:p>
+            <w:r>
+              <w:t>Pause a running command</w:t>
+            </w:r>
+          </w:p>
+        </w:tc>
+      </w:tr>
+      <w:tr>
+        <w:trPr>
+          <w:tblCellSpacing w:w="15" w:type="dxa"/>
+        </w:trPr>
+        <w:tc>
+          <w:tcPr>
+            <w:tcW w:w="0" w:type="auto"/>
+            <w:vAlign w:val="center"/>
+            <w:hideMark/>
+          </w:tcPr>
+          <w:p>
+            <w:r>
+              <w:rPr>
+                <w:rStyle w:val="HTMLCode"/>
+                <w:rFonts w:eastAsiaTheme="minorEastAsia"/>
+              </w:rPr>
+              <w:t>Ctrl + L</w:t>
+            </w:r>
+          </w:p>
+        </w:tc>
+        <w:tc>
+          <w:tcPr>
+            <w:tcW w:w="0" w:type="auto"/>
+            <w:vAlign w:val="center"/>
+            <w:hideMark/>
+          </w:tcPr>
+          <w:p>
+            <w:r>
+              <w:t>Clear the screen</w:t>
+            </w:r>
+          </w:p>
+        </w:tc>
+        <w:tc>
+          <w:tcPr>
+            <w:tcW w:w="0" w:type="auto"/>
+            <w:vAlign w:val="center"/>
+            <w:hideMark/>
+          </w:tcPr>
+          <w:p>
+            <w:r>
+              <w:t xml:space="preserve">Same as </w:t>
+            </w:r>
+            <w:r>
+              <w:rPr>
+                <w:rStyle w:val="HTMLCode"/>
+                <w:rFonts w:eastAsiaTheme="minorEastAsia"/>
+              </w:rPr>
+              <w:t>clear</w:t>
+            </w:r>
+          </w:p>
+        </w:tc>
+      </w:tr>
+      <w:tr>
+        <w:trPr>
+          <w:tblCellSpacing w:w="15" w:type="dxa"/>
+        </w:trPr>
+        <w:tc>
+          <w:tcPr>
+            <w:tcW w:w="0" w:type="auto"/>
+            <w:vAlign w:val="center"/>
+            <w:hideMark/>
+          </w:tcPr>
+          <w:p>
+            <w:r>
+              <w:rPr>
+                <w:rStyle w:val="HTMLCode"/>
+                <w:rFonts w:eastAsiaTheme="minorEastAsia"/>
+              </w:rPr>
+              <w:t>Ctrl + U</w:t>
+            </w:r>
+          </w:p>
+        </w:tc>
+        <w:tc>
+          <w:tcPr>
+            <w:tcW w:w="0" w:type="auto"/>
+            <w:vAlign w:val="center"/>
+            <w:hideMark/>
+          </w:tcPr>
+          <w:p>
+            <w:r>
+              <w:t>Delete entire line you're typing</w:t>
+            </w:r>
+          </w:p>
+        </w:tc>
+        <w:tc>
+          <w:tcPr>
+            <w:tcW w:w="0" w:type="auto"/>
+            <w:vAlign w:val="center"/>
+            <w:hideMark/>
+          </w:tcPr>
+          <w:p>
+            <w:r>
+              <w:t>Clear current typed text</w:t>
+            </w:r>
+          </w:p>
+        </w:tc>
+      </w:tr>
+      <w:tr>
+        <w:trPr>
+          <w:tblCellSpacing w:w="15" w:type="dxa"/>
+        </w:trPr>
+        <w:tc>
+          <w:tcPr>
+            <w:tcW w:w="0" w:type="auto"/>
+            <w:vAlign w:val="center"/>
+            <w:hideMark/>
+          </w:tcPr>
+          <w:p>
+            <w:r>
+              <w:rPr>
+                <w:rStyle w:val="HTMLCode"/>
+                <w:rFonts w:eastAsiaTheme="minorEastAsia"/>
+              </w:rPr>
+              <w:t>Ctrl + W</w:t>
+            </w:r>
+          </w:p>
+        </w:tc>
+        <w:tc>
+          <w:tcPr>
+            <w:tcW w:w="0" w:type="auto"/>
+            <w:vAlign w:val="center"/>
+            <w:hideMark/>
+          </w:tcPr>
+          <w:p>
+            <w:r>
+              <w:t>Delete one word backward</w:t>
+            </w:r>
+          </w:p>
+        </w:tc>
+        <w:tc>
+          <w:tcPr>
+            <w:tcW w:w="0" w:type="auto"/>
+            <w:vAlign w:val="center"/>
+            <w:hideMark/>
+          </w:tcPr>
+          <w:p>
+            <w:r>
+              <w:t>Delete last word you typed</w:t>
+            </w:r>
+          </w:p>
+        </w:tc>
+      </w:tr>
+    </w:tbl>
+    <w:p>
+      <w:r>
+        <w:pict w14:anchorId="1080B05D">
+          <v:rect id="_x0000_i1037" style="width:0;height:1.5pt" o:hralign="center" o:hrstd="t" o:hr="t" fillcolor="#a0a0a0" stroked="f"/>
+        </w:pict>
+      </w:r>
+    </w:p>
+    <w:p>
+      <w:pPr>
+        <w:pStyle w:val="Heading3"/>
+      </w:pPr>
+      <w:r>
+        <w:t>7. Command History &amp; Expansion</w:t>
+      </w:r>
+    </w:p>
+    <w:tbl>
+      <w:tblPr>
+        <w:tblW w:w="0" w:type="auto"/>
+        <w:tblCellSpacing w:w="15" w:type="dxa"/>
+        <w:tblCellMar>
+          <w:top w:w="15" w:type="dxa"/>
+          <w:left w:w="15" w:type="dxa"/>
+          <w:bottom w:w="15" w:type="dxa"/>
+          <w:right w:w="15" w:type="dxa"/>
+        </w:tblCellMar>
+        <w:tblLook w:val="04A0" w:firstRow="1" w:lastRow="0" w:firstColumn="1" w:lastColumn="0" w:noHBand="0" w:noVBand="1"/>
+      </w:tblPr>
+      <w:tblGrid>
+        <w:gridCol w:w="963"/>
+        <w:gridCol w:w="2657"/>
+        <w:gridCol w:w="3835"/>
+      </w:tblGrid>
+      <w:tr>
+        <w:trPr>
+          <w:tblHeader/>
+          <w:tblCellSpacing w:w="15" w:type="dxa"/>
+        </w:trPr>
+        <w:tc>
+          <w:tcPr>
+            <w:tcW w:w="0" w:type="auto"/>
+            <w:vAlign w:val="center"/>
+            <w:hideMark/>
+          </w:tcPr>
+          <w:p>
+            <w:pPr>
+              <w:jc w:val="center"/>
+              <w:rPr>
+                <w:b/>
+                <w:bCs/>
+              </w:rPr>
+            </w:pPr>
+            <w:r>
+              <w:rPr>
+                <w:b/>
+                <w:bCs/>
+              </w:rPr>
+              <w:t>Character</w:t>
+            </w:r>
+          </w:p>
+        </w:tc>
+        <w:tc>
+          <w:tcPr>
+            <w:tcW w:w="0" w:type="auto"/>
+            <w:vAlign w:val="center"/>
+            <w:hideMark/>
+          </w:tcPr>
+          <w:p>
+            <w:pPr>
+              <w:jc w:val="center"/>
+              <w:rPr>
+                <w:b/>
+                <w:bCs/>
+              </w:rPr>
+            </w:pPr>
+            <w:r>
+              <w:rPr>
+                <w:b/>
+                <w:bCs/>
+              </w:rPr>
+              <w:t>Meaning</w:t>
+            </w:r>
+          </w:p>
+        </w:tc>
+        <w:tc>
+          <w:tcPr>
+            <w:tcW w:w="0" w:type="auto"/>
+            <w:vAlign w:val="center"/>
+            <w:hideMark/>
+          </w:tcPr>
+          <w:p>
+            <w:pPr>
+              <w:jc w:val="center"/>
+              <w:rPr>
+                <w:b/>
+                <w:bCs/>
+              </w:rPr>
+            </w:pPr>
+            <w:r>
+              <w:rPr>
+                <w:b/>
+                <w:bCs/>
+              </w:rPr>
+              <w:t>Example</w:t>
+            </w:r>
+          </w:p>
+        </w:tc>
+      </w:tr>
+      <w:tr>
+        <w:trPr>
+          <w:tblCellSpacing w:w="15" w:type="dxa"/>
+        </w:trPr>
+        <w:tc>
+          <w:tcPr>
+            <w:tcW w:w="0" w:type="auto"/>
+            <w:vAlign w:val="center"/>
+            <w:hideMark/>
+          </w:tcPr>
+          <w:p>
+            <w:r>
+              <w:rPr>
+                <w:rStyle w:val="HTMLCode"/>
+                <w:rFonts w:eastAsiaTheme="minorEastAsia"/>
+              </w:rPr>
+              <w:t>!</w:t>
+            </w:r>
+          </w:p>
+        </w:tc>
+        <w:tc>
+          <w:tcPr>
+            <w:tcW w:w="0" w:type="auto"/>
+            <w:vAlign w:val="center"/>
+            <w:hideMark/>
+          </w:tcPr>
+          <w:p>
+            <w:r>
+              <w:t>Repeat last command</w:t>
+            </w:r>
+          </w:p>
+        </w:tc>
+        <w:tc>
+          <w:tcPr>
+            <w:tcW w:w="0" w:type="auto"/>
+            <w:vAlign w:val="center"/>
+            <w:hideMark/>
+          </w:tcPr>
+          <w:p>
+            <w:proofErr w:type="gramStart"/>
+            <w:r>
+              <w:rPr>
+                <w:rStyle w:val="HTMLCode"/>
+                <w:rFonts w:eastAsiaTheme="minorEastAsia"/>
+              </w:rPr>
+              <w:t>!ls</w:t>
+            </w:r>
+            <w:proofErr w:type="gramEnd"/>
+            <w:r>
+              <w:t xml:space="preserve"> (run last </w:t>
+            </w:r>
+            <w:r>
+              <w:rPr>
+                <w:rStyle w:val="HTMLCode"/>
+                <w:rFonts w:eastAsiaTheme="minorEastAsia"/>
+              </w:rPr>
+              <w:t>ls</w:t>
+            </w:r>
+            <w:r>
+              <w:t xml:space="preserve"> command)</w:t>
+            </w:r>
+          </w:p>
+        </w:tc>
+      </w:tr>
+      <w:tr>
+        <w:trPr>
+          <w:tblCellSpacing w:w="15" w:type="dxa"/>
+        </w:trPr>
+        <w:tc>
+          <w:tcPr>
+            <w:tcW w:w="0" w:type="auto"/>
+            <w:vAlign w:val="center"/>
+            <w:hideMark/>
+          </w:tcPr>
+          <w:p>
+            <w:r>
+              <w:rPr>
+                <w:rStyle w:val="HTMLCode"/>
+                <w:rFonts w:eastAsiaTheme="minorEastAsia"/>
+              </w:rPr>
+              <w:t>!!</w:t>
+            </w:r>
+          </w:p>
+        </w:tc>
+        <w:tc>
+          <w:tcPr>
+            <w:tcW w:w="0" w:type="auto"/>
+            <w:vAlign w:val="center"/>
+            <w:hideMark/>
+          </w:tcPr>
+          <w:p>
+            <w:r>
+              <w:t>Repeat whole last command</w:t>
+            </w:r>
+          </w:p>
+        </w:tc>
+        <w:tc>
+          <w:tcPr>
+            <w:tcW w:w="0" w:type="auto"/>
+            <w:vAlign w:val="center"/>
+            <w:hideMark/>
+          </w:tcPr>
+          <w:p>
+            <w:proofErr w:type="spellStart"/>
+            <w:proofErr w:type="gramStart"/>
+            <w:r>
+              <w:rPr>
+                <w:rStyle w:val="HTMLCode"/>
+                <w:rFonts w:eastAsiaTheme="minorEastAsia"/>
+              </w:rPr>
+              <w:t>sudo</w:t>
+            </w:r>
+            <w:proofErr w:type="spellEnd"/>
+            <w:r>
+              <w:rPr>
+                <w:rStyle w:val="HTMLCode"/>
+                <w:rFonts w:eastAsiaTheme="minorEastAsia"/>
+              </w:rPr>
+              <w:t xml:space="preserve"> !!</w:t>
+            </w:r>
+            <w:proofErr w:type="gramEnd"/>
+            <w:r>
+              <w:t xml:space="preserve"> (rerun last command with </w:t>
+            </w:r>
+            <w:proofErr w:type="spellStart"/>
+            <w:r>
+              <w:t>sudo</w:t>
+            </w:r>
+            <w:proofErr w:type="spellEnd"/>
+            <w:r>
+              <w:t>)</w:t>
+            </w:r>
+          </w:p>
+        </w:tc>
+      </w:tr>
+      <w:tr>
+        <w:trPr>
+          <w:tblCellSpacing w:w="15" w:type="dxa"/>
+        </w:trPr>
+        <w:tc>
+          <w:tcPr>
+            <w:tcW w:w="0" w:type="auto"/>
+            <w:vAlign w:val="center"/>
+            <w:hideMark/>
+          </w:tcPr>
+          <w:p>
+            <w:r>
+              <w:rPr>
+                <w:rStyle w:val="HTMLCode"/>
+                <w:rFonts w:eastAsiaTheme="minorEastAsia"/>
+              </w:rPr>
+              <w:t>$</w:t>
+            </w:r>
+          </w:p>
+        </w:tc>
+        <w:tc>
+          <w:tcPr>
+            <w:tcW w:w="0" w:type="auto"/>
+            <w:vAlign w:val="center"/>
+            <w:hideMark/>
+          </w:tcPr>
+          <w:p>
+            <w:r>
+              <w:t>Variable expansion</w:t>
+            </w:r>
+          </w:p>
+        </w:tc>
+        <w:tc>
+          <w:tcPr>
+            <w:tcW w:w="0" w:type="auto"/>
+            <w:vAlign w:val="center"/>
+            <w:hideMark/>
+          </w:tcPr>
+          <w:p>
+            <w:r>
+              <w:rPr>
+                <w:rStyle w:val="HTMLCode"/>
+                <w:rFonts w:eastAsiaTheme="minorEastAsia"/>
+              </w:rPr>
+              <w:t>echo $PATH</w:t>
+            </w:r>
+          </w:p>
+        </w:tc>
+      </w:tr>
+      <w:tr>
+        <w:trPr>
+          <w:tblCellSpacing w:w="15" w:type="dxa"/>
+        </w:trPr>
+        <w:tc>
+          <w:tcPr>
+            <w:tcW w:w="0" w:type="auto"/>
+            <w:vAlign w:val="center"/>
+            <w:hideMark/>
+          </w:tcPr>
+          <w:p>
+            <w:r>
+              <w:rPr>
+                <w:rStyle w:val="HTMLCode"/>
+                <w:rFonts w:eastAsiaTheme="minorEastAsia"/>
+              </w:rPr>
+              <w:t>#</w:t>
+            </w:r>
+          </w:p>
+        </w:tc>
+        <w:tc>
+          <w:tcPr>
+            <w:tcW w:w="0" w:type="auto"/>
+            <w:vAlign w:val="center"/>
+            <w:hideMark/>
+          </w:tcPr>
+          <w:p>
+            <w:r>
+              <w:t>Comment — ignored by shell</w:t>
+            </w:r>
+          </w:p>
+        </w:tc>
+        <w:tc>
+          <w:tcPr>
+            <w:tcW w:w="0" w:type="auto"/>
+            <w:vAlign w:val="center"/>
+            <w:hideMark/>
+          </w:tcPr>
+          <w:p>
+            <w:r>
+              <w:rPr>
+                <w:rStyle w:val="HTMLCode"/>
+                <w:rFonts w:eastAsiaTheme="minorEastAsia"/>
+              </w:rPr>
+              <w:t># This is a comment</w:t>
+            </w:r>
+          </w:p>
+        </w:tc>
+      </w:tr>
+    </w:tbl>
+    <w:p>
+      <w:r>
+        <w:pict w14:anchorId="33FA9164">
+          <v:rect id="_x0000_i1038" style="width:0;height:1.5pt" o:hralign="center" o:hrstd="t" o:hr="t" fillcolor="#a0a0a0" stroked="f"/>
+        </w:pict>
+      </w:r>
+    </w:p>
+    <w:p>
+      <w:pPr>
+        <w:pStyle w:val="Heading3"/>
+      </w:pPr>
+      <w:r>
+        <w:lastRenderedPageBreak/>
+        <w:t>8. Special Characters in Filenames</w:t>
+      </w:r>
+    </w:p>
+    <w:tbl>
+      <w:tblPr>
+        <w:tblW w:w="0" w:type="auto"/>
+        <w:tblCellSpacing w:w="15" w:type="dxa"/>
+        <w:tblCellMar>
+          <w:top w:w="15" w:type="dxa"/>
+          <w:left w:w="15" w:type="dxa"/>
+          <w:bottom w:w="15" w:type="dxa"/>
+          <w:right w:w="15" w:type="dxa"/>
+        </w:tblCellMar>
+        <w:tblLook w:val="04A0" w:firstRow="1" w:lastRow="0" w:firstColumn="1" w:lastColumn="0" w:noHBand="0" w:noVBand="1"/>
+      </w:tblPr>
+      <w:tblGrid>
+        <w:gridCol w:w="963"/>
+        <w:gridCol w:w="1657"/>
+        <w:gridCol w:w="4645"/>
+      </w:tblGrid>
+      <w:tr>
+        <w:trPr>
+          <w:tblHeader/>
+          <w:tblCellSpacing w:w="15" w:type="dxa"/>
+        </w:trPr>
+        <w:tc>
+          <w:tcPr>
+            <w:tcW w:w="0" w:type="auto"/>
+            <w:vAlign w:val="center"/>
+            <w:hideMark/>
+          </w:tcPr>
+          <w:p>
+            <w:pPr>
+              <w:jc w:val="center"/>
+              <w:rPr>
+                <w:b/>
+                <w:bCs/>
+              </w:rPr>
+            </w:pPr>
+            <w:r>
+              <w:rPr>
+                <w:b/>
+                <w:bCs/>
+              </w:rPr>
+              <w:t>Character</w:t>
+            </w:r>
+          </w:p>
+        </w:tc>
+        <w:tc>
+          <w:tcPr>
+            <w:tcW w:w="0" w:type="auto"/>
+            <w:vAlign w:val="center"/>
+            <w:hideMark/>
+          </w:tcPr>
+          <w:p>
+            <w:pPr>
+              <w:jc w:val="center"/>
+              <w:rPr>
+                <w:b/>
+                <w:bCs/>
+              </w:rPr>
+            </w:pPr>
+            <w:r>
+              <w:rPr>
+                <w:b/>
+                <w:bCs/>
+              </w:rPr>
+              <w:t>Meaning</w:t>
+            </w:r>
+          </w:p>
+        </w:tc>
+        <w:tc>
+          <w:tcPr>
+            <w:tcW w:w="0" w:type="auto"/>
+            <w:vAlign w:val="center"/>
+            <w:hideMark/>
+          </w:tcPr>
+          <w:p>
+            <w:pPr>
+              <w:jc w:val="center"/>
+              <w:rPr>
+                <w:b/>
+                <w:bCs/>
+              </w:rPr>
+            </w:pPr>
+            <w:r>
+              <w:rPr>
+                <w:b/>
+                <w:bCs/>
+              </w:rPr>
+              <w:t>How to Use in Filenames</w:t>
+            </w:r>
+          </w:p>
+        </w:tc>
+      </w:tr>
+      <w:tr>
+        <w:trPr>
+          <w:tblCellSpacing w:w="15" w:type="dxa"/>
+        </w:trPr>
+        <w:tc>
+          <w:tcPr>
+            <w:tcW w:w="0" w:type="auto"/>
+            <w:vAlign w:val="center"/>
+            <w:hideMark/>
+          </w:tcPr>
+          <w:p>
+            <w:r>
+              <w:rPr>
+                <w:rStyle w:val="HTMLCode"/>
+                <w:rFonts w:eastAsiaTheme="minorEastAsia"/>
+              </w:rPr>
+              <w:t>-</w:t>
+            </w:r>
+          </w:p>
+        </w:tc>
+        <w:tc>
+          <w:tcPr>
+            <w:tcW w:w="0" w:type="auto"/>
+            <w:vAlign w:val="center"/>
+            <w:hideMark/>
+          </w:tcPr>
+          <w:p>
+            <w:r>
+              <w:t>Dash</w:t>
+            </w:r>
+          </w:p>
+        </w:tc>
+        <w:tc>
+          <w:tcPr>
+            <w:tcW w:w="0" w:type="auto"/>
+            <w:vAlign w:val="center"/>
+            <w:hideMark/>
+          </w:tcPr>
+          <w:p>
+            <w:proofErr w:type="gramStart"/>
+            <w:r>
+              <w:rPr>
+                <w:rStyle w:val="HTMLCode"/>
+                <w:rFonts w:eastAsiaTheme="minorEastAsia"/>
+              </w:rPr>
+              <w:t>cat .</w:t>
+            </w:r>
+            <w:proofErr w:type="gramEnd"/>
+            <w:r>
+              <w:rPr>
+                <w:rStyle w:val="HTMLCode"/>
+                <w:rFonts w:eastAsiaTheme="minorEastAsia"/>
+              </w:rPr>
+              <w:t>/-filename</w:t>
+            </w:r>
+            <w:r>
+              <w:t xml:space="preserve"> or </w:t>
+            </w:r>
+            <w:r>
+              <w:rPr>
+                <w:rStyle w:val="HTMLCode"/>
+                <w:rFonts w:eastAsiaTheme="minorEastAsia"/>
+              </w:rPr>
+              <w:t>cat -- "-filename"</w:t>
+            </w:r>
+          </w:p>
+        </w:tc>
+      </w:tr>
+      <w:tr>
+        <w:trPr>
+          <w:tblCellSpacing w:w="15" w:type="dxa"/>
+        </w:trPr>
+        <w:tc>
+          <w:tcPr>
+            <w:tcW w:w="0" w:type="auto"/>
+            <w:vAlign w:val="center"/>
+            <w:hideMark/>
+          </w:tcPr>
+          <w:p>
+            <w:r>
+              <w:rPr>
+                <w:rStyle w:val="HTMLCode"/>
+                <w:rFonts w:eastAsiaTheme="minorEastAsia"/>
+              </w:rPr>
+              <w:t>--</w:t>
+            </w:r>
+          </w:p>
+        </w:tc>
+        <w:tc>
+          <w:tcPr>
+            <w:tcW w:w="0" w:type="auto"/>
+            <w:vAlign w:val="center"/>
+            <w:hideMark/>
+          </w:tcPr>
+          <w:p>
+            <w:r>
+              <w:t>Double dash</w:t>
+            </w:r>
+          </w:p>
+        </w:tc>
+        <w:tc>
+          <w:tcPr>
+            <w:tcW w:w="0" w:type="auto"/>
+            <w:vAlign w:val="center"/>
+            <w:hideMark/>
+          </w:tcPr>
+          <w:p>
+            <w:r>
+              <w:rPr>
+                <w:rStyle w:val="HTMLCode"/>
+                <w:rFonts w:eastAsiaTheme="minorEastAsia"/>
+              </w:rPr>
+              <w:t>cat -- "--filename"</w:t>
+            </w:r>
+            <w:r>
+              <w:t xml:space="preserve"> (stops argument parsing)</w:t>
+            </w:r>
+          </w:p>
+        </w:tc>
+      </w:tr>
+      <w:tr>
+        <w:trPr>
+          <w:tblCellSpacing w:w="15" w:type="dxa"/>
+        </w:trPr>
+        <w:tc>
+          <w:tcPr>
+            <w:tcW w:w="0" w:type="auto"/>
+            <w:vAlign w:val="center"/>
+            <w:hideMark/>
+          </w:tcPr>
+          <w:p>
+            <w:r>
+              <w:t>(space)</w:t>
+            </w:r>
+          </w:p>
+        </w:tc>
+        <w:tc>
+          <w:tcPr>
+            <w:tcW w:w="0" w:type="auto"/>
+            <w:vAlign w:val="center"/>
+            <w:hideMark/>
+          </w:tcPr>
+          <w:p>
+            <w:r>
+              <w:t>Space in filename</w:t>
+            </w:r>
+          </w:p>
+        </w:tc>
+        <w:tc>
+          <w:tcPr>
+            <w:tcW w:w="0" w:type="auto"/>
+            <w:vAlign w:val="center"/>
+            <w:hideMark/>
+          </w:tcPr>
+          <w:p>
+            <w:r>
+              <w:rPr>
+                <w:rStyle w:val="HTMLCode"/>
+                <w:rFonts w:eastAsiaTheme="minorEastAsia"/>
+              </w:rPr>
+              <w:t>cat "my file.txt"</w:t>
+            </w:r>
+            <w:r>
+              <w:t xml:space="preserve"> or </w:t>
+            </w:r>
+            <w:r>
+              <w:rPr>
+                <w:rStyle w:val="HTMLCode"/>
+                <w:rFonts w:eastAsiaTheme="minorEastAsia"/>
+              </w:rPr>
+              <w:t>cat my\ file.txt</w:t>
+            </w:r>
+          </w:p>
+        </w:tc>
+      </w:tr>
+      <w:tr>
+        <w:trPr>
+          <w:tblCellSpacing w:w="15" w:type="dxa"/>
+        </w:trPr>
+        <w:tc>
+          <w:tcPr>
+            <w:tcW w:w="0" w:type="auto"/>
+            <w:vAlign w:val="center"/>
+            <w:hideMark/>
+          </w:tcPr>
+          <w:p>
+            <w:r>
+              <w:rPr>
+                <w:rStyle w:val="HTMLCode"/>
+                <w:rFonts w:eastAsiaTheme="minorEastAsia"/>
+              </w:rPr>
+              <w:t>!</w:t>
+            </w:r>
+          </w:p>
+        </w:tc>
+        <w:tc>
+          <w:tcPr>
+            <w:tcW w:w="0" w:type="auto"/>
+            <w:vAlign w:val="center"/>
+            <w:hideMark/>
+          </w:tcPr>
+          <w:p>
+            <w:r>
+              <w:t>Exclamation mark</w:t>
+            </w:r>
+          </w:p>
+        </w:tc>
+        <w:tc>
+          <w:tcPr>
+            <w:tcW w:w="0" w:type="auto"/>
+            <w:vAlign w:val="center"/>
+            <w:hideMark/>
+          </w:tcPr>
+          <w:p>
+            <w:r>
+              <w:t xml:space="preserve">Escape with </w:t>
+            </w:r>
+            <w:r>
+              <w:rPr>
+                <w:rStyle w:val="HTMLCode"/>
+                <w:rFonts w:eastAsiaTheme="minorEastAsia"/>
+              </w:rPr>
+              <w:t>\!</w:t>
+            </w:r>
+            <w:r>
+              <w:t xml:space="preserve"> or use quotes</w:t>
+            </w:r>
+          </w:p>
+        </w:tc>
+      </w:tr>
+      <w:tr>
+        <w:trPr>
+          <w:tblCellSpacing w:w="15" w:type="dxa"/>
+        </w:trPr>
+        <w:tc>
+          <w:tcPr>
+            <w:tcW w:w="0" w:type="auto"/>
+            <w:vAlign w:val="center"/>
+            <w:hideMark/>
+          </w:tcPr>
+          <w:p>
+            <w:r>
+              <w:rPr>
+                <w:rStyle w:val="HTMLCode"/>
+                <w:rFonts w:eastAsiaTheme="minorEastAsia"/>
+              </w:rPr>
+              <w:t>$</w:t>
+            </w:r>
+          </w:p>
+        </w:tc>
+        <w:tc>
+          <w:tcPr>
+            <w:tcW w:w="0" w:type="auto"/>
+            <w:vAlign w:val="center"/>
+            <w:hideMark/>
+          </w:tcPr>
+          <w:p>
+            <w:r>
+              <w:t>Dollar sign</w:t>
+            </w:r>
+          </w:p>
+        </w:tc>
+        <w:tc>
+          <w:tcPr>
+            <w:tcW w:w="0" w:type="auto"/>
+            <w:vAlign w:val="center"/>
+            <w:hideMark/>
+          </w:tcPr>
+          <w:p>
+            <w:r>
+              <w:t xml:space="preserve">Use quotes: </w:t>
+            </w:r>
+            <w:r>
+              <w:rPr>
+                <w:rStyle w:val="HTMLCode"/>
+                <w:rFonts w:eastAsiaTheme="minorEastAsia"/>
+              </w:rPr>
+              <w:t>echo "$file$"</w:t>
+            </w:r>
+          </w:p>
+        </w:tc>
+      </w:tr>
+    </w:tbl>
+    <w:p>
+      <w:pPr>
+        <w:pStyle w:val="Heading1"/>
+        <w:rPr>
+          <w:rFonts w:eastAsiaTheme="minorEastAsia"/>
+        </w:rPr>
+      </w:pPr>
+      <w:r>
+        <w:rPr>
+          <w:rFonts w:eastAsiaTheme="minorEastAsia"/>
+        </w:rPr>
         <w:t>Bandit Levels 0–5</w:t>
       </w:r>
     </w:p>
@@ -3601,7 +7375,7 @@
       </w:pPr>
       <w:r>
         <w:pict w14:anchorId="6700ECC4">
-          <v:rect id="_x0000_i1031" style="width:515.55pt;height:1.5pt" o:hralign="center" o:hrstd="t" o:hr="t" fillcolor="#a0a0a0" stroked="f"/>
+          <v:rect id="_x0000_i1039" style="width:515.55pt;height:1.5pt" o:hralign="center" o:hrstd="t" o:hr="t" fillcolor="#a0a0a0" stroked="f"/>
         </w:pict>
       </w:r>
     </w:p>
@@ -4179,8 +7953,23 @@
       </w:pPr>
       <w:r>
         <w:pict w14:anchorId="29880E85">
-          <v:rect id="_x0000_i1032" style="width:515.55pt;height:1.5pt" o:hralign="center" o:hrstd="t" o:hr="t" fillcolor="#a0a0a0" stroked="f"/>
+          <v:rect id="_x0000_i1040" style="width:515.55pt;height:1.5pt" o:hralign="center" o:hrstd="t" o:hr="t" fillcolor="#a0a0a0" stroked="f"/>
         </w:pict>
+      </w:r>
+    </w:p>
+    <w:p>
+      <w:pPr>
+        <w:spacing w:line="259" w:lineRule="auto"/>
+        <w:rPr>
+          <w:rFonts w:ascii="Times New Roman" w:hAnsi="Times New Roman" w:cs="Times New Roman"/>
+          <w:b/>
+          <w:bCs/>
+          <w:sz w:val="24"/>
+          <w:szCs w:val="24"/>
+        </w:rPr>
+      </w:pPr>
+      <w:r>
+        <w:br w:type="page"/>
       </w:r>
     </w:p>
     <w:p>
@@ -4190,13 +7979,6 @@
           <w:rFonts w:eastAsiaTheme="minorEastAsia"/>
         </w:rPr>
       </w:pPr>
-      <w:r>
-        <w:rPr>
-          <w:b w:val="0"/>
-          <w:bCs w:val="0"/>
-        </w:rPr>
-        <w:br w:type="page"/>
-      </w:r>
       <w:r>
         <w:rPr>
           <w:rFonts w:eastAsiaTheme="minorEastAsia"/>
@@ -4770,7 +8552,7 @@
       </w:pPr>
       <w:r>
         <w:pict w14:anchorId="63A1CCB2">
-          <v:rect id="_x0000_i1033" style="width:515.55pt;height:1.5pt" o:hralign="center" o:hrstd="t" o:hr="t" fillcolor="#a0a0a0" stroked="f"/>
+          <v:rect id="_x0000_i1041" style="width:515.55pt;height:1.5pt" o:hralign="center" o:hrstd="t" o:hr="t" fillcolor="#a0a0a0" stroked="f"/>
         </w:pict>
       </w:r>
     </w:p>
@@ -5060,7 +8842,7 @@
       </w:pPr>
       <w:r>
         <w:pict w14:anchorId="5136B456">
-          <v:rect id="_x0000_i1034" style="width:515.55pt;height:1.5pt" o:hralign="center" o:hrstd="t" o:hr="t" fillcolor="#a0a0a0" stroked="f"/>
+          <v:rect id="_x0000_i1042" style="width:515.55pt;height:1.5pt" o:hralign="center" o:hrstd="t" o:hr="t" fillcolor="#a0a0a0" stroked="f"/>
         </w:pict>
       </w:r>
     </w:p>
@@ -5328,7 +9110,7 @@
       </w:pPr>
       <w:r>
         <w:pict w14:anchorId="3AB121C2">
-          <v:rect id="_x0000_i1035" style="width:515.55pt;height:1.5pt" o:hralign="center" o:hrstd="t" o:hr="t" fillcolor="#a0a0a0" stroked="f"/>
+          <v:rect id="_x0000_i1043" style="width:515.55pt;height:1.5pt" o:hralign="center" o:hrstd="t" o:hr="t" fillcolor="#a0a0a0" stroked="f"/>
         </w:pict>
       </w:r>
     </w:p>
@@ -5565,7 +9347,7 @@
       </w:pPr>
       <w:r>
         <w:pict w14:anchorId="3868D323">
-          <v:rect id="_x0000_i1036" style="width:515.55pt;height:1.5pt" o:hralign="center" o:hrstd="t" o:hr="t" fillcolor="#a0a0a0" stroked="f"/>
+          <v:rect id="_x0000_i1044" style="width:515.55pt;height:1.5pt" o:hralign="center" o:hrstd="t" o:hr="t" fillcolor="#a0a0a0" stroked="f"/>
         </w:pict>
       </w:r>
     </w:p>
@@ -5578,16 +9360,8 @@
       </w:pPr>
       <w:r>
         <w:rPr>
-          <w:b w:val="0"/>
-          <w:bCs w:val="0"/>
-        </w:rPr>
-        <w:br w:type="page"/>
-      </w:r>
-      <w:r>
-        <w:rPr>
           <w:rFonts w:eastAsiaTheme="minorEastAsia"/>
         </w:rPr>
-        <w:lastRenderedPageBreak/>
         <w:t>Copy and Rename (Bonus)</w:t>
       </w:r>
     </w:p>
@@ -5840,8 +9614,9 @@
         <w:jc w:val="center"/>
       </w:pPr>
       <w:r>
+        <w:lastRenderedPageBreak/>
         <w:pict w14:anchorId="2878C061">
-          <v:rect id="_x0000_i1037" style="width:515.55pt;height:1.5pt" o:hralign="center" o:hrstd="t" o:hr="t" fillcolor="#a0a0a0" stroked="f"/>
+          <v:rect id="_x0000_i1045" style="width:515.55pt;height:1.5pt" o:hralign="center" o:hrstd="t" o:hr="t" fillcolor="#a0a0a0" stroked="f"/>
         </w:pict>
       </w:r>
     </w:p>
@@ -6178,1281 +9953,10 @@
       </w:pPr>
       <w:r>
         <w:pict w14:anchorId="3B791AD6">
-          <v:rect id="_x0000_i1038" style="width:515.55pt;height:1.5pt" o:hralign="center" o:hrstd="t" o:hr="t" fillcolor="#a0a0a0" stroked="f"/>
+          <v:rect id="_x0000_i1046" style="width:515.55pt;height:1.5pt" o:hralign="center" o:hrstd="t" o:hr="t" fillcolor="#a0a0a0" stroked="f"/>
         </w:pict>
       </w:r>
     </w:p>
-    <w:p>
-      <w:pPr>
-        <w:pStyle w:val="Heading2"/>
-        <w:rPr>
-          <w:rFonts w:eastAsiaTheme="minorEastAsia"/>
-        </w:rPr>
-      </w:pPr>
-      <w:r>
-        <w:rPr>
-          <w:rFonts w:eastAsiaTheme="minorEastAsia"/>
-        </w:rPr>
-        <w:t>Quick Reference – Bandit Levels 0–5</w:t>
-      </w:r>
-    </w:p>
-    <w:tbl>
-      <w:tblPr>
-        <w:tblW w:w="0" w:type="auto"/>
-        <w:tblCellSpacing w:w="15" w:type="dxa"/>
-        <w:tblLook w:val="04A0" w:firstRow="1" w:lastRow="0" w:firstColumn="1" w:lastColumn="0" w:noHBand="0" w:noVBand="1"/>
-      </w:tblPr>
-      <w:tblGrid>
-        <w:gridCol w:w="548"/>
-        <w:gridCol w:w="3300"/>
-        <w:gridCol w:w="4485"/>
-      </w:tblGrid>
-      <w:tr>
-        <w:trPr>
-          <w:tblHeader/>
-          <w:tblCellSpacing w:w="15" w:type="dxa"/>
-        </w:trPr>
-        <w:tc>
-          <w:tcPr>
-            <w:tcW w:w="0" w:type="auto"/>
-            <w:tcMar>
-              <w:top w:w="15" w:type="dxa"/>
-              <w:left w:w="15" w:type="dxa"/>
-              <w:bottom w:w="15" w:type="dxa"/>
-              <w:right w:w="15" w:type="dxa"/>
-            </w:tcMar>
-            <w:vAlign w:val="center"/>
-            <w:hideMark/>
-          </w:tcPr>
-          <w:p>
-            <w:pPr>
-              <w:jc w:val="center"/>
-              <w:rPr>
-                <w:b/>
-                <w:bCs/>
-              </w:rPr>
-            </w:pPr>
-            <w:r>
-              <w:rPr>
-                <w:b/>
-                <w:bCs/>
-              </w:rPr>
-              <w:t>Level</w:t>
-            </w:r>
-          </w:p>
-        </w:tc>
-        <w:tc>
-          <w:tcPr>
-            <w:tcW w:w="0" w:type="auto"/>
-            <w:tcMar>
-              <w:top w:w="15" w:type="dxa"/>
-              <w:left w:w="15" w:type="dxa"/>
-              <w:bottom w:w="15" w:type="dxa"/>
-              <w:right w:w="15" w:type="dxa"/>
-            </w:tcMar>
-            <w:vAlign w:val="center"/>
-            <w:hideMark/>
-          </w:tcPr>
-          <w:p>
-            <w:pPr>
-              <w:jc w:val="center"/>
-              <w:rPr>
-                <w:b/>
-                <w:bCs/>
-              </w:rPr>
-            </w:pPr>
-            <w:r>
-              <w:rPr>
-                <w:b/>
-                <w:bCs/>
-              </w:rPr>
-              <w:t>Lesson</w:t>
-            </w:r>
-          </w:p>
-        </w:tc>
-        <w:tc>
-          <w:tcPr>
-            <w:tcW w:w="0" w:type="auto"/>
-            <w:tcMar>
-              <w:top w:w="15" w:type="dxa"/>
-              <w:left w:w="15" w:type="dxa"/>
-              <w:bottom w:w="15" w:type="dxa"/>
-              <w:right w:w="15" w:type="dxa"/>
-            </w:tcMar>
-            <w:vAlign w:val="center"/>
-            <w:hideMark/>
-          </w:tcPr>
-          <w:p>
-            <w:pPr>
-              <w:jc w:val="center"/>
-              <w:rPr>
-                <w:b/>
-                <w:bCs/>
-              </w:rPr>
-            </w:pPr>
-            <w:r>
-              <w:rPr>
-                <w:b/>
-                <w:bCs/>
-              </w:rPr>
-              <w:t>Command(s) Used</w:t>
-            </w:r>
-          </w:p>
-        </w:tc>
-      </w:tr>
-      <w:tr>
-        <w:trPr>
-          <w:tblCellSpacing w:w="15" w:type="dxa"/>
-        </w:trPr>
-        <w:tc>
-          <w:tcPr>
-            <w:tcW w:w="0" w:type="auto"/>
-            <w:tcMar>
-              <w:top w:w="15" w:type="dxa"/>
-              <w:left w:w="15" w:type="dxa"/>
-              <w:bottom w:w="15" w:type="dxa"/>
-              <w:right w:w="15" w:type="dxa"/>
-            </w:tcMar>
-            <w:vAlign w:val="center"/>
-            <w:hideMark/>
-          </w:tcPr>
-          <w:p>
-            <w:r>
-              <w:t>0→1</w:t>
-            </w:r>
-          </w:p>
-        </w:tc>
-        <w:tc>
-          <w:tcPr>
-            <w:tcW w:w="0" w:type="auto"/>
-            <w:tcMar>
-              <w:top w:w="15" w:type="dxa"/>
-              <w:left w:w="15" w:type="dxa"/>
-              <w:bottom w:w="15" w:type="dxa"/>
-              <w:right w:w="15" w:type="dxa"/>
-            </w:tcMar>
-            <w:vAlign w:val="center"/>
-            <w:hideMark/>
-          </w:tcPr>
-          <w:p>
-            <w:r>
-              <w:t>Read a basic file</w:t>
-            </w:r>
-          </w:p>
-        </w:tc>
-        <w:tc>
-          <w:tcPr>
-            <w:tcW w:w="0" w:type="auto"/>
-            <w:tcMar>
-              <w:top w:w="15" w:type="dxa"/>
-              <w:left w:w="15" w:type="dxa"/>
-              <w:bottom w:w="15" w:type="dxa"/>
-              <w:right w:w="15" w:type="dxa"/>
-            </w:tcMar>
-            <w:vAlign w:val="center"/>
-            <w:hideMark/>
-          </w:tcPr>
-          <w:p>
-            <w:r>
-              <w:rPr>
-                <w:rStyle w:val="HTMLCode"/>
-                <w:rFonts w:eastAsiaTheme="minorEastAsia"/>
-                <w:szCs w:val="22"/>
-              </w:rPr>
-              <w:t>ls</w:t>
-            </w:r>
-            <w:r>
-              <w:t xml:space="preserve">, </w:t>
-            </w:r>
-            <w:r>
-              <w:rPr>
-                <w:rStyle w:val="HTMLCode"/>
-                <w:rFonts w:eastAsiaTheme="minorEastAsia"/>
-                <w:szCs w:val="22"/>
-              </w:rPr>
-              <w:t>cat readme</w:t>
-            </w:r>
-          </w:p>
-        </w:tc>
-      </w:tr>
-      <w:tr>
-        <w:trPr>
-          <w:tblCellSpacing w:w="15" w:type="dxa"/>
-        </w:trPr>
-        <w:tc>
-          <w:tcPr>
-            <w:tcW w:w="0" w:type="auto"/>
-            <w:tcMar>
-              <w:top w:w="15" w:type="dxa"/>
-              <w:left w:w="15" w:type="dxa"/>
-              <w:bottom w:w="15" w:type="dxa"/>
-              <w:right w:w="15" w:type="dxa"/>
-            </w:tcMar>
-            <w:vAlign w:val="center"/>
-            <w:hideMark/>
-          </w:tcPr>
-          <w:p>
-            <w:r>
-              <w:t>1→2</w:t>
-            </w:r>
-          </w:p>
-        </w:tc>
-        <w:tc>
-          <w:tcPr>
-            <w:tcW w:w="0" w:type="auto"/>
-            <w:tcMar>
-              <w:top w:w="15" w:type="dxa"/>
-              <w:left w:w="15" w:type="dxa"/>
-              <w:bottom w:w="15" w:type="dxa"/>
-              <w:right w:w="15" w:type="dxa"/>
-            </w:tcMar>
-            <w:vAlign w:val="center"/>
-            <w:hideMark/>
-          </w:tcPr>
-          <w:p>
-            <w:r>
-              <w:t xml:space="preserve">Read a file named </w:t>
-            </w:r>
-            <w:r>
-              <w:rPr>
-                <w:rStyle w:val="HTMLCode"/>
-                <w:rFonts w:eastAsiaTheme="minorEastAsia"/>
-                <w:szCs w:val="22"/>
-              </w:rPr>
-              <w:t>-</w:t>
-            </w:r>
-          </w:p>
-        </w:tc>
-        <w:tc>
-          <w:tcPr>
-            <w:tcW w:w="0" w:type="auto"/>
-            <w:tcMar>
-              <w:top w:w="15" w:type="dxa"/>
-              <w:left w:w="15" w:type="dxa"/>
-              <w:bottom w:w="15" w:type="dxa"/>
-              <w:right w:w="15" w:type="dxa"/>
-            </w:tcMar>
-            <w:vAlign w:val="center"/>
-            <w:hideMark/>
-          </w:tcPr>
-          <w:p>
-            <w:proofErr w:type="gramStart"/>
-            <w:r>
-              <w:rPr>
-                <w:rStyle w:val="HTMLCode"/>
-                <w:rFonts w:eastAsiaTheme="minorEastAsia"/>
-                <w:szCs w:val="22"/>
-              </w:rPr>
-              <w:t>cat .</w:t>
-            </w:r>
-            <w:proofErr w:type="gramEnd"/>
-            <w:r>
-              <w:rPr>
-                <w:rStyle w:val="HTMLCode"/>
-                <w:rFonts w:eastAsiaTheme="minorEastAsia"/>
-                <w:szCs w:val="22"/>
-              </w:rPr>
-              <w:t>/-</w:t>
-            </w:r>
-          </w:p>
-        </w:tc>
-      </w:tr>
-      <w:tr>
-        <w:trPr>
-          <w:tblCellSpacing w:w="15" w:type="dxa"/>
-        </w:trPr>
-        <w:tc>
-          <w:tcPr>
-            <w:tcW w:w="0" w:type="auto"/>
-            <w:tcMar>
-              <w:top w:w="15" w:type="dxa"/>
-              <w:left w:w="15" w:type="dxa"/>
-              <w:bottom w:w="15" w:type="dxa"/>
-              <w:right w:w="15" w:type="dxa"/>
-            </w:tcMar>
-            <w:vAlign w:val="center"/>
-            <w:hideMark/>
-          </w:tcPr>
-          <w:p>
-            <w:r>
-              <w:t>2→3</w:t>
-            </w:r>
-          </w:p>
-        </w:tc>
-        <w:tc>
-          <w:tcPr>
-            <w:tcW w:w="0" w:type="auto"/>
-            <w:tcMar>
-              <w:top w:w="15" w:type="dxa"/>
-              <w:left w:w="15" w:type="dxa"/>
-              <w:bottom w:w="15" w:type="dxa"/>
-              <w:right w:w="15" w:type="dxa"/>
-            </w:tcMar>
-            <w:vAlign w:val="center"/>
-            <w:hideMark/>
-          </w:tcPr>
-          <w:p>
-            <w:r>
-              <w:t xml:space="preserve">Read file with spaces and </w:t>
-            </w:r>
-            <w:r>
-              <w:rPr>
-                <w:rStyle w:val="HTMLCode"/>
-                <w:rFonts w:eastAsiaTheme="minorEastAsia"/>
-                <w:szCs w:val="22"/>
-              </w:rPr>
-              <w:t>--</w:t>
-            </w:r>
-            <w:r>
-              <w:t xml:space="preserve"> at start</w:t>
-            </w:r>
-          </w:p>
-        </w:tc>
-        <w:tc>
-          <w:tcPr>
-            <w:tcW w:w="0" w:type="auto"/>
-            <w:tcMar>
-              <w:top w:w="15" w:type="dxa"/>
-              <w:left w:w="15" w:type="dxa"/>
-              <w:bottom w:w="15" w:type="dxa"/>
-              <w:right w:w="15" w:type="dxa"/>
-            </w:tcMar>
-            <w:vAlign w:val="center"/>
-            <w:hideMark/>
-          </w:tcPr>
-          <w:p>
-            <w:r>
-              <w:rPr>
-                <w:rStyle w:val="HTMLCode"/>
-                <w:rFonts w:eastAsiaTheme="minorEastAsia"/>
-                <w:szCs w:val="22"/>
-              </w:rPr>
-              <w:t>cat -- "--spaces in this filename--"</w:t>
-            </w:r>
-          </w:p>
-        </w:tc>
-      </w:tr>
-      <w:tr>
-        <w:trPr>
-          <w:tblCellSpacing w:w="15" w:type="dxa"/>
-        </w:trPr>
-        <w:tc>
-          <w:tcPr>
-            <w:tcW w:w="0" w:type="auto"/>
-            <w:tcMar>
-              <w:top w:w="15" w:type="dxa"/>
-              <w:left w:w="15" w:type="dxa"/>
-              <w:bottom w:w="15" w:type="dxa"/>
-              <w:right w:w="15" w:type="dxa"/>
-            </w:tcMar>
-            <w:vAlign w:val="center"/>
-            <w:hideMark/>
-          </w:tcPr>
-          <w:p>
-            <w:r>
-              <w:t>3→4</w:t>
-            </w:r>
-          </w:p>
-        </w:tc>
-        <w:tc>
-          <w:tcPr>
-            <w:tcW w:w="0" w:type="auto"/>
-            <w:tcMar>
-              <w:top w:w="15" w:type="dxa"/>
-              <w:left w:w="15" w:type="dxa"/>
-              <w:bottom w:w="15" w:type="dxa"/>
-              <w:right w:w="15" w:type="dxa"/>
-            </w:tcMar>
-            <w:vAlign w:val="center"/>
-            <w:hideMark/>
-          </w:tcPr>
-          <w:p>
-            <w:r>
-              <w:t>Find and read hidden files</w:t>
-            </w:r>
-          </w:p>
-        </w:tc>
-        <w:tc>
-          <w:tcPr>
-            <w:tcW w:w="0" w:type="auto"/>
-            <w:tcMar>
-              <w:top w:w="15" w:type="dxa"/>
-              <w:left w:w="15" w:type="dxa"/>
-              <w:bottom w:w="15" w:type="dxa"/>
-              <w:right w:w="15" w:type="dxa"/>
-            </w:tcMar>
-            <w:vAlign w:val="center"/>
-            <w:hideMark/>
-          </w:tcPr>
-          <w:p>
-            <w:r>
-              <w:rPr>
-                <w:rStyle w:val="HTMLCode"/>
-                <w:rFonts w:eastAsiaTheme="minorEastAsia"/>
-                <w:szCs w:val="22"/>
-              </w:rPr>
-              <w:t>cd inhere</w:t>
-            </w:r>
-            <w:r>
-              <w:t xml:space="preserve">, </w:t>
-            </w:r>
-            <w:r>
-              <w:rPr>
-                <w:rStyle w:val="HTMLCode"/>
-                <w:rFonts w:eastAsiaTheme="minorEastAsia"/>
-                <w:szCs w:val="22"/>
-              </w:rPr>
-              <w:t>ls -la</w:t>
-            </w:r>
-            <w:r>
-              <w:t xml:space="preserve">, </w:t>
-            </w:r>
-            <w:proofErr w:type="gramStart"/>
-            <w:r>
-              <w:rPr>
-                <w:rStyle w:val="HTMLCode"/>
-                <w:rFonts w:eastAsiaTheme="minorEastAsia"/>
-                <w:szCs w:val="22"/>
-              </w:rPr>
-              <w:t>cat .hidden</w:t>
-            </w:r>
-            <w:proofErr w:type="gramEnd"/>
-          </w:p>
-        </w:tc>
-      </w:tr>
-      <w:tr>
-        <w:trPr>
-          <w:tblCellSpacing w:w="15" w:type="dxa"/>
-        </w:trPr>
-        <w:tc>
-          <w:tcPr>
-            <w:tcW w:w="0" w:type="auto"/>
-            <w:tcMar>
-              <w:top w:w="15" w:type="dxa"/>
-              <w:left w:w="15" w:type="dxa"/>
-              <w:bottom w:w="15" w:type="dxa"/>
-              <w:right w:w="15" w:type="dxa"/>
-            </w:tcMar>
-            <w:vAlign w:val="center"/>
-            <w:hideMark/>
-          </w:tcPr>
-          <w:p>
-            <w:r>
-              <w:t>4→5</w:t>
-            </w:r>
-          </w:p>
-        </w:tc>
-        <w:tc>
-          <w:tcPr>
-            <w:tcW w:w="0" w:type="auto"/>
-            <w:tcMar>
-              <w:top w:w="15" w:type="dxa"/>
-              <w:left w:w="15" w:type="dxa"/>
-              <w:bottom w:w="15" w:type="dxa"/>
-              <w:right w:w="15" w:type="dxa"/>
-            </w:tcMar>
-            <w:vAlign w:val="center"/>
-            <w:hideMark/>
-          </w:tcPr>
-          <w:p>
-            <w:r>
-              <w:t>Identify human-readable files</w:t>
-            </w:r>
-          </w:p>
-        </w:tc>
-        <w:tc>
-          <w:tcPr>
-            <w:tcW w:w="0" w:type="auto"/>
-            <w:tcMar>
-              <w:top w:w="15" w:type="dxa"/>
-              <w:left w:w="15" w:type="dxa"/>
-              <w:bottom w:w="15" w:type="dxa"/>
-              <w:right w:w="15" w:type="dxa"/>
-            </w:tcMar>
-            <w:vAlign w:val="center"/>
-            <w:hideMark/>
-          </w:tcPr>
-          <w:p>
-            <w:r>
-              <w:rPr>
-                <w:rStyle w:val="HTMLCode"/>
-                <w:rFonts w:eastAsiaTheme="minorEastAsia"/>
-                <w:szCs w:val="22"/>
-              </w:rPr>
-              <w:t>cd inhere</w:t>
-            </w:r>
-            <w:r>
-              <w:t xml:space="preserve">, </w:t>
-            </w:r>
-            <w:proofErr w:type="gramStart"/>
-            <w:r>
-              <w:rPr>
-                <w:rStyle w:val="HTMLCode"/>
-                <w:rFonts w:eastAsiaTheme="minorEastAsia"/>
-                <w:szCs w:val="22"/>
-              </w:rPr>
-              <w:t>file .</w:t>
-            </w:r>
-            <w:proofErr w:type="gramEnd"/>
-            <w:r>
-              <w:rPr>
-                <w:rStyle w:val="HTMLCode"/>
-                <w:rFonts w:eastAsiaTheme="minorEastAsia"/>
-                <w:szCs w:val="22"/>
-              </w:rPr>
-              <w:t>/-file*</w:t>
-            </w:r>
-            <w:r>
-              <w:t xml:space="preserve">, </w:t>
-            </w:r>
-            <w:r>
-              <w:rPr>
-                <w:rStyle w:val="HTMLCode"/>
-                <w:rFonts w:eastAsiaTheme="minorEastAsia"/>
-                <w:szCs w:val="22"/>
-              </w:rPr>
-              <w:t>cat ./-file0X</w:t>
-            </w:r>
-          </w:p>
-        </w:tc>
-      </w:tr>
-    </w:tbl>
-    <w:p>
-      <w:pPr>
-        <w:spacing w:after="0"/>
-        <w:jc w:val="center"/>
-      </w:pPr>
-      <w:r>
-        <w:pict w14:anchorId="3007562A">
-          <v:rect id="_x0000_i1039" style="width:515.55pt;height:1.5pt" o:hralign="center" o:hrstd="t" o:hr="t" fillcolor="#a0a0a0" stroked="f"/>
-        </w:pict>
-      </w:r>
-    </w:p>
-    <w:p>
-      <w:pPr>
-        <w:pStyle w:val="Heading1"/>
-        <w:rPr>
-          <w:rFonts w:eastAsiaTheme="minorEastAsia"/>
-        </w:rPr>
-      </w:pPr>
-      <w:r>
-        <w:rPr>
-          <w:b w:val="0"/>
-          <w:bCs w:val="0"/>
-        </w:rPr>
-        <w:br w:type="page"/>
-      </w:r>
-      <w:r>
-        <w:rPr>
-          <w:rFonts w:eastAsiaTheme="minorEastAsia"/>
-        </w:rPr>
-        <w:lastRenderedPageBreak/>
-        <w:t>Special Characters</w:t>
-      </w:r>
-    </w:p>
-    <w:tbl>
-      <w:tblPr>
-        <w:tblW w:w="0" w:type="auto"/>
-        <w:tblCellSpacing w:w="15" w:type="dxa"/>
-        <w:tblLook w:val="04A0" w:firstRow="1" w:lastRow="0" w:firstColumn="1" w:lastColumn="0" w:noHBand="0" w:noVBand="1"/>
-      </w:tblPr>
-      <w:tblGrid>
-        <w:gridCol w:w="963"/>
-        <w:gridCol w:w="3241"/>
-        <w:gridCol w:w="3083"/>
-      </w:tblGrid>
-      <w:tr>
-        <w:trPr>
-          <w:tblHeader/>
-          <w:tblCellSpacing w:w="15" w:type="dxa"/>
-        </w:trPr>
-        <w:tc>
-          <w:tcPr>
-            <w:tcW w:w="0" w:type="auto"/>
-            <w:tcMar>
-              <w:top w:w="15" w:type="dxa"/>
-              <w:left w:w="15" w:type="dxa"/>
-              <w:bottom w:w="15" w:type="dxa"/>
-              <w:right w:w="15" w:type="dxa"/>
-            </w:tcMar>
-            <w:vAlign w:val="center"/>
-            <w:hideMark/>
-          </w:tcPr>
-          <w:p>
-            <w:pPr>
-              <w:jc w:val="center"/>
-              <w:rPr>
-                <w:b/>
-                <w:bCs/>
-              </w:rPr>
-            </w:pPr>
-            <w:r>
-              <w:rPr>
-                <w:b/>
-                <w:bCs/>
-              </w:rPr>
-              <w:t>Character</w:t>
-            </w:r>
-          </w:p>
-        </w:tc>
-        <w:tc>
-          <w:tcPr>
-            <w:tcW w:w="0" w:type="auto"/>
-            <w:tcMar>
-              <w:top w:w="15" w:type="dxa"/>
-              <w:left w:w="15" w:type="dxa"/>
-              <w:bottom w:w="15" w:type="dxa"/>
-              <w:right w:w="15" w:type="dxa"/>
-            </w:tcMar>
-            <w:vAlign w:val="center"/>
-            <w:hideMark/>
-          </w:tcPr>
-          <w:p>
-            <w:pPr>
-              <w:jc w:val="center"/>
-              <w:rPr>
-                <w:b/>
-                <w:bCs/>
-              </w:rPr>
-            </w:pPr>
-            <w:r>
-              <w:rPr>
-                <w:b/>
-                <w:bCs/>
-              </w:rPr>
-              <w:t>Meaning</w:t>
-            </w:r>
-          </w:p>
-        </w:tc>
-        <w:tc>
-          <w:tcPr>
-            <w:tcW w:w="0" w:type="auto"/>
-            <w:tcMar>
-              <w:top w:w="15" w:type="dxa"/>
-              <w:left w:w="15" w:type="dxa"/>
-              <w:bottom w:w="15" w:type="dxa"/>
-              <w:right w:w="15" w:type="dxa"/>
-            </w:tcMar>
-            <w:vAlign w:val="center"/>
-            <w:hideMark/>
-          </w:tcPr>
-          <w:p>
-            <w:pPr>
-              <w:jc w:val="center"/>
-              <w:rPr>
-                <w:b/>
-                <w:bCs/>
-              </w:rPr>
-            </w:pPr>
-            <w:r>
-              <w:rPr>
-                <w:b/>
-                <w:bCs/>
-              </w:rPr>
-              <w:t>Example</w:t>
-            </w:r>
-          </w:p>
-        </w:tc>
-      </w:tr>
-      <w:tr>
-        <w:trPr>
-          <w:tblCellSpacing w:w="15" w:type="dxa"/>
-        </w:trPr>
-        <w:tc>
-          <w:tcPr>
-            <w:tcW w:w="0" w:type="auto"/>
-            <w:tcMar>
-              <w:top w:w="15" w:type="dxa"/>
-              <w:left w:w="15" w:type="dxa"/>
-              <w:bottom w:w="15" w:type="dxa"/>
-              <w:right w:w="15" w:type="dxa"/>
-            </w:tcMar>
-            <w:vAlign w:val="center"/>
-            <w:hideMark/>
-          </w:tcPr>
-          <w:p>
-            <w:r>
-              <w:rPr>
-                <w:rStyle w:val="HTMLCode"/>
-                <w:rFonts w:eastAsiaTheme="minorEastAsia"/>
-                <w:szCs w:val="22"/>
-              </w:rPr>
-              <w:t>.</w:t>
-            </w:r>
-          </w:p>
-        </w:tc>
-        <w:tc>
-          <w:tcPr>
-            <w:tcW w:w="0" w:type="auto"/>
-            <w:tcMar>
-              <w:top w:w="15" w:type="dxa"/>
-              <w:left w:w="15" w:type="dxa"/>
-              <w:bottom w:w="15" w:type="dxa"/>
-              <w:right w:w="15" w:type="dxa"/>
-            </w:tcMar>
-            <w:vAlign w:val="center"/>
-            <w:hideMark/>
-          </w:tcPr>
-          <w:p>
-            <w:r>
-              <w:t>Current directory</w:t>
-            </w:r>
-          </w:p>
-        </w:tc>
-        <w:tc>
-          <w:tcPr>
-            <w:tcW w:w="0" w:type="auto"/>
-            <w:tcMar>
-              <w:top w:w="15" w:type="dxa"/>
-              <w:left w:w="15" w:type="dxa"/>
-              <w:bottom w:w="15" w:type="dxa"/>
-              <w:right w:w="15" w:type="dxa"/>
-            </w:tcMar>
-            <w:vAlign w:val="center"/>
-            <w:hideMark/>
-          </w:tcPr>
-          <w:p>
-            <w:proofErr w:type="gramStart"/>
-            <w:r>
-              <w:rPr>
-                <w:rStyle w:val="HTMLCode"/>
-                <w:rFonts w:eastAsiaTheme="minorEastAsia"/>
-                <w:szCs w:val="22"/>
-              </w:rPr>
-              <w:t>./</w:t>
-            </w:r>
-            <w:proofErr w:type="gramEnd"/>
-            <w:r>
-              <w:rPr>
-                <w:rStyle w:val="HTMLCode"/>
-                <w:rFonts w:eastAsiaTheme="minorEastAsia"/>
-                <w:szCs w:val="22"/>
-              </w:rPr>
-              <w:t>file</w:t>
-            </w:r>
-          </w:p>
-        </w:tc>
-      </w:tr>
-      <w:tr>
-        <w:trPr>
-          <w:tblCellSpacing w:w="15" w:type="dxa"/>
-        </w:trPr>
-        <w:tc>
-          <w:tcPr>
-            <w:tcW w:w="0" w:type="auto"/>
-            <w:tcMar>
-              <w:top w:w="15" w:type="dxa"/>
-              <w:left w:w="15" w:type="dxa"/>
-              <w:bottom w:w="15" w:type="dxa"/>
-              <w:right w:w="15" w:type="dxa"/>
-            </w:tcMar>
-            <w:vAlign w:val="center"/>
-            <w:hideMark/>
-          </w:tcPr>
-          <w:p>
-            <w:r>
-              <w:rPr>
-                <w:rStyle w:val="HTMLCode"/>
-                <w:rFonts w:eastAsiaTheme="minorEastAsia"/>
-                <w:szCs w:val="22"/>
-              </w:rPr>
-              <w:t>..</w:t>
-            </w:r>
-          </w:p>
-        </w:tc>
-        <w:tc>
-          <w:tcPr>
-            <w:tcW w:w="0" w:type="auto"/>
-            <w:tcMar>
-              <w:top w:w="15" w:type="dxa"/>
-              <w:left w:w="15" w:type="dxa"/>
-              <w:bottom w:w="15" w:type="dxa"/>
-              <w:right w:w="15" w:type="dxa"/>
-            </w:tcMar>
-            <w:vAlign w:val="center"/>
-            <w:hideMark/>
-          </w:tcPr>
-          <w:p>
-            <w:r>
-              <w:t>Parent directory</w:t>
-            </w:r>
-          </w:p>
-        </w:tc>
-        <w:tc>
-          <w:tcPr>
-            <w:tcW w:w="0" w:type="auto"/>
-            <w:tcMar>
-              <w:top w:w="15" w:type="dxa"/>
-              <w:left w:w="15" w:type="dxa"/>
-              <w:bottom w:w="15" w:type="dxa"/>
-              <w:right w:w="15" w:type="dxa"/>
-            </w:tcMar>
-            <w:vAlign w:val="center"/>
-            <w:hideMark/>
-          </w:tcPr>
-          <w:p>
-            <w:r>
-              <w:rPr>
-                <w:rStyle w:val="HTMLCode"/>
-                <w:rFonts w:eastAsiaTheme="minorEastAsia"/>
-                <w:szCs w:val="22"/>
-              </w:rPr>
-              <w:t>cd</w:t>
-            </w:r>
-            <w:proofErr w:type="gramStart"/>
-            <w:r>
-              <w:rPr>
-                <w:rStyle w:val="HTMLCode"/>
-                <w:rFonts w:eastAsiaTheme="minorEastAsia"/>
-                <w:szCs w:val="22"/>
-              </w:rPr>
-              <w:t xml:space="preserve"> ..</w:t>
-            </w:r>
-            <w:proofErr w:type="gramEnd"/>
-          </w:p>
-        </w:tc>
-      </w:tr>
-      <w:tr>
-        <w:trPr>
-          <w:tblCellSpacing w:w="15" w:type="dxa"/>
-        </w:trPr>
-        <w:tc>
-          <w:tcPr>
-            <w:tcW w:w="0" w:type="auto"/>
-            <w:tcMar>
-              <w:top w:w="15" w:type="dxa"/>
-              <w:left w:w="15" w:type="dxa"/>
-              <w:bottom w:w="15" w:type="dxa"/>
-              <w:right w:w="15" w:type="dxa"/>
-            </w:tcMar>
-            <w:vAlign w:val="center"/>
-            <w:hideMark/>
-          </w:tcPr>
-          <w:p>
-            <w:r>
-              <w:rPr>
-                <w:rStyle w:val="HTMLCode"/>
-                <w:rFonts w:eastAsiaTheme="minorEastAsia"/>
-                <w:szCs w:val="22"/>
-              </w:rPr>
-              <w:t>~</w:t>
-            </w:r>
-          </w:p>
-        </w:tc>
-        <w:tc>
-          <w:tcPr>
-            <w:tcW w:w="0" w:type="auto"/>
-            <w:tcMar>
-              <w:top w:w="15" w:type="dxa"/>
-              <w:left w:w="15" w:type="dxa"/>
-              <w:bottom w:w="15" w:type="dxa"/>
-              <w:right w:w="15" w:type="dxa"/>
-            </w:tcMar>
-            <w:vAlign w:val="center"/>
-            <w:hideMark/>
-          </w:tcPr>
-          <w:p>
-            <w:r>
-              <w:t>Home directory</w:t>
-            </w:r>
-          </w:p>
-        </w:tc>
-        <w:tc>
-          <w:tcPr>
-            <w:tcW w:w="0" w:type="auto"/>
-            <w:tcMar>
-              <w:top w:w="15" w:type="dxa"/>
-              <w:left w:w="15" w:type="dxa"/>
-              <w:bottom w:w="15" w:type="dxa"/>
-              <w:right w:w="15" w:type="dxa"/>
-            </w:tcMar>
-            <w:vAlign w:val="center"/>
-            <w:hideMark/>
-          </w:tcPr>
-          <w:p>
-            <w:r>
-              <w:rPr>
-                <w:rStyle w:val="HTMLCode"/>
-                <w:rFonts w:eastAsiaTheme="minorEastAsia"/>
-                <w:szCs w:val="22"/>
-              </w:rPr>
-              <w:t>cd ~</w:t>
-            </w:r>
-          </w:p>
-        </w:tc>
-      </w:tr>
-      <w:tr>
-        <w:trPr>
-          <w:tblCellSpacing w:w="15" w:type="dxa"/>
-        </w:trPr>
-        <w:tc>
-          <w:tcPr>
-            <w:tcW w:w="0" w:type="auto"/>
-            <w:tcMar>
-              <w:top w:w="15" w:type="dxa"/>
-              <w:left w:w="15" w:type="dxa"/>
-              <w:bottom w:w="15" w:type="dxa"/>
-              <w:right w:w="15" w:type="dxa"/>
-            </w:tcMar>
-            <w:vAlign w:val="center"/>
-            <w:hideMark/>
-          </w:tcPr>
-          <w:p>
-            <w:r>
-              <w:rPr>
-                <w:rStyle w:val="HTMLCode"/>
-                <w:rFonts w:eastAsiaTheme="minorEastAsia"/>
-                <w:szCs w:val="22"/>
-              </w:rPr>
-              <w:t>-</w:t>
-            </w:r>
-          </w:p>
-        </w:tc>
-        <w:tc>
-          <w:tcPr>
-            <w:tcW w:w="0" w:type="auto"/>
-            <w:tcMar>
-              <w:top w:w="15" w:type="dxa"/>
-              <w:left w:w="15" w:type="dxa"/>
-              <w:bottom w:w="15" w:type="dxa"/>
-              <w:right w:w="15" w:type="dxa"/>
-            </w:tcMar>
-            <w:vAlign w:val="center"/>
-            <w:hideMark/>
-          </w:tcPr>
-          <w:p>
-            <w:r>
-              <w:t>Sometimes means "standard input"</w:t>
-            </w:r>
-          </w:p>
-        </w:tc>
-        <w:tc>
-          <w:tcPr>
-            <w:tcW w:w="0" w:type="auto"/>
-            <w:tcMar>
-              <w:top w:w="15" w:type="dxa"/>
-              <w:left w:w="15" w:type="dxa"/>
-              <w:bottom w:w="15" w:type="dxa"/>
-              <w:right w:w="15" w:type="dxa"/>
-            </w:tcMar>
-            <w:vAlign w:val="center"/>
-            <w:hideMark/>
-          </w:tcPr>
-          <w:p>
-            <w:r>
-              <w:t xml:space="preserve">Avoid as filename unless </w:t>
-            </w:r>
-            <w:proofErr w:type="gramStart"/>
-            <w:r>
-              <w:t xml:space="preserve">using </w:t>
-            </w:r>
-            <w:r>
-              <w:rPr>
-                <w:rStyle w:val="HTMLCode"/>
-                <w:rFonts w:eastAsiaTheme="minorEastAsia"/>
-                <w:szCs w:val="22"/>
-              </w:rPr>
-              <w:t>.</w:t>
-            </w:r>
-            <w:proofErr w:type="gramEnd"/>
-            <w:r>
-              <w:rPr>
-                <w:rStyle w:val="HTMLCode"/>
-                <w:rFonts w:eastAsiaTheme="minorEastAsia"/>
-                <w:szCs w:val="22"/>
-              </w:rPr>
-              <w:t>/</w:t>
-            </w:r>
-          </w:p>
-        </w:tc>
-      </w:tr>
-      <w:tr>
-        <w:trPr>
-          <w:tblCellSpacing w:w="15" w:type="dxa"/>
-        </w:trPr>
-        <w:tc>
-          <w:tcPr>
-            <w:tcW w:w="0" w:type="auto"/>
-            <w:tcMar>
-              <w:top w:w="15" w:type="dxa"/>
-              <w:left w:w="15" w:type="dxa"/>
-              <w:bottom w:w="15" w:type="dxa"/>
-              <w:right w:w="15" w:type="dxa"/>
-            </w:tcMar>
-            <w:vAlign w:val="center"/>
-            <w:hideMark/>
-          </w:tcPr>
-          <w:p>
-            <w:r>
-              <w:rPr>
-                <w:rStyle w:val="HTMLCode"/>
-                <w:rFonts w:eastAsiaTheme="minorEastAsia"/>
-                <w:szCs w:val="22"/>
-              </w:rPr>
-              <w:t>--</w:t>
-            </w:r>
-          </w:p>
-        </w:tc>
-        <w:tc>
-          <w:tcPr>
-            <w:tcW w:w="0" w:type="auto"/>
-            <w:tcMar>
-              <w:top w:w="15" w:type="dxa"/>
-              <w:left w:w="15" w:type="dxa"/>
-              <w:bottom w:w="15" w:type="dxa"/>
-              <w:right w:w="15" w:type="dxa"/>
-            </w:tcMar>
-            <w:vAlign w:val="center"/>
-            <w:hideMark/>
-          </w:tcPr>
-          <w:p>
-            <w:r>
-              <w:t>"Stop parsing options"</w:t>
-            </w:r>
-          </w:p>
-        </w:tc>
-        <w:tc>
-          <w:tcPr>
-            <w:tcW w:w="0" w:type="auto"/>
-            <w:tcMar>
-              <w:top w:w="15" w:type="dxa"/>
-              <w:left w:w="15" w:type="dxa"/>
-              <w:bottom w:w="15" w:type="dxa"/>
-              <w:right w:w="15" w:type="dxa"/>
-            </w:tcMar>
-            <w:vAlign w:val="center"/>
-            <w:hideMark/>
-          </w:tcPr>
-          <w:p>
-            <w:r>
-              <w:rPr>
-                <w:rStyle w:val="HTMLCode"/>
-                <w:rFonts w:eastAsiaTheme="minorEastAsia"/>
-                <w:szCs w:val="22"/>
-              </w:rPr>
-              <w:t>cat -- "--filename"</w:t>
-            </w:r>
-          </w:p>
-        </w:tc>
-      </w:tr>
-      <w:tr>
-        <w:trPr>
-          <w:tblCellSpacing w:w="15" w:type="dxa"/>
-        </w:trPr>
-        <w:tc>
-          <w:tcPr>
-            <w:tcW w:w="0" w:type="auto"/>
-            <w:tcMar>
-              <w:top w:w="15" w:type="dxa"/>
-              <w:left w:w="15" w:type="dxa"/>
-              <w:bottom w:w="15" w:type="dxa"/>
-              <w:right w:w="15" w:type="dxa"/>
-            </w:tcMar>
-            <w:vAlign w:val="center"/>
-            <w:hideMark/>
-          </w:tcPr>
-          <w:p>
-            <w:r>
-              <w:rPr>
-                <w:rStyle w:val="HTMLCode"/>
-                <w:rFonts w:eastAsiaTheme="minorEastAsia"/>
-                <w:szCs w:val="22"/>
-              </w:rPr>
-              <w:t>*</w:t>
-            </w:r>
-          </w:p>
-        </w:tc>
-        <w:tc>
-          <w:tcPr>
-            <w:tcW w:w="0" w:type="auto"/>
-            <w:tcMar>
-              <w:top w:w="15" w:type="dxa"/>
-              <w:left w:w="15" w:type="dxa"/>
-              <w:bottom w:w="15" w:type="dxa"/>
-              <w:right w:w="15" w:type="dxa"/>
-            </w:tcMar>
-            <w:vAlign w:val="center"/>
-            <w:hideMark/>
-          </w:tcPr>
-          <w:p>
-            <w:r>
-              <w:t>Wildcard (matches anything)</w:t>
-            </w:r>
-          </w:p>
-        </w:tc>
-        <w:tc>
-          <w:tcPr>
-            <w:tcW w:w="0" w:type="auto"/>
-            <w:tcMar>
-              <w:top w:w="15" w:type="dxa"/>
-              <w:left w:w="15" w:type="dxa"/>
-              <w:bottom w:w="15" w:type="dxa"/>
-              <w:right w:w="15" w:type="dxa"/>
-            </w:tcMar>
-            <w:vAlign w:val="center"/>
-            <w:hideMark/>
-          </w:tcPr>
-          <w:p>
-            <w:proofErr w:type="gramStart"/>
-            <w:r>
-              <w:rPr>
-                <w:rStyle w:val="HTMLCode"/>
-                <w:rFonts w:eastAsiaTheme="minorEastAsia"/>
-                <w:szCs w:val="22"/>
-              </w:rPr>
-              <w:t>file .</w:t>
-            </w:r>
-            <w:proofErr w:type="gramEnd"/>
-            <w:r>
-              <w:rPr>
-                <w:rStyle w:val="HTMLCode"/>
-                <w:rFonts w:eastAsiaTheme="minorEastAsia"/>
-                <w:szCs w:val="22"/>
-              </w:rPr>
-              <w:t>/-file*</w:t>
-            </w:r>
-          </w:p>
-        </w:tc>
-      </w:tr>
-      <w:tr>
-        <w:trPr>
-          <w:tblCellSpacing w:w="15" w:type="dxa"/>
-        </w:trPr>
-        <w:tc>
-          <w:tcPr>
-            <w:tcW w:w="0" w:type="auto"/>
-            <w:tcMar>
-              <w:top w:w="15" w:type="dxa"/>
-              <w:left w:w="15" w:type="dxa"/>
-              <w:bottom w:w="15" w:type="dxa"/>
-              <w:right w:w="15" w:type="dxa"/>
-            </w:tcMar>
-            <w:vAlign w:val="center"/>
-            <w:hideMark/>
-          </w:tcPr>
-          <w:p>
-            <w:r>
-              <w:rPr>
-                <w:rStyle w:val="HTMLCode"/>
-                <w:rFonts w:eastAsiaTheme="minorEastAsia"/>
-                <w:szCs w:val="22"/>
-              </w:rPr>
-              <w:t>\</w:t>
-            </w:r>
-          </w:p>
-        </w:tc>
-        <w:tc>
-          <w:tcPr>
-            <w:tcW w:w="0" w:type="auto"/>
-            <w:tcMar>
-              <w:top w:w="15" w:type="dxa"/>
-              <w:left w:w="15" w:type="dxa"/>
-              <w:bottom w:w="15" w:type="dxa"/>
-              <w:right w:w="15" w:type="dxa"/>
-            </w:tcMar>
-            <w:vAlign w:val="center"/>
-            <w:hideMark/>
-          </w:tcPr>
-          <w:p>
-            <w:r>
-              <w:t>Escape next character</w:t>
-            </w:r>
-          </w:p>
-        </w:tc>
-        <w:tc>
-          <w:tcPr>
-            <w:tcW w:w="0" w:type="auto"/>
-            <w:tcMar>
-              <w:top w:w="15" w:type="dxa"/>
-              <w:left w:w="15" w:type="dxa"/>
-              <w:bottom w:w="15" w:type="dxa"/>
-              <w:right w:w="15" w:type="dxa"/>
-            </w:tcMar>
-            <w:vAlign w:val="center"/>
-            <w:hideMark/>
-          </w:tcPr>
-          <w:p>
-            <w:r>
-              <w:rPr>
-                <w:rStyle w:val="HTMLCode"/>
-                <w:rFonts w:eastAsiaTheme="minorEastAsia"/>
-                <w:szCs w:val="22"/>
-              </w:rPr>
-              <w:t>cat file\ with\ spaces</w:t>
-            </w:r>
-          </w:p>
-        </w:tc>
-      </w:tr>
-      <w:tr>
-        <w:trPr>
-          <w:tblCellSpacing w:w="15" w:type="dxa"/>
-        </w:trPr>
-        <w:tc>
-          <w:tcPr>
-            <w:tcW w:w="0" w:type="auto"/>
-            <w:tcMar>
-              <w:top w:w="15" w:type="dxa"/>
-              <w:left w:w="15" w:type="dxa"/>
-              <w:bottom w:w="15" w:type="dxa"/>
-              <w:right w:w="15" w:type="dxa"/>
-            </w:tcMar>
-            <w:vAlign w:val="center"/>
-            <w:hideMark/>
-          </w:tcPr>
-          <w:p>
-            <w:r>
-              <w:rPr>
-                <w:rStyle w:val="HTMLCode"/>
-                <w:rFonts w:eastAsiaTheme="minorEastAsia"/>
-                <w:szCs w:val="22"/>
-              </w:rPr>
-              <w:t>" "</w:t>
-            </w:r>
-          </w:p>
-        </w:tc>
-        <w:tc>
-          <w:tcPr>
-            <w:tcW w:w="0" w:type="auto"/>
-            <w:tcMar>
-              <w:top w:w="15" w:type="dxa"/>
-              <w:left w:w="15" w:type="dxa"/>
-              <w:bottom w:w="15" w:type="dxa"/>
-              <w:right w:w="15" w:type="dxa"/>
-            </w:tcMar>
-            <w:vAlign w:val="center"/>
-            <w:hideMark/>
-          </w:tcPr>
-          <w:p>
-            <w:r>
-              <w:t>Quote entire string</w:t>
-            </w:r>
-          </w:p>
-        </w:tc>
-        <w:tc>
-          <w:tcPr>
-            <w:tcW w:w="0" w:type="auto"/>
-            <w:tcMar>
-              <w:top w:w="15" w:type="dxa"/>
-              <w:left w:w="15" w:type="dxa"/>
-              <w:bottom w:w="15" w:type="dxa"/>
-              <w:right w:w="15" w:type="dxa"/>
-            </w:tcMar>
-            <w:vAlign w:val="center"/>
-            <w:hideMark/>
-          </w:tcPr>
-          <w:p>
-            <w:r>
-              <w:rPr>
-                <w:rStyle w:val="HTMLCode"/>
-                <w:rFonts w:eastAsiaTheme="minorEastAsia"/>
-                <w:szCs w:val="22"/>
-              </w:rPr>
-              <w:t>cat "file with spaces"</w:t>
-            </w:r>
-          </w:p>
-        </w:tc>
-      </w:tr>
-    </w:tbl>
     <w:p>
       <w:pPr>
         <w:pStyle w:val="Heading1"/>
@@ -7876,7 +10380,7 @@
       </w:pPr>
       <w:r>
         <w:pict w14:anchorId="24815B9B">
-          <v:rect id="_x0000_i1040" style="width:515.55pt;height:1.5pt" o:hralign="center" o:hrstd="t" o:hr="t" fillcolor="#a0a0a0" stroked="f"/>
+          <v:rect id="_x0000_i1047" style="width:515.55pt;height:1.5pt" o:hralign="center" o:hrstd="t" o:hr="t" fillcolor="#a0a0a0" stroked="f"/>
         </w:pict>
       </w:r>
     </w:p>
@@ -8084,6 +10588,13 @@
             <w:hideMark/>
           </w:tcPr>
           <w:p>
+            <w:pPr>
+              <w:rPr>
+                <w:rStyle w:val="HTMLCode"/>
+                <w:rFonts w:eastAsiaTheme="minorEastAsia"/>
+                <w:szCs w:val="22"/>
+              </w:rPr>
+            </w:pPr>
             <w:r>
               <w:rPr>
                 <w:rStyle w:val="HTMLCode"/>
@@ -8093,6 +10604,11 @@
               <w:t>grep "="</w:t>
             </w:r>
           </w:p>
+          <w:p>
+            <w:r>
+              <w:t>strings</w:t>
+            </w:r>
+          </w:p>
         </w:tc>
         <w:tc>
           <w:tcPr>
@@ -8109,6 +10625,11 @@
           <w:p>
             <w:r>
               <w:t>Filter lines containing "="</w:t>
+            </w:r>
+          </w:p>
+          <w:p>
+            <w:r>
+              <w:t>extracts readable text</w:t>
             </w:r>
           </w:p>
         </w:tc>
@@ -8213,7 +10734,7 @@
       </w:pPr>
       <w:r>
         <w:pict w14:anchorId="11A414B1">
-          <v:rect id="_x0000_i1041" style="width:515.55pt;height:1.5pt" o:hralign="center" o:hrstd="t" o:hr="t" fillcolor="#a0a0a0" stroked="f"/>
+          <v:rect id="_x0000_i1048" style="width:515.55pt;height:1.5pt" o:hralign="center" o:hrstd="t" o:hr="t" fillcolor="#a0a0a0" stroked="f"/>
         </w:pict>
       </w:r>
     </w:p>
@@ -8226,16 +10747,8 @@
       </w:pPr>
       <w:r>
         <w:rPr>
-          <w:b w:val="0"/>
-          <w:bCs w:val="0"/>
-        </w:rPr>
-        <w:br w:type="page"/>
-      </w:r>
-      <w:r>
-        <w:rPr>
           <w:rFonts w:eastAsiaTheme="minorEastAsia"/>
         </w:rPr>
-        <w:lastRenderedPageBreak/>
         <w:t>Sorting and Unique</w:t>
       </w:r>
     </w:p>
@@ -8622,7 +11135,7 @@
       </w:pPr>
       <w:r>
         <w:pict w14:anchorId="5EBA736F">
-          <v:rect id="_x0000_i1042" style="width:515.55pt;height:1.5pt" o:hralign="center" o:hrstd="t" o:hr="t" fillcolor="#a0a0a0" stroked="f"/>
+          <v:rect id="_x0000_i1049" style="width:515.55pt;height:1.5pt" o:hralign="center" o:hrstd="t" o:hr="t" fillcolor="#a0a0a0" stroked="f"/>
         </w:pict>
       </w:r>
     </w:p>
@@ -8637,6 +11150,7 @@
         <w:rPr>
           <w:rFonts w:eastAsiaTheme="minorEastAsia"/>
         </w:rPr>
+        <w:lastRenderedPageBreak/>
         <w:t>Pipes and Redirection</w:t>
       </w:r>
     </w:p>
@@ -8908,7 +11422,7 @@
       </w:pPr>
       <w:r>
         <w:pict w14:anchorId="31EB5ED0">
-          <v:rect id="_x0000_i1043" style="width:515.55pt;height:1.5pt" o:hralign="center" o:hrstd="t" o:hr="t" fillcolor="#a0a0a0" stroked="f"/>
+          <v:rect id="_x0000_i1050" style="width:515.55pt;height:1.5pt" o:hralign="center" o:hrstd="t" o:hr="t" fillcolor="#a0a0a0" stroked="f"/>
         </w:pict>
       </w:r>
     </w:p>
@@ -9143,13 +11657,13 @@
       </w:pPr>
       <w:r>
         <w:pict w14:anchorId="2DA12436">
-          <v:rect id="_x0000_i1044" style="width:515.55pt;height:1.5pt" o:hralign="center" o:hrstd="t" o:hr="t" fillcolor="#a0a0a0" stroked="f"/>
+          <v:rect id="_x0000_i1051" style="width:515.55pt;height:1.5pt" o:hralign="center" o:hrstd="t" o:hr="t" fillcolor="#a0a0a0" stroked="f"/>
         </w:pict>
       </w:r>
     </w:p>
     <w:p>
       <w:pPr>
-        <w:pStyle w:val="Heading2"/>
+        <w:pStyle w:val="Heading1"/>
         <w:rPr>
           <w:rFonts w:eastAsiaTheme="minorEastAsia"/>
         </w:rPr>
@@ -9158,19 +11672,43 @@
         <w:rPr>
           <w:rFonts w:eastAsiaTheme="minorEastAsia"/>
         </w:rPr>
-        <w:t>Quick Reference – Bandit Levels 6–10</w:t>
+        <w:t xml:space="preserve">Bandit Levels </w:t>
+      </w:r>
+      <w:r>
+        <w:rPr>
+          <w:rFonts w:eastAsiaTheme="minorEastAsia"/>
+        </w:rPr>
+        <w:t>10</w:t>
+      </w:r>
+      <w:r>
+        <w:rPr>
+          <w:rFonts w:eastAsiaTheme="minorEastAsia"/>
+        </w:rPr>
+        <w:t>–1</w:t>
+      </w:r>
+      <w:r>
+        <w:rPr>
+          <w:rFonts w:eastAsiaTheme="minorEastAsia"/>
+        </w:rPr>
+        <w:t>5</w:t>
       </w:r>
     </w:p>
     <w:tbl>
       <w:tblPr>
         <w:tblW w:w="0" w:type="auto"/>
         <w:tblCellSpacing w:w="15" w:type="dxa"/>
+        <w:tblCellMar>
+          <w:top w:w="15" w:type="dxa"/>
+          <w:left w:w="15" w:type="dxa"/>
+          <w:bottom w:w="15" w:type="dxa"/>
+          <w:right w:w="15" w:type="dxa"/>
+        </w:tblCellMar>
         <w:tblLook w:val="04A0" w:firstRow="1" w:lastRow="0" w:firstColumn="1" w:lastColumn="0" w:noHBand="0" w:noVBand="1"/>
       </w:tblPr>
       <w:tblGrid>
-        <w:gridCol w:w="609"/>
-        <w:gridCol w:w="3915"/>
-        <w:gridCol w:w="5946"/>
+        <w:gridCol w:w="2011"/>
+        <w:gridCol w:w="3036"/>
+        <w:gridCol w:w="5423"/>
       </w:tblGrid>
       <w:tr>
         <w:trPr>
@@ -9180,18 +11718,11 @@
         <w:tc>
           <w:tcPr>
             <w:tcW w:w="0" w:type="auto"/>
-            <w:tcMar>
-              <w:top w:w="15" w:type="dxa"/>
-              <w:left w:w="15" w:type="dxa"/>
-              <w:bottom w:w="15" w:type="dxa"/>
-              <w:right w:w="15" w:type="dxa"/>
-            </w:tcMar>
             <w:vAlign w:val="center"/>
             <w:hideMark/>
           </w:tcPr>
           <w:p>
             <w:pPr>
-              <w:jc w:val="center"/>
               <w:rPr>
                 <w:b/>
                 <w:bCs/>
@@ -9202,25 +11733,18 @@
                 <w:b/>
                 <w:bCs/>
               </w:rPr>
-              <w:t>Level</w:t>
-            </w:r>
-          </w:p>
-        </w:tc>
-        <w:tc>
-          <w:tcPr>
-            <w:tcW w:w="0" w:type="auto"/>
-            <w:tcMar>
-              <w:top w:w="15" w:type="dxa"/>
-              <w:left w:w="15" w:type="dxa"/>
-              <w:bottom w:w="15" w:type="dxa"/>
-              <w:right w:w="15" w:type="dxa"/>
-            </w:tcMar>
+              <w:t>Command</w:t>
+            </w:r>
+          </w:p>
+        </w:tc>
+        <w:tc>
+          <w:tcPr>
+            <w:tcW w:w="0" w:type="auto"/>
             <w:vAlign w:val="center"/>
             <w:hideMark/>
           </w:tcPr>
           <w:p>
             <w:pPr>
-              <w:jc w:val="center"/>
               <w:rPr>
                 <w:b/>
                 <w:bCs/>
@@ -9231,25 +11755,18 @@
                 <w:b/>
                 <w:bCs/>
               </w:rPr>
-              <w:t>Lesson</w:t>
-            </w:r>
-          </w:p>
-        </w:tc>
-        <w:tc>
-          <w:tcPr>
-            <w:tcW w:w="0" w:type="auto"/>
-            <w:tcMar>
-              <w:top w:w="15" w:type="dxa"/>
-              <w:left w:w="15" w:type="dxa"/>
-              <w:bottom w:w="15" w:type="dxa"/>
-              <w:right w:w="15" w:type="dxa"/>
-            </w:tcMar>
+              <w:t>Use</w:t>
+            </w:r>
+          </w:p>
+        </w:tc>
+        <w:tc>
+          <w:tcPr>
+            <w:tcW w:w="0" w:type="auto"/>
             <w:vAlign w:val="center"/>
             <w:hideMark/>
           </w:tcPr>
           <w:p>
             <w:pPr>
-              <w:jc w:val="center"/>
               <w:rPr>
                 <w:b/>
                 <w:bCs/>
@@ -9260,390 +11777,551 @@
                 <w:b/>
                 <w:bCs/>
               </w:rPr>
-              <w:t>Command(s) Used</w:t>
-            </w:r>
-          </w:p>
-        </w:tc>
-      </w:tr>
-      <w:tr>
-        <w:trPr>
-          <w:tblCellSpacing w:w="15" w:type="dxa"/>
-        </w:trPr>
-        <w:tc>
-          <w:tcPr>
-            <w:tcW w:w="0" w:type="auto"/>
-            <w:tcMar>
-              <w:top w:w="15" w:type="dxa"/>
-              <w:left w:w="15" w:type="dxa"/>
-              <w:bottom w:w="15" w:type="dxa"/>
-              <w:right w:w="15" w:type="dxa"/>
-            </w:tcMar>
-            <w:vAlign w:val="center"/>
-            <w:hideMark/>
-          </w:tcPr>
-          <w:p>
-            <w:r>
-              <w:t>5→6</w:t>
-            </w:r>
-          </w:p>
-        </w:tc>
-        <w:tc>
-          <w:tcPr>
-            <w:tcW w:w="0" w:type="auto"/>
-            <w:tcMar>
-              <w:top w:w="15" w:type="dxa"/>
-              <w:left w:w="15" w:type="dxa"/>
-              <w:bottom w:w="15" w:type="dxa"/>
-              <w:right w:w="15" w:type="dxa"/>
-            </w:tcMar>
-            <w:vAlign w:val="center"/>
-            <w:hideMark/>
-          </w:tcPr>
-          <w:p>
-            <w:r>
-              <w:t>Find file by size (1033 bytes) and not executable</w:t>
-            </w:r>
-          </w:p>
-        </w:tc>
-        <w:tc>
-          <w:tcPr>
-            <w:tcW w:w="0" w:type="auto"/>
-            <w:tcMar>
-              <w:top w:w="15" w:type="dxa"/>
-              <w:left w:w="15" w:type="dxa"/>
-              <w:bottom w:w="15" w:type="dxa"/>
-              <w:right w:w="15" w:type="dxa"/>
-            </w:tcMar>
-            <w:vAlign w:val="center"/>
-            <w:hideMark/>
-          </w:tcPr>
-          <w:p>
+              <w:t>Example</w:t>
+            </w:r>
+          </w:p>
+        </w:tc>
+      </w:tr>
+      <w:tr>
+        <w:trPr>
+          <w:tblCellSpacing w:w="15" w:type="dxa"/>
+        </w:trPr>
+        <w:tc>
+          <w:tcPr>
+            <w:tcW w:w="0" w:type="auto"/>
+            <w:vAlign w:val="center"/>
+            <w:hideMark/>
+          </w:tcPr>
+          <w:p>
+            <w:r>
+              <w:t>base64 -d</w:t>
+            </w:r>
+          </w:p>
+        </w:tc>
+        <w:tc>
+          <w:tcPr>
+            <w:tcW w:w="0" w:type="auto"/>
+            <w:vAlign w:val="center"/>
+            <w:hideMark/>
+          </w:tcPr>
+          <w:p>
+            <w:r>
+              <w:t>Decode Base64 data</w:t>
+            </w:r>
+          </w:p>
+        </w:tc>
+        <w:tc>
+          <w:tcPr>
+            <w:tcW w:w="0" w:type="auto"/>
+            <w:vAlign w:val="center"/>
+            <w:hideMark/>
+          </w:tcPr>
+          <w:p>
+            <w:r>
+              <w:t>base64 -d data.txt</w:t>
+            </w:r>
+          </w:p>
+        </w:tc>
+      </w:tr>
+      <w:tr>
+        <w:trPr>
+          <w:tblCellSpacing w:w="15" w:type="dxa"/>
+        </w:trPr>
+        <w:tc>
+          <w:tcPr>
+            <w:tcW w:w="0" w:type="auto"/>
+            <w:vAlign w:val="center"/>
+            <w:hideMark/>
+          </w:tcPr>
+          <w:p>
+            <w:r>
+              <w:t>tr 'A-Za-z' 'N-ZA-Mn-za-m'</w:t>
+            </w:r>
+          </w:p>
+        </w:tc>
+        <w:tc>
+          <w:tcPr>
+            <w:tcW w:w="0" w:type="auto"/>
+            <w:vAlign w:val="center"/>
+            <w:hideMark/>
+          </w:tcPr>
+          <w:p>
+            <w:r>
+              <w:t>Decode ROT13 text</w:t>
+            </w:r>
+          </w:p>
+        </w:tc>
+        <w:tc>
+          <w:tcPr>
+            <w:tcW w:w="0" w:type="auto"/>
+            <w:vAlign w:val="center"/>
+            <w:hideMark/>
+          </w:tcPr>
+          <w:p>
+            <w:r>
+              <w:t>cat data.txt | tr 'A-Za-z' 'N-ZA-Mn-za-m'</w:t>
+            </w:r>
+          </w:p>
+        </w:tc>
+      </w:tr>
+      <w:tr>
+        <w:trPr>
+          <w:tblCellSpacing w:w="15" w:type="dxa"/>
+        </w:trPr>
+        <w:tc>
+          <w:tcPr>
+            <w:tcW w:w="0" w:type="auto"/>
+            <w:vAlign w:val="center"/>
+            <w:hideMark/>
+          </w:tcPr>
+          <w:p>
+            <w:proofErr w:type="spellStart"/>
+            <w:r>
+              <w:t>xxd</w:t>
+            </w:r>
+            <w:proofErr w:type="spellEnd"/>
+            <w:r>
+              <w:t xml:space="preserve"> -r</w:t>
+            </w:r>
+          </w:p>
+        </w:tc>
+        <w:tc>
+          <w:tcPr>
+            <w:tcW w:w="0" w:type="auto"/>
+            <w:vAlign w:val="center"/>
+            <w:hideMark/>
+          </w:tcPr>
+          <w:p>
+            <w:r>
+              <w:t xml:space="preserve">Convert </w:t>
+            </w:r>
+            <w:proofErr w:type="spellStart"/>
+            <w:r>
+              <w:t>hexdump</w:t>
+            </w:r>
+            <w:proofErr w:type="spellEnd"/>
+            <w:r>
+              <w:t xml:space="preserve"> back to binary</w:t>
+            </w:r>
+          </w:p>
+        </w:tc>
+        <w:tc>
+          <w:tcPr>
+            <w:tcW w:w="0" w:type="auto"/>
+            <w:vAlign w:val="center"/>
+            <w:hideMark/>
+          </w:tcPr>
+          <w:p>
+            <w:proofErr w:type="spellStart"/>
+            <w:r>
+              <w:t>xxd</w:t>
+            </w:r>
+            <w:proofErr w:type="spellEnd"/>
+            <w:r>
+              <w:t xml:space="preserve"> -r data.txt &gt; data</w:t>
+            </w:r>
+          </w:p>
+        </w:tc>
+      </w:tr>
+      <w:tr>
+        <w:trPr>
+          <w:tblCellSpacing w:w="15" w:type="dxa"/>
+        </w:trPr>
+        <w:tc>
+          <w:tcPr>
+            <w:tcW w:w="0" w:type="auto"/>
+            <w:vAlign w:val="center"/>
+            <w:hideMark/>
+          </w:tcPr>
+          <w:p>
+            <w:proofErr w:type="spellStart"/>
+            <w:r>
+              <w:t>gzip</w:t>
+            </w:r>
+            <w:proofErr w:type="spellEnd"/>
+            <w:r>
+              <w:t xml:space="preserve"> -d</w:t>
+            </w:r>
+          </w:p>
+        </w:tc>
+        <w:tc>
+          <w:tcPr>
+            <w:tcW w:w="0" w:type="auto"/>
+            <w:vAlign w:val="center"/>
+            <w:hideMark/>
+          </w:tcPr>
+          <w:p>
+            <w:r>
+              <w:t>Decompress .</w:t>
+            </w:r>
+            <w:proofErr w:type="spellStart"/>
+            <w:r>
+              <w:t>gz</w:t>
+            </w:r>
+            <w:proofErr w:type="spellEnd"/>
+            <w:r>
+              <w:t xml:space="preserve"> file</w:t>
+            </w:r>
+          </w:p>
+        </w:tc>
+        <w:tc>
+          <w:tcPr>
+            <w:tcW w:w="0" w:type="auto"/>
+            <w:vAlign w:val="center"/>
+            <w:hideMark/>
+          </w:tcPr>
+          <w:p>
+            <w:proofErr w:type="spellStart"/>
+            <w:r>
+              <w:t>gzip</w:t>
+            </w:r>
+            <w:proofErr w:type="spellEnd"/>
+            <w:r>
+              <w:t xml:space="preserve"> -d data.gz</w:t>
+            </w:r>
+          </w:p>
+        </w:tc>
+      </w:tr>
+      <w:tr>
+        <w:trPr>
+          <w:tblCellSpacing w:w="15" w:type="dxa"/>
+        </w:trPr>
+        <w:tc>
+          <w:tcPr>
+            <w:tcW w:w="0" w:type="auto"/>
+            <w:vAlign w:val="center"/>
+            <w:hideMark/>
+          </w:tcPr>
+          <w:p>
+            <w:r>
+              <w:t>bzip2 -d</w:t>
+            </w:r>
+          </w:p>
+        </w:tc>
+        <w:tc>
+          <w:tcPr>
+            <w:tcW w:w="0" w:type="auto"/>
+            <w:vAlign w:val="center"/>
+            <w:hideMark/>
+          </w:tcPr>
+          <w:p>
+            <w:r>
+              <w:t>Decompress .bz2 file</w:t>
+            </w:r>
+          </w:p>
+        </w:tc>
+        <w:tc>
+          <w:tcPr>
+            <w:tcW w:w="0" w:type="auto"/>
+            <w:vAlign w:val="center"/>
+            <w:hideMark/>
+          </w:tcPr>
+          <w:p>
+            <w:r>
+              <w:t>bzip2 -d data.bz2</w:t>
+            </w:r>
+          </w:p>
+        </w:tc>
+      </w:tr>
+      <w:tr>
+        <w:trPr>
+          <w:tblCellSpacing w:w="15" w:type="dxa"/>
+        </w:trPr>
+        <w:tc>
+          <w:tcPr>
+            <w:tcW w:w="0" w:type="auto"/>
+            <w:vAlign w:val="center"/>
+            <w:hideMark/>
+          </w:tcPr>
+          <w:p>
+            <w:r>
+              <w:t>tar -</w:t>
+            </w:r>
+            <w:proofErr w:type="spellStart"/>
+            <w:r>
+              <w:t>xf</w:t>
+            </w:r>
+            <w:proofErr w:type="spellEnd"/>
+          </w:p>
+        </w:tc>
+        <w:tc>
+          <w:tcPr>
+            <w:tcW w:w="0" w:type="auto"/>
+            <w:vAlign w:val="center"/>
+            <w:hideMark/>
+          </w:tcPr>
+          <w:p>
+            <w:r>
+              <w:t>Extract .tar archive</w:t>
+            </w:r>
+          </w:p>
+        </w:tc>
+        <w:tc>
+          <w:tcPr>
+            <w:tcW w:w="0" w:type="auto"/>
+            <w:vAlign w:val="center"/>
+            <w:hideMark/>
+          </w:tcPr>
+          <w:p>
+            <w:r>
+              <w:t>tar -</w:t>
+            </w:r>
+            <w:proofErr w:type="spellStart"/>
+            <w:r>
+              <w:t>xf</w:t>
+            </w:r>
+            <w:proofErr w:type="spellEnd"/>
+            <w:r>
+              <w:t xml:space="preserve"> data.tar</w:t>
+            </w:r>
+          </w:p>
+        </w:tc>
+      </w:tr>
+      <w:tr>
+        <w:trPr>
+          <w:tblCellSpacing w:w="15" w:type="dxa"/>
+        </w:trPr>
+        <w:tc>
+          <w:tcPr>
+            <w:tcW w:w="0" w:type="auto"/>
+            <w:vAlign w:val="center"/>
+            <w:hideMark/>
+          </w:tcPr>
+          <w:p>
+            <w:r>
+              <w:t>cp</w:t>
+            </w:r>
+          </w:p>
+        </w:tc>
+        <w:tc>
+          <w:tcPr>
+            <w:tcW w:w="0" w:type="auto"/>
+            <w:vAlign w:val="center"/>
+            <w:hideMark/>
+          </w:tcPr>
+          <w:p>
+            <w:r>
+              <w:t>Copy file</w:t>
+            </w:r>
+          </w:p>
+        </w:tc>
+        <w:tc>
+          <w:tcPr>
+            <w:tcW w:w="0" w:type="auto"/>
+            <w:vAlign w:val="center"/>
+            <w:hideMark/>
+          </w:tcPr>
+          <w:p>
+            <w:r>
+              <w:t xml:space="preserve">cp </w:t>
+            </w:r>
+            <w:proofErr w:type="spellStart"/>
             <w:proofErr w:type="gramStart"/>
             <w:r>
-              <w:rPr>
-                <w:rStyle w:val="HTMLCode"/>
-                <w:rFonts w:eastAsiaTheme="minorEastAsia"/>
-                <w:szCs w:val="22"/>
-              </w:rPr>
-              <w:t>find .</w:t>
-            </w:r>
+              <w:t>sshkey.private</w:t>
+            </w:r>
+            <w:proofErr w:type="spellEnd"/>
             <w:proofErr w:type="gramEnd"/>
             <w:r>
-              <w:rPr>
-                <w:rStyle w:val="HTMLCode"/>
-                <w:rFonts w:eastAsiaTheme="minorEastAsia"/>
-                <w:szCs w:val="22"/>
-              </w:rPr>
-              <w:t xml:space="preserve"> -type f -size 1033</w:t>
-            </w:r>
+              <w:t xml:space="preserve"> ~/Desktop/</w:t>
+            </w:r>
+          </w:p>
+        </w:tc>
+      </w:tr>
+      <w:tr>
+        <w:trPr>
+          <w:tblCellSpacing w:w="15" w:type="dxa"/>
+        </w:trPr>
+        <w:tc>
+          <w:tcPr>
+            <w:tcW w:w="0" w:type="auto"/>
+            <w:vAlign w:val="center"/>
+            <w:hideMark/>
+          </w:tcPr>
+          <w:p>
+            <w:proofErr w:type="spellStart"/>
+            <w:r>
+              <w:t>chmod</w:t>
+            </w:r>
+            <w:proofErr w:type="spellEnd"/>
+            <w:r>
+              <w:t xml:space="preserve"> 600</w:t>
+            </w:r>
+          </w:p>
+        </w:tc>
+        <w:tc>
+          <w:tcPr>
+            <w:tcW w:w="0" w:type="auto"/>
+            <w:vAlign w:val="center"/>
+            <w:hideMark/>
+          </w:tcPr>
+          <w:p>
+            <w:r>
+              <w:t>Set file permissions (owner only)</w:t>
+            </w:r>
+          </w:p>
+        </w:tc>
+        <w:tc>
+          <w:tcPr>
+            <w:tcW w:w="0" w:type="auto"/>
+            <w:vAlign w:val="center"/>
+            <w:hideMark/>
+          </w:tcPr>
+          <w:p>
+            <w:proofErr w:type="spellStart"/>
+            <w:r>
+              <w:t>chmod</w:t>
+            </w:r>
+            <w:proofErr w:type="spellEnd"/>
+            <w:r>
+              <w:t xml:space="preserve"> 600 </w:t>
+            </w:r>
+            <w:proofErr w:type="spellStart"/>
             <w:proofErr w:type="gramStart"/>
             <w:r>
-              <w:rPr>
-                <w:rStyle w:val="HTMLCode"/>
-                <w:rFonts w:eastAsiaTheme="minorEastAsia"/>
-                <w:szCs w:val="22"/>
-              </w:rPr>
-              <w:t>c !</w:t>
-            </w:r>
+              <w:t>sshkey.private</w:t>
+            </w:r>
+            <w:proofErr w:type="spellEnd"/>
             <w:proofErr w:type="gramEnd"/>
-            <w:r>
-              <w:rPr>
-                <w:rStyle w:val="HTMLCode"/>
-                <w:rFonts w:eastAsiaTheme="minorEastAsia"/>
-                <w:szCs w:val="22"/>
-              </w:rPr>
-              <w:t xml:space="preserve"> -executable</w:t>
-            </w:r>
-          </w:p>
-        </w:tc>
-      </w:tr>
-      <w:tr>
-        <w:trPr>
-          <w:tblCellSpacing w:w="15" w:type="dxa"/>
-        </w:trPr>
-        <w:tc>
-          <w:tcPr>
-            <w:tcW w:w="0" w:type="auto"/>
-            <w:tcMar>
-              <w:top w:w="15" w:type="dxa"/>
-              <w:left w:w="15" w:type="dxa"/>
-              <w:bottom w:w="15" w:type="dxa"/>
-              <w:right w:w="15" w:type="dxa"/>
-            </w:tcMar>
-            <w:vAlign w:val="center"/>
-            <w:hideMark/>
-          </w:tcPr>
-          <w:p>
-            <w:r>
-              <w:t>6→7</w:t>
-            </w:r>
-          </w:p>
-        </w:tc>
-        <w:tc>
-          <w:tcPr>
-            <w:tcW w:w="0" w:type="auto"/>
-            <w:tcMar>
-              <w:top w:w="15" w:type="dxa"/>
-              <w:left w:w="15" w:type="dxa"/>
-              <w:bottom w:w="15" w:type="dxa"/>
-              <w:right w:w="15" w:type="dxa"/>
-            </w:tcMar>
-            <w:vAlign w:val="center"/>
-            <w:hideMark/>
-          </w:tcPr>
-          <w:p>
-            <w:r>
-              <w:t>Search entire server by user, group, and size</w:t>
-            </w:r>
-          </w:p>
-        </w:tc>
-        <w:tc>
-          <w:tcPr>
-            <w:tcW w:w="0" w:type="auto"/>
-            <w:tcMar>
-              <w:top w:w="15" w:type="dxa"/>
-              <w:left w:w="15" w:type="dxa"/>
-              <w:bottom w:w="15" w:type="dxa"/>
-              <w:right w:w="15" w:type="dxa"/>
-            </w:tcMar>
-            <w:vAlign w:val="center"/>
-            <w:hideMark/>
-          </w:tcPr>
-          <w:p>
-            <w:r>
-              <w:rPr>
-                <w:rStyle w:val="HTMLCode"/>
-                <w:rFonts w:eastAsiaTheme="minorEastAsia"/>
-                <w:szCs w:val="22"/>
-              </w:rPr>
-              <w:t>find / -user bandit7 -group bandit6 -size 33c 2&gt;/dev/null</w:t>
-            </w:r>
-          </w:p>
-        </w:tc>
-      </w:tr>
-      <w:tr>
-        <w:trPr>
-          <w:tblCellSpacing w:w="15" w:type="dxa"/>
-        </w:trPr>
-        <w:tc>
-          <w:tcPr>
-            <w:tcW w:w="0" w:type="auto"/>
-            <w:tcMar>
-              <w:top w:w="15" w:type="dxa"/>
-              <w:left w:w="15" w:type="dxa"/>
-              <w:bottom w:w="15" w:type="dxa"/>
-              <w:right w:w="15" w:type="dxa"/>
-            </w:tcMar>
-            <w:vAlign w:val="center"/>
-            <w:hideMark/>
-          </w:tcPr>
-          <w:p>
-            <w:r>
-              <w:t>7→8</w:t>
-            </w:r>
-          </w:p>
-        </w:tc>
-        <w:tc>
-          <w:tcPr>
-            <w:tcW w:w="0" w:type="auto"/>
-            <w:tcMar>
-              <w:top w:w="15" w:type="dxa"/>
-              <w:left w:w="15" w:type="dxa"/>
-              <w:bottom w:w="15" w:type="dxa"/>
-              <w:right w:w="15" w:type="dxa"/>
-            </w:tcMar>
-            <w:vAlign w:val="center"/>
-            <w:hideMark/>
-          </w:tcPr>
-          <w:p>
-            <w:r>
-              <w:t>Search for text inside a file</w:t>
-            </w:r>
-          </w:p>
-        </w:tc>
-        <w:tc>
-          <w:tcPr>
-            <w:tcW w:w="0" w:type="auto"/>
-            <w:tcMar>
-              <w:top w:w="15" w:type="dxa"/>
-              <w:left w:w="15" w:type="dxa"/>
-              <w:bottom w:w="15" w:type="dxa"/>
-              <w:right w:w="15" w:type="dxa"/>
-            </w:tcMar>
-            <w:vAlign w:val="center"/>
-            <w:hideMark/>
-          </w:tcPr>
-          <w:p>
-            <w:r>
-              <w:rPr>
-                <w:rStyle w:val="HTMLCode"/>
-                <w:rFonts w:eastAsiaTheme="minorEastAsia"/>
-                <w:szCs w:val="22"/>
-              </w:rPr>
-              <w:t>grep millionth data.txt</w:t>
-            </w:r>
-          </w:p>
-        </w:tc>
-      </w:tr>
-      <w:tr>
-        <w:trPr>
-          <w:tblCellSpacing w:w="15" w:type="dxa"/>
-        </w:trPr>
-        <w:tc>
-          <w:tcPr>
-            <w:tcW w:w="0" w:type="auto"/>
-            <w:tcMar>
-              <w:top w:w="15" w:type="dxa"/>
-              <w:left w:w="15" w:type="dxa"/>
-              <w:bottom w:w="15" w:type="dxa"/>
-              <w:right w:w="15" w:type="dxa"/>
-            </w:tcMar>
-            <w:vAlign w:val="center"/>
-            <w:hideMark/>
-          </w:tcPr>
-          <w:p>
-            <w:r>
-              <w:t>8→9</w:t>
-            </w:r>
-          </w:p>
-        </w:tc>
-        <w:tc>
-          <w:tcPr>
-            <w:tcW w:w="0" w:type="auto"/>
-            <w:tcMar>
-              <w:top w:w="15" w:type="dxa"/>
-              <w:left w:w="15" w:type="dxa"/>
-              <w:bottom w:w="15" w:type="dxa"/>
-              <w:right w:w="15" w:type="dxa"/>
-            </w:tcMar>
-            <w:vAlign w:val="center"/>
-            <w:hideMark/>
-          </w:tcPr>
-          <w:p>
-            <w:r>
-              <w:t>Find the line that appears only once</w:t>
-            </w:r>
-          </w:p>
-        </w:tc>
-        <w:tc>
-          <w:tcPr>
-            <w:tcW w:w="0" w:type="auto"/>
-            <w:tcMar>
-              <w:top w:w="15" w:type="dxa"/>
-              <w:left w:w="15" w:type="dxa"/>
-              <w:bottom w:w="15" w:type="dxa"/>
-              <w:right w:w="15" w:type="dxa"/>
-            </w:tcMar>
-            <w:vAlign w:val="center"/>
-            <w:hideMark/>
-          </w:tcPr>
-          <w:p>
-            <w:r>
-              <w:rPr>
-                <w:rStyle w:val="HTMLCode"/>
-                <w:rFonts w:eastAsiaTheme="minorEastAsia"/>
-                <w:szCs w:val="22"/>
-              </w:rPr>
-              <w:t xml:space="preserve">sort data.txt | </w:t>
-            </w:r>
+          </w:p>
+        </w:tc>
+      </w:tr>
+      <w:tr>
+        <w:trPr>
+          <w:tblCellSpacing w:w="15" w:type="dxa"/>
+        </w:trPr>
+        <w:tc>
+          <w:tcPr>
+            <w:tcW w:w="0" w:type="auto"/>
+            <w:vAlign w:val="center"/>
+            <w:hideMark/>
+          </w:tcPr>
+          <w:p>
             <w:proofErr w:type="spellStart"/>
             <w:r>
-              <w:rPr>
-                <w:rStyle w:val="HTMLCode"/>
-                <w:rFonts w:eastAsiaTheme="minorEastAsia"/>
-                <w:szCs w:val="22"/>
-              </w:rPr>
-              <w:t>uniq</w:t>
+              <w:t>ssh</w:t>
             </w:r>
             <w:proofErr w:type="spellEnd"/>
             <w:r>
-              <w:rPr>
-                <w:rStyle w:val="HTMLCode"/>
-                <w:rFonts w:eastAsiaTheme="minorEastAsia"/>
-                <w:szCs w:val="22"/>
-              </w:rPr>
-              <w:t xml:space="preserve"> -u</w:t>
-            </w:r>
-          </w:p>
-        </w:tc>
-      </w:tr>
-      <w:tr>
-        <w:trPr>
-          <w:tblCellSpacing w:w="15" w:type="dxa"/>
-        </w:trPr>
-        <w:tc>
-          <w:tcPr>
-            <w:tcW w:w="0" w:type="auto"/>
-            <w:tcMar>
-              <w:top w:w="15" w:type="dxa"/>
-              <w:left w:w="15" w:type="dxa"/>
-              <w:bottom w:w="15" w:type="dxa"/>
-              <w:right w:w="15" w:type="dxa"/>
-            </w:tcMar>
-            <w:vAlign w:val="center"/>
-            <w:hideMark/>
-          </w:tcPr>
-          <w:p>
-            <w:r>
-              <w:t>9→10</w:t>
-            </w:r>
-          </w:p>
-        </w:tc>
-        <w:tc>
-          <w:tcPr>
-            <w:tcW w:w="0" w:type="auto"/>
-            <w:tcMar>
-              <w:top w:w="15" w:type="dxa"/>
-              <w:left w:w="15" w:type="dxa"/>
-              <w:bottom w:w="15" w:type="dxa"/>
-              <w:right w:w="15" w:type="dxa"/>
-            </w:tcMar>
-            <w:vAlign w:val="center"/>
-            <w:hideMark/>
-          </w:tcPr>
-          <w:p>
-            <w:r>
-              <w:t>Extract human-readable strings and search for "="</w:t>
-            </w:r>
-          </w:p>
-        </w:tc>
-        <w:tc>
-          <w:tcPr>
-            <w:tcW w:w="0" w:type="auto"/>
-            <w:tcMar>
-              <w:top w:w="15" w:type="dxa"/>
-              <w:left w:w="15" w:type="dxa"/>
-              <w:bottom w:w="15" w:type="dxa"/>
-              <w:right w:w="15" w:type="dxa"/>
-            </w:tcMar>
-            <w:vAlign w:val="center"/>
-            <w:hideMark/>
-          </w:tcPr>
-          <w:p>
-            <w:r>
-              <w:rPr>
-                <w:rStyle w:val="HTMLCode"/>
-                <w:rFonts w:eastAsiaTheme="minorEastAsia"/>
-                <w:szCs w:val="22"/>
-              </w:rPr>
-              <w:t>strings data.txt | grep "="</w:t>
+              <w:t xml:space="preserve"> -</w:t>
+            </w:r>
+            <w:proofErr w:type="spellStart"/>
+            <w:r>
+              <w:t>i</w:t>
+            </w:r>
+            <w:proofErr w:type="spellEnd"/>
+          </w:p>
+        </w:tc>
+        <w:tc>
+          <w:tcPr>
+            <w:tcW w:w="0" w:type="auto"/>
+            <w:vAlign w:val="center"/>
+            <w:hideMark/>
+          </w:tcPr>
+          <w:p>
+            <w:r>
+              <w:t>Use SSH private key to connect</w:t>
+            </w:r>
+          </w:p>
+        </w:tc>
+        <w:tc>
+          <w:tcPr>
+            <w:tcW w:w="0" w:type="auto"/>
+            <w:vAlign w:val="center"/>
+            <w:hideMark/>
+          </w:tcPr>
+          <w:p>
+            <w:proofErr w:type="spellStart"/>
+            <w:r>
+              <w:t>ssh</w:t>
+            </w:r>
+            <w:proofErr w:type="spellEnd"/>
+            <w:r>
+              <w:t xml:space="preserve"> -</w:t>
+            </w:r>
+            <w:proofErr w:type="spellStart"/>
+            <w:r>
+              <w:t>i</w:t>
+            </w:r>
+            <w:proofErr w:type="spellEnd"/>
+            <w:r>
+              <w:t xml:space="preserve"> </w:t>
+            </w:r>
+            <w:proofErr w:type="spellStart"/>
+            <w:proofErr w:type="gramStart"/>
+            <w:r>
+              <w:t>sshkey.private</w:t>
+            </w:r>
+            <w:proofErr w:type="spellEnd"/>
+            <w:proofErr w:type="gramEnd"/>
+            <w:r>
+              <w:t xml:space="preserve"> bandit14@bandit.labs.overthewire.org -p 2220</w:t>
+            </w:r>
+          </w:p>
+        </w:tc>
+      </w:tr>
+      <w:tr>
+        <w:trPr>
+          <w:tblCellSpacing w:w="15" w:type="dxa"/>
+        </w:trPr>
+        <w:tc>
+          <w:tcPr>
+            <w:tcW w:w="0" w:type="auto"/>
+            <w:vAlign w:val="center"/>
+            <w:hideMark/>
+          </w:tcPr>
+          <w:p>
+            <w:proofErr w:type="spellStart"/>
+            <w:r>
+              <w:t>nc</w:t>
+            </w:r>
+            <w:proofErr w:type="spellEnd"/>
+          </w:p>
+        </w:tc>
+        <w:tc>
+          <w:tcPr>
+            <w:tcW w:w="0" w:type="auto"/>
+            <w:vAlign w:val="center"/>
+            <w:hideMark/>
+          </w:tcPr>
+          <w:p>
+            <w:proofErr w:type="spellStart"/>
+            <w:r>
+              <w:t>Netcat</w:t>
+            </w:r>
+            <w:proofErr w:type="spellEnd"/>
+            <w:r>
+              <w:t xml:space="preserve"> – send/receive data over network</w:t>
+            </w:r>
+          </w:p>
+        </w:tc>
+        <w:tc>
+          <w:tcPr>
+            <w:tcW w:w="0" w:type="auto"/>
+            <w:vAlign w:val="center"/>
+            <w:hideMark/>
+          </w:tcPr>
+          <w:p>
+            <w:r>
+              <w:t xml:space="preserve">echo "password" | </w:t>
+            </w:r>
+            <w:proofErr w:type="spellStart"/>
+            <w:r>
+              <w:t>nc</w:t>
+            </w:r>
+            <w:proofErr w:type="spellEnd"/>
+            <w:r>
+              <w:t xml:space="preserve"> localhost 30000</w:t>
             </w:r>
           </w:p>
         </w:tc>
       </w:tr>
     </w:tbl>
+    <w:p/>
     <w:p>
       <w:pPr>
-        <w:spacing w:after="0"/>
-        <w:jc w:val="center"/>
+        <w:spacing w:line="259" w:lineRule="auto"/>
       </w:pPr>
-      <w:r>
-        <w:pict w14:anchorId="19F6EC82">
-          <v:rect id="_x0000_i1045" style="width:515.55pt;height:1.5pt" o:hralign="center" o:hrstd="t" o:hr="t" fillcolor="#a0a0a0" stroked="f"/>
-        </w:pict>
-      </w:r>
-    </w:p>
-    <w:p>
       <w:r>
         <w:br w:type="page"/>
       </w:r>
@@ -10102,7 +12780,6 @@
     <w:basedOn w:val="Normal"/>
     <w:link w:val="Heading2Char"/>
     <w:uiPriority w:val="9"/>
-    <w:semiHidden/>
     <w:unhideWhenUsed/>
     <w:qFormat/>
     <w:rsid w:val="005E70E2"/>
@@ -10118,10 +12795,28 @@
       <w:szCs w:val="24"/>
     </w:rPr>
   </w:style>
+  <w:style w:type="paragraph" w:styleId="Heading3">
+    <w:name w:val="heading 3"/>
+    <w:basedOn w:val="Heading2"/>
+    <w:next w:val="Normal"/>
+    <w:link w:val="Heading3Char"/>
+    <w:uiPriority w:val="9"/>
+    <w:unhideWhenUsed/>
+    <w:qFormat/>
+    <w:rsid w:val="000B502E"/>
+    <w:pPr>
+      <w:outlineLvl w:val="2"/>
+    </w:pPr>
+    <w:rPr>
+      <w:b w:val="0"/>
+      <w:bCs w:val="0"/>
+      <w:sz w:val="22"/>
+      <w:szCs w:val="22"/>
+    </w:rPr>
+  </w:style>
   <w:style w:type="character" w:default="1" w:styleId="DefaultParagraphFont">
     <w:name w:val="Default Paragraph Font"/>
     <w:uiPriority w:val="1"/>
-    <w:semiHidden/>
     <w:unhideWhenUsed/>
   </w:style>
   <w:style w:type="table" w:default="1" w:styleId="TableNormal">
@@ -10165,7 +12860,6 @@
     <w:basedOn w:val="DefaultParagraphFont"/>
     <w:link w:val="Heading2"/>
     <w:uiPriority w:val="9"/>
-    <w:semiHidden/>
     <w:rsid w:val="005E70E2"/>
     <w:rPr>
       <w:rFonts w:ascii="Times New Roman" w:eastAsia="Times New Roman" w:hAnsi="Times New Roman" w:cs="Times New Roman"/>
@@ -10186,6 +12880,27 @@
       <w:rFonts w:ascii="Courier New" w:eastAsia="Times New Roman" w:hAnsi="Courier New" w:cs="Times New Roman" w:hint="default"/>
       <w:sz w:val="20"/>
       <w:szCs w:val="20"/>
+    </w:rPr>
+  </w:style>
+  <w:style w:type="character" w:styleId="Strong">
+    <w:name w:val="Strong"/>
+    <w:basedOn w:val="DefaultParagraphFont"/>
+    <w:uiPriority w:val="22"/>
+    <w:qFormat/>
+    <w:rsid w:val="000B502E"/>
+    <w:rPr>
+      <w:b/>
+      <w:bCs/>
+    </w:rPr>
+  </w:style>
+  <w:style w:type="character" w:customStyle="1" w:styleId="Heading3Char">
+    <w:name w:val="Heading 3 Char"/>
+    <w:basedOn w:val="DefaultParagraphFont"/>
+    <w:link w:val="Heading3"/>
+    <w:uiPriority w:val="9"/>
+    <w:rsid w:val="000B502E"/>
+    <w:rPr>
+      <w:rFonts w:ascii="Times New Roman" w:eastAsia="Times New Roman" w:hAnsi="Times New Roman" w:cs="Times New Roman"/>
     </w:rPr>
   </w:style>
 </w:styles>
